--- a/smart.docx
+++ b/smart.docx
@@ -1680,31 +1680,7 @@
             <w:sz w:val="18"/>
             <w:szCs w:val="18"/>
           </w:rPr>
-          <m:t>L=</m:t>
-        </m:r>
-        <m:r>
-          <w:rPr>
-            <w:rFonts w:ascii="Cambria Math" w:hAnsi="Cambria Math" w:cs="Times New Roman"/>
-            <w:sz w:val="18"/>
-            <w:szCs w:val="18"/>
-          </w:rPr>
-          <m:t>2(</m:t>
-        </m:r>
-        <m:r>
-          <w:rPr>
-            <w:rFonts w:ascii="Cambria Math" w:hAnsi="Cambria Math" w:cs="Times New Roman"/>
-            <w:sz w:val="18"/>
-            <w:szCs w:val="18"/>
-          </w:rPr>
-          <m:t>x</m:t>
-        </m:r>
-        <m:r>
-          <w:rPr>
-            <w:rFonts w:ascii="Cambria Math" w:hAnsi="Cambria Math" w:cs="Times New Roman"/>
-            <w:sz w:val="18"/>
-            <w:szCs w:val="18"/>
-          </w:rPr>
-          <m:t>-</m:t>
+          <m:t>L=2(x-</m:t>
         </m:r>
         <m:sSup>
           <m:sSupPr>
@@ -1734,15 +1710,7 @@
                 <w:sz w:val="18"/>
                 <w:szCs w:val="18"/>
               </w:rPr>
-              <m:t>-</m:t>
-            </m:r>
-            <m:r>
-              <w:rPr>
-                <w:rFonts w:ascii="Cambria Math" w:hAnsi="Cambria Math" w:cs="Times New Roman"/>
-                <w:sz w:val="18"/>
-                <w:szCs w:val="18"/>
-              </w:rPr>
-              <m:t>x</m:t>
+              <m:t>-x</m:t>
             </m:r>
           </m:sup>
         </m:sSup>
@@ -1782,15 +1750,7 @@
                 <w:sz w:val="18"/>
                 <w:szCs w:val="18"/>
               </w:rPr>
-              <m:t>-</m:t>
-            </m:r>
-            <m:r>
-              <w:rPr>
-                <w:rFonts w:ascii="Cambria Math" w:hAnsi="Cambria Math" w:cs="Times New Roman"/>
-                <w:sz w:val="18"/>
-                <w:szCs w:val="18"/>
-              </w:rPr>
-              <m:t>x</m:t>
+              <m:t>-x</m:t>
             </m:r>
           </m:sup>
         </m:sSup>
@@ -3535,16 +3495,7 @@
             <w:szCs w:val="18"/>
             <w:lang w:val="en"/>
           </w:rPr>
-          <m:t>∥</m:t>
-        </m:r>
-        <m:r>
-          <w:rPr>
-            <w:rFonts w:ascii="Cambria Math" w:hAnsi="Cambria Math" w:cs="Times New Roman"/>
-            <w:sz w:val="18"/>
-            <w:szCs w:val="18"/>
-            <w:lang w:val="en"/>
-          </w:rPr>
-          <m:t>&lt;1</m:t>
+          <m:t>∥&lt;1</m:t>
         </m:r>
       </m:oMath>
       <w:r>
@@ -4114,23 +4065,7 @@
                 <w:sz w:val="18"/>
                 <w:szCs w:val="18"/>
               </w:rPr>
-              <m:t>f</m:t>
-            </m:r>
-            <m:r>
-              <w:rPr>
-                <w:rFonts w:ascii="Cambria Math" w:hAnsi="Cambria Math" w:cs="Times New Roman"/>
-                <w:sz w:val="18"/>
-                <w:szCs w:val="18"/>
-              </w:rPr>
-              <m:t>1</m:t>
-            </m:r>
-            <m:r>
-              <w:rPr>
-                <w:rFonts w:ascii="Cambria Math" w:hAnsi="Cambria Math" w:cs="Times New Roman"/>
-                <w:sz w:val="18"/>
-                <w:szCs w:val="18"/>
-              </w:rPr>
-              <m:t>(h</m:t>
+              <m:t>f(h</m:t>
             </m:r>
           </m:e>
           <m:sub>
@@ -4177,23 +4112,7 @@
           <w:sz w:val="18"/>
           <w:szCs w:val="18"/>
         </w:rPr>
-        <w:t xml:space="preserve"> will converge to a memory cluster, and that is the attractor basin. Now, the crucial issue is to ensure stability. Firat, we </w:t>
-      </w:r>
-      <w:r>
-        <w:rPr>
-          <w:rFonts w:ascii="Times New Roman" w:hAnsi="Times New Roman" w:cs="Times New Roman" w:hint="eastAsia"/>
-          <w:sz w:val="18"/>
-          <w:szCs w:val="18"/>
-        </w:rPr>
-        <w:t xml:space="preserve"> </w:t>
-      </w:r>
-      <w:r>
-        <w:rPr>
-          <w:rFonts w:ascii="Times New Roman" w:hAnsi="Times New Roman" w:cs="Times New Roman"/>
-          <w:sz w:val="18"/>
-          <w:szCs w:val="18"/>
-        </w:rPr>
-        <w:t>:</w:t>
+        <w:t xml:space="preserve"> will converge to a memory cluster, and that is the attractor basin. Now, the crucial issue is to ensure stability. Firat, we:</w:t>
       </w:r>
       <w:r>
         <w:rPr>
@@ -5023,7 +4942,7 @@
         </w:numPr>
         <w:jc w:val="center"/>
         <w:rPr>
-          <w:rFonts w:ascii="Times New Roman" w:hAnsi="Times New Roman" w:cs="Times New Roman" w:hint="eastAsia"/>
+          <w:rFonts w:ascii="Times New Roman" w:hAnsi="Times New Roman" w:cs="Times New Roman"/>
           <w:sz w:val="18"/>
           <w:szCs w:val="18"/>
         </w:rPr>
@@ -5596,15 +5515,7 @@
             <w:sz w:val="18"/>
             <w:szCs w:val="18"/>
           </w:rPr>
-          <m:t>=</m:t>
-        </m:r>
-        <m:r>
-          <w:rPr>
-            <w:rFonts w:ascii="Cambria Math" w:hAnsi="Cambria Math" w:cs="Times New Roman"/>
-            <w:sz w:val="18"/>
-            <w:szCs w:val="18"/>
-          </w:rPr>
-          <m:t>-</m:t>
+          <m:t>=-</m:t>
         </m:r>
         <m:nary>
           <m:naryPr>
@@ -6017,13 +5928,622 @@
         </m:nary>
       </m:oMath>
     </w:p>
+    <w:p>
+      <w:pPr>
+        <w:rPr>
+          <w:rFonts w:ascii="Times New Roman" w:hAnsi="Times New Roman" w:cs="Times New Roman" w:hint="eastAsia"/>
+          <w:sz w:val="18"/>
+          <w:szCs w:val="18"/>
+        </w:rPr>
+      </w:pPr>
+      <w:r>
+        <w:rPr>
+          <w:rFonts w:ascii="Times New Roman" w:hAnsi="Times New Roman" w:cs="Times New Roman" w:hint="eastAsia"/>
+          <w:sz w:val="18"/>
+          <w:szCs w:val="18"/>
+        </w:rPr>
+        <w:t>Now, we expect that there should be a clear indicator to tell us the dynamics stability of the model, in order to see if our new loss is working correctly. So, we invent the Internal Dynamics Stability Indicator (IDSI). We</w:t>
+      </w:r>
+      <w:r>
+        <w:rPr>
+          <w:rFonts w:ascii="Times New Roman" w:hAnsi="Times New Roman" w:cs="Times New Roman"/>
+          <w:sz w:val="18"/>
+          <w:szCs w:val="18"/>
+        </w:rPr>
+        <w:t>’</w:t>
+      </w:r>
+      <w:r>
+        <w:rPr>
+          <w:rFonts w:ascii="Times New Roman" w:hAnsi="Times New Roman" w:cs="Times New Roman" w:hint="eastAsia"/>
+          <w:sz w:val="18"/>
+          <w:szCs w:val="18"/>
+        </w:rPr>
+        <w:t xml:space="preserve">ve discussed that the </w:t>
+      </w:r>
+      <w:r>
+        <w:rPr>
+          <w:rFonts w:ascii="Times New Roman" w:hAnsi="Times New Roman" w:cs="Times New Roman" w:hint="eastAsia"/>
+          <w:sz w:val="18"/>
+          <w:szCs w:val="18"/>
+        </w:rPr>
+        <w:t>Transformer</w:t>
+      </w:r>
+      <w:r>
+        <w:rPr>
+          <w:rFonts w:ascii="Times New Roman" w:hAnsi="Times New Roman" w:cs="Times New Roman"/>
+          <w:sz w:val="18"/>
+          <w:szCs w:val="18"/>
+        </w:rPr>
+        <w:t>’</w:t>
+      </w:r>
+      <w:r>
+        <w:rPr>
+          <w:rFonts w:ascii="Times New Roman" w:hAnsi="Times New Roman" w:cs="Times New Roman" w:hint="eastAsia"/>
+          <w:sz w:val="18"/>
+          <w:szCs w:val="18"/>
+        </w:rPr>
+        <w:t>s hidden state</w:t>
+      </w:r>
+      <w:r>
+        <w:rPr>
+          <w:rFonts w:ascii="Times New Roman" w:hAnsi="Times New Roman" w:cs="Times New Roman"/>
+          <w:sz w:val="18"/>
+          <w:szCs w:val="18"/>
+        </w:rPr>
+        <w:t>’</w:t>
+      </w:r>
+      <w:r>
+        <w:rPr>
+          <w:rFonts w:ascii="Times New Roman" w:hAnsi="Times New Roman" w:cs="Times New Roman" w:hint="eastAsia"/>
+          <w:sz w:val="18"/>
+          <w:szCs w:val="18"/>
+        </w:rPr>
+        <w:t xml:space="preserve">s update is implemented through: </w:t>
+      </w:r>
+      <m:oMath>
+        <m:sSub>
+          <m:sSubPr>
+            <m:ctrlPr>
+              <w:rPr>
+                <w:rFonts w:ascii="Cambria Math" w:hAnsi="Cambria Math" w:cs="Times New Roman"/>
+                <w:i/>
+                <w:sz w:val="18"/>
+                <w:szCs w:val="18"/>
+              </w:rPr>
+            </m:ctrlPr>
+          </m:sSubPr>
+          <m:e>
+            <m:r>
+              <w:rPr>
+                <w:rFonts w:ascii="Cambria Math" w:hAnsi="Cambria Math" w:cs="Times New Roman"/>
+                <w:sz w:val="18"/>
+                <w:szCs w:val="18"/>
+              </w:rPr>
+              <m:t>h</m:t>
+            </m:r>
+          </m:e>
+          <m:sub>
+            <m:r>
+              <w:rPr>
+                <w:rFonts w:ascii="Cambria Math" w:hAnsi="Cambria Math" w:cs="Times New Roman"/>
+                <w:sz w:val="18"/>
+                <w:szCs w:val="18"/>
+              </w:rPr>
+              <m:t>t+1</m:t>
+            </m:r>
+          </m:sub>
+        </m:sSub>
+        <m:r>
+          <w:rPr>
+            <w:rFonts w:ascii="Cambria Math" w:hAnsi="Cambria Math" w:cs="Times New Roman"/>
+            <w:sz w:val="18"/>
+            <w:szCs w:val="18"/>
+          </w:rPr>
+          <m:t>=</m:t>
+        </m:r>
+        <m:sSub>
+          <m:sSubPr>
+            <m:ctrlPr>
+              <w:rPr>
+                <w:rFonts w:ascii="Cambria Math" w:hAnsi="Cambria Math" w:cs="Times New Roman"/>
+                <w:i/>
+                <w:sz w:val="18"/>
+                <w:szCs w:val="18"/>
+              </w:rPr>
+            </m:ctrlPr>
+          </m:sSubPr>
+          <m:e>
+            <m:r>
+              <w:rPr>
+                <w:rFonts w:ascii="Cambria Math" w:hAnsi="Cambria Math" w:cs="Times New Roman"/>
+                <w:sz w:val="18"/>
+                <w:szCs w:val="18"/>
+              </w:rPr>
+              <m:t>h</m:t>
+            </m:r>
+          </m:e>
+          <m:sub>
+            <m:r>
+              <w:rPr>
+                <w:rFonts w:ascii="Cambria Math" w:hAnsi="Cambria Math" w:cs="Times New Roman"/>
+                <w:sz w:val="18"/>
+                <w:szCs w:val="18"/>
+              </w:rPr>
+              <m:t>t</m:t>
+            </m:r>
+          </m:sub>
+        </m:sSub>
+        <m:r>
+          <w:rPr>
+            <w:rFonts w:ascii="Cambria Math" w:hAnsi="Cambria Math" w:cs="Times New Roman"/>
+            <w:sz w:val="18"/>
+            <w:szCs w:val="18"/>
+          </w:rPr>
+          <m:t>+α</m:t>
+        </m:r>
+        <m:d>
+          <m:dPr>
+            <m:ctrlPr>
+              <w:rPr>
+                <w:rFonts w:ascii="Cambria Math" w:hAnsi="Cambria Math" w:cs="Times New Roman"/>
+                <w:i/>
+                <w:sz w:val="18"/>
+                <w:szCs w:val="18"/>
+              </w:rPr>
+            </m:ctrlPr>
+          </m:dPr>
+          <m:e>
+            <m:r>
+              <w:rPr>
+                <w:rFonts w:ascii="Cambria Math" w:hAnsi="Cambria Math" w:cs="Times New Roman"/>
+                <w:sz w:val="18"/>
+                <w:szCs w:val="18"/>
+              </w:rPr>
+              <m:t>f</m:t>
+            </m:r>
+            <m:d>
+              <m:dPr>
+                <m:ctrlPr>
+                  <w:rPr>
+                    <w:rFonts w:ascii="Cambria Math" w:hAnsi="Cambria Math" w:cs="Times New Roman"/>
+                    <w:i/>
+                    <w:sz w:val="18"/>
+                    <w:szCs w:val="18"/>
+                  </w:rPr>
+                </m:ctrlPr>
+              </m:dPr>
+              <m:e>
+                <m:sSub>
+                  <m:sSubPr>
+                    <m:ctrlPr>
+                      <w:rPr>
+                        <w:rFonts w:ascii="Cambria Math" w:hAnsi="Cambria Math" w:cs="Times New Roman"/>
+                        <w:i/>
+                        <w:sz w:val="18"/>
+                        <w:szCs w:val="18"/>
+                      </w:rPr>
+                    </m:ctrlPr>
+                  </m:sSubPr>
+                  <m:e>
+                    <m:r>
+                      <w:rPr>
+                        <w:rFonts w:ascii="Cambria Math" w:hAnsi="Cambria Math" w:cs="Times New Roman"/>
+                        <w:sz w:val="18"/>
+                        <w:szCs w:val="18"/>
+                      </w:rPr>
+                      <m:t>h</m:t>
+                    </m:r>
+                  </m:e>
+                  <m:sub>
+                    <m:r>
+                      <w:rPr>
+                        <w:rFonts w:ascii="Cambria Math" w:hAnsi="Cambria Math" w:cs="Times New Roman"/>
+                        <w:sz w:val="18"/>
+                        <w:szCs w:val="18"/>
+                      </w:rPr>
+                      <m:t>t</m:t>
+                    </m:r>
+                  </m:sub>
+                </m:sSub>
+              </m:e>
+            </m:d>
+            <m:r>
+              <w:rPr>
+                <w:rFonts w:ascii="Cambria Math" w:hAnsi="Cambria Math" w:cs="Times New Roman"/>
+                <w:sz w:val="18"/>
+                <w:szCs w:val="18"/>
+              </w:rPr>
+              <m:t>-</m:t>
+            </m:r>
+            <m:sSub>
+              <m:sSubPr>
+                <m:ctrlPr>
+                  <w:rPr>
+                    <w:rFonts w:ascii="Cambria Math" w:hAnsi="Cambria Math" w:cs="Times New Roman"/>
+                    <w:i/>
+                    <w:sz w:val="18"/>
+                    <w:szCs w:val="18"/>
+                  </w:rPr>
+                </m:ctrlPr>
+              </m:sSubPr>
+              <m:e>
+                <m:r>
+                  <w:rPr>
+                    <w:rFonts w:ascii="Cambria Math" w:hAnsi="Cambria Math" w:cs="Times New Roman"/>
+                    <w:sz w:val="18"/>
+                    <w:szCs w:val="18"/>
+                  </w:rPr>
+                  <m:t>h</m:t>
+                </m:r>
+              </m:e>
+              <m:sub>
+                <m:r>
+                  <w:rPr>
+                    <w:rFonts w:ascii="Cambria Math" w:hAnsi="Cambria Math" w:cs="Times New Roman"/>
+                    <w:sz w:val="18"/>
+                    <w:szCs w:val="18"/>
+                  </w:rPr>
+                  <m:t>t</m:t>
+                </m:r>
+              </m:sub>
+            </m:sSub>
+          </m:e>
+        </m:d>
+      </m:oMath>
+      <w:r>
+        <w:rPr>
+          <w:rFonts w:ascii="Times New Roman" w:hAnsi="Times New Roman" w:cs="Times New Roman" w:hint="eastAsia"/>
+          <w:sz w:val="18"/>
+          <w:szCs w:val="18"/>
+        </w:rPr>
+        <w:t xml:space="preserve">, and our relative update extent (fluctuation size) for each hidden state vector can be accounted by: </w:t>
+      </w:r>
+      <m:oMath>
+        <m:r>
+          <w:rPr>
+            <w:rFonts w:ascii="Cambria Math" w:hAnsi="Cambria Math" w:cs="Times New Roman"/>
+            <w:sz w:val="18"/>
+            <w:szCs w:val="18"/>
+          </w:rPr>
+          <m:t>∆</m:t>
+        </m:r>
+        <m:sSub>
+          <m:sSubPr>
+            <m:ctrlPr>
+              <w:rPr>
+                <w:rFonts w:ascii="Cambria Math" w:hAnsi="Cambria Math" w:cs="Times New Roman"/>
+                <w:i/>
+                <w:sz w:val="18"/>
+                <w:szCs w:val="18"/>
+              </w:rPr>
+            </m:ctrlPr>
+          </m:sSubPr>
+          <m:e>
+            <m:r>
+              <w:rPr>
+                <w:rFonts w:ascii="Cambria Math" w:hAnsi="Cambria Math" w:cs="Times New Roman"/>
+                <w:sz w:val="18"/>
+                <w:szCs w:val="18"/>
+              </w:rPr>
+              <m:t>h</m:t>
+            </m:r>
+          </m:e>
+          <m:sub>
+            <m:r>
+              <w:rPr>
+                <w:rFonts w:ascii="Cambria Math" w:hAnsi="Cambria Math" w:cs="Times New Roman"/>
+                <w:sz w:val="18"/>
+                <w:szCs w:val="18"/>
+              </w:rPr>
+              <m:t>t</m:t>
+            </m:r>
+          </m:sub>
+        </m:sSub>
+        <m:r>
+          <w:rPr>
+            <w:rFonts w:ascii="Cambria Math" w:hAnsi="Cambria Math" w:cs="Times New Roman"/>
+            <w:sz w:val="18"/>
+            <w:szCs w:val="18"/>
+          </w:rPr>
+          <m:t>=</m:t>
+        </m:r>
+        <m:f>
+          <m:fPr>
+            <m:ctrlPr>
+              <w:rPr>
+                <w:rFonts w:ascii="Cambria Math" w:hAnsi="Cambria Math" w:cs="Times New Roman"/>
+                <w:i/>
+                <w:sz w:val="18"/>
+                <w:szCs w:val="18"/>
+              </w:rPr>
+            </m:ctrlPr>
+          </m:fPr>
+          <m:num>
+            <m:r>
+              <w:rPr>
+                <w:rFonts w:ascii="Cambria Math" w:hAnsi="Cambria Math" w:cs="Times New Roman"/>
+                <w:sz w:val="18"/>
+                <w:szCs w:val="18"/>
+              </w:rPr>
+              <m:t>∥</m:t>
+            </m:r>
+            <m:sSub>
+              <m:sSubPr>
+                <m:ctrlPr>
+                  <w:rPr>
+                    <w:rFonts w:ascii="Cambria Math" w:hAnsi="Cambria Math" w:cs="Times New Roman"/>
+                    <w:i/>
+                    <w:sz w:val="18"/>
+                    <w:szCs w:val="18"/>
+                  </w:rPr>
+                </m:ctrlPr>
+              </m:sSubPr>
+              <m:e>
+                <m:r>
+                  <w:rPr>
+                    <w:rFonts w:ascii="Cambria Math" w:hAnsi="Cambria Math" w:cs="Times New Roman"/>
+                    <w:sz w:val="18"/>
+                    <w:szCs w:val="18"/>
+                  </w:rPr>
+                  <m:t>h</m:t>
+                </m:r>
+              </m:e>
+              <m:sub>
+                <m:r>
+                  <w:rPr>
+                    <w:rFonts w:ascii="Cambria Math" w:hAnsi="Cambria Math" w:cs="Times New Roman"/>
+                    <w:sz w:val="18"/>
+                    <w:szCs w:val="18"/>
+                  </w:rPr>
+                  <m:t>t+1</m:t>
+                </m:r>
+              </m:sub>
+            </m:sSub>
+            <m:r>
+              <w:rPr>
+                <w:rFonts w:ascii="Cambria Math" w:hAnsi="Cambria Math" w:cs="Times New Roman"/>
+                <w:sz w:val="18"/>
+                <w:szCs w:val="18"/>
+              </w:rPr>
+              <m:t>-</m:t>
+            </m:r>
+            <m:sSub>
+              <m:sSubPr>
+                <m:ctrlPr>
+                  <w:rPr>
+                    <w:rFonts w:ascii="Cambria Math" w:hAnsi="Cambria Math" w:cs="Times New Roman"/>
+                    <w:i/>
+                    <w:sz w:val="18"/>
+                    <w:szCs w:val="18"/>
+                  </w:rPr>
+                </m:ctrlPr>
+              </m:sSubPr>
+              <m:e>
+                <m:r>
+                  <w:rPr>
+                    <w:rFonts w:ascii="Cambria Math" w:hAnsi="Cambria Math" w:cs="Times New Roman"/>
+                    <w:sz w:val="18"/>
+                    <w:szCs w:val="18"/>
+                  </w:rPr>
+                  <m:t>h</m:t>
+                </m:r>
+              </m:e>
+              <m:sub>
+                <m:r>
+                  <w:rPr>
+                    <w:rFonts w:ascii="Cambria Math" w:hAnsi="Cambria Math" w:cs="Times New Roman"/>
+                    <w:sz w:val="18"/>
+                    <w:szCs w:val="18"/>
+                  </w:rPr>
+                  <m:t>t</m:t>
+                </m:r>
+              </m:sub>
+            </m:sSub>
+            <m:r>
+              <w:rPr>
+                <w:rFonts w:ascii="Cambria Math" w:hAnsi="Cambria Math" w:cs="Times New Roman"/>
+                <w:sz w:val="18"/>
+                <w:szCs w:val="18"/>
+              </w:rPr>
+              <m:t>∥</m:t>
+            </m:r>
+          </m:num>
+          <m:den>
+            <m:r>
+              <w:rPr>
+                <w:rFonts w:ascii="Cambria Math" w:hAnsi="Cambria Math" w:cs="Times New Roman"/>
+                <w:sz w:val="18"/>
+                <w:szCs w:val="18"/>
+              </w:rPr>
+              <m:t>∥</m:t>
+            </m:r>
+            <m:sSub>
+              <m:sSubPr>
+                <m:ctrlPr>
+                  <w:rPr>
+                    <w:rFonts w:ascii="Cambria Math" w:hAnsi="Cambria Math" w:cs="Times New Roman"/>
+                    <w:i/>
+                    <w:sz w:val="18"/>
+                    <w:szCs w:val="18"/>
+                  </w:rPr>
+                </m:ctrlPr>
+              </m:sSubPr>
+              <m:e>
+                <m:r>
+                  <w:rPr>
+                    <w:rFonts w:ascii="Cambria Math" w:hAnsi="Cambria Math" w:cs="Times New Roman"/>
+                    <w:sz w:val="18"/>
+                    <w:szCs w:val="18"/>
+                  </w:rPr>
+                  <m:t>h</m:t>
+                </m:r>
+              </m:e>
+              <m:sub>
+                <m:r>
+                  <w:rPr>
+                    <w:rFonts w:ascii="Cambria Math" w:hAnsi="Cambria Math" w:cs="Times New Roman"/>
+                    <w:sz w:val="18"/>
+                    <w:szCs w:val="18"/>
+                  </w:rPr>
+                  <m:t>t</m:t>
+                </m:r>
+              </m:sub>
+            </m:sSub>
+            <m:r>
+              <w:rPr>
+                <w:rFonts w:ascii="Cambria Math" w:hAnsi="Cambria Math" w:cs="Times New Roman"/>
+                <w:sz w:val="18"/>
+                <w:szCs w:val="18"/>
+              </w:rPr>
+              <m:t>∥</m:t>
+            </m:r>
+          </m:den>
+        </m:f>
+        <m:r>
+          <w:rPr>
+            <w:rFonts w:ascii="Cambria Math" w:hAnsi="Cambria Math" w:cs="Times New Roman"/>
+            <w:sz w:val="18"/>
+            <w:szCs w:val="18"/>
+          </w:rPr>
+          <m:t>*100%</m:t>
+        </m:r>
+      </m:oMath>
+      <w:r>
+        <w:rPr>
+          <w:rFonts w:ascii="Times New Roman" w:hAnsi="Times New Roman" w:cs="Times New Roman" w:hint="eastAsia"/>
+          <w:sz w:val="18"/>
+          <w:szCs w:val="18"/>
+        </w:rPr>
+        <w:t xml:space="preserve">, and get the mean, which is the IDSI: </w:t>
+      </w:r>
+      <m:oMath>
+        <m:r>
+          <w:rPr>
+            <w:rFonts w:ascii="Cambria Math" w:hAnsi="Cambria Math" w:cs="Times New Roman"/>
+            <w:sz w:val="18"/>
+            <w:szCs w:val="18"/>
+          </w:rPr>
+          <m:t>IDSI=</m:t>
+        </m:r>
+        <m:f>
+          <m:fPr>
+            <m:ctrlPr>
+              <w:rPr>
+                <w:rFonts w:ascii="Cambria Math" w:hAnsi="Cambria Math" w:cs="Times New Roman"/>
+                <w:i/>
+                <w:sz w:val="18"/>
+                <w:szCs w:val="18"/>
+              </w:rPr>
+            </m:ctrlPr>
+          </m:fPr>
+          <m:num>
+            <m:r>
+              <w:rPr>
+                <w:rFonts w:ascii="Cambria Math" w:hAnsi="Cambria Math" w:cs="Times New Roman"/>
+                <w:sz w:val="18"/>
+                <w:szCs w:val="18"/>
+              </w:rPr>
+              <m:t>1</m:t>
+            </m:r>
+          </m:num>
+          <m:den>
+            <m:r>
+              <w:rPr>
+                <w:rFonts w:ascii="Cambria Math" w:hAnsi="Cambria Math" w:cs="Times New Roman"/>
+                <w:sz w:val="18"/>
+                <w:szCs w:val="18"/>
+              </w:rPr>
+              <m:t>N</m:t>
+            </m:r>
+          </m:den>
+        </m:f>
+        <m:nary>
+          <m:naryPr>
+            <m:chr m:val="∑"/>
+            <m:limLoc m:val="undOvr"/>
+            <m:ctrlPr>
+              <w:rPr>
+                <w:rFonts w:ascii="Cambria Math" w:hAnsi="Cambria Math" w:cs="Times New Roman"/>
+                <w:i/>
+                <w:sz w:val="18"/>
+                <w:szCs w:val="18"/>
+              </w:rPr>
+            </m:ctrlPr>
+          </m:naryPr>
+          <m:sub>
+            <m:r>
+              <w:rPr>
+                <w:rFonts w:ascii="Cambria Math" w:hAnsi="Cambria Math" w:cs="Times New Roman"/>
+                <w:sz w:val="18"/>
+                <w:szCs w:val="18"/>
+              </w:rPr>
+              <m:t>i=1</m:t>
+            </m:r>
+          </m:sub>
+          <m:sup>
+            <m:r>
+              <w:rPr>
+                <w:rFonts w:ascii="Cambria Math" w:hAnsi="Cambria Math" w:cs="Times New Roman"/>
+                <w:sz w:val="18"/>
+                <w:szCs w:val="18"/>
+              </w:rPr>
+              <m:t>N</m:t>
+            </m:r>
+          </m:sup>
+          <m:e>
+            <m:r>
+              <w:rPr>
+                <w:rFonts w:ascii="Cambria Math" w:hAnsi="Cambria Math" w:cs="Times New Roman"/>
+                <w:sz w:val="18"/>
+                <w:szCs w:val="18"/>
+              </w:rPr>
+              <m:t>∆</m:t>
+            </m:r>
+            <m:sSub>
+              <m:sSubPr>
+                <m:ctrlPr>
+                  <w:rPr>
+                    <w:rFonts w:ascii="Cambria Math" w:hAnsi="Cambria Math" w:cs="Times New Roman"/>
+                    <w:i/>
+                    <w:sz w:val="18"/>
+                    <w:szCs w:val="18"/>
+                  </w:rPr>
+                </m:ctrlPr>
+              </m:sSubPr>
+              <m:e>
+                <m:r>
+                  <w:rPr>
+                    <w:rFonts w:ascii="Cambria Math" w:hAnsi="Cambria Math" w:cs="Times New Roman"/>
+                    <w:sz w:val="18"/>
+                    <w:szCs w:val="18"/>
+                  </w:rPr>
+                  <m:t>h</m:t>
+                </m:r>
+              </m:e>
+              <m:sub>
+                <m:r>
+                  <w:rPr>
+                    <w:rFonts w:ascii="Cambria Math" w:hAnsi="Cambria Math" w:cs="Times New Roman"/>
+                    <w:sz w:val="18"/>
+                    <w:szCs w:val="18"/>
+                  </w:rPr>
+                  <m:t>i</m:t>
+                </m:r>
+              </m:sub>
+            </m:sSub>
+          </m:e>
+        </m:nary>
+      </m:oMath>
+      <w:r>
+        <w:rPr>
+          <w:rFonts w:ascii="Times New Roman" w:hAnsi="Times New Roman" w:cs="Times New Roman" w:hint="eastAsia"/>
+          <w:sz w:val="18"/>
+          <w:szCs w:val="18"/>
+        </w:rPr>
+        <w:t xml:space="preserve">, where N is the total number of hidden states (time * batch * layer). </w:t>
+      </w:r>
+    </w:p>
     <w:sectPr>
-      <w:headerReference w:type="even" r:id="rId7"/>
-      <w:headerReference w:type="default" r:id="rId8"/>
-      <w:footerReference w:type="even" r:id="rId9"/>
-      <w:footerReference w:type="default" r:id="rId10"/>
-      <w:headerReference w:type="first" r:id="rId11"/>
-      <w:footerReference w:type="first" r:id="rId12"/>
       <w:pgSz w:w="11906" w:h="16838"/>
       <w:pgMar w:top="1440" w:right="1800" w:bottom="1440" w:left="1800" w:header="851" w:footer="992" w:gutter="0"/>
       <w:cols w:space="425"/>
@@ -6064,45 +6584,6 @@
 </w:endnotes>
 </file>
 
-<file path=word/footer1.xml><?xml version="1.0" encoding="utf-8"?>
-<w:ftr xmlns:wpc="http://schemas.microsoft.com/office/word/2010/wordprocessingCanvas" xmlns:cx="http://schemas.microsoft.com/office/drawing/2014/chartex" xmlns:cx1="http://schemas.microsoft.com/office/drawing/2015/9/8/chartex" xmlns:cx2="http://schemas.microsoft.com/office/drawing/2015/10/21/chartex" xmlns:cx3="http://schemas.microsoft.com/office/drawing/2016/5/9/chartex" xmlns:cx4="http://schemas.microsoft.com/office/drawing/2016/5/10/chartex" xmlns:cx5="http://schemas.microsoft.com/office/drawing/2016/5/11/chartex" xmlns:cx6="http://schemas.microsoft.com/office/drawing/2016/5/12/chartex" xmlns:cx7="http://schemas.microsoft.com/office/drawing/2016/5/13/chartex" xmlns:cx8="http://schemas.microsoft.com/office/drawing/2016/5/14/chartex" xmlns:mc="http://schemas.openxmlformats.org/markup-compatibility/2006" xmlns:aink="http://schemas.microsoft.com/office/drawing/2016/ink" xmlns:am3d="http://schemas.microsoft.com/office/drawing/2017/model3d" xmlns:o="urn:schemas-microsoft-com:office:office" xmlns:oel="http://schemas.microsoft.com/office/2019/extlst" xmlns:r="http://schemas.openxmlformats.org/officeDocument/2006/relationships" xmlns:m="http://schemas.openxmlformats.org/officeDocument/2006/math" xmlns:v="urn:schemas-microsoft-com:vml" xmlns:wp14="http://schemas.microsoft.com/office/word/2010/wordprocessingDrawing" xmlns:wp="http://schemas.openxmlformats.org/drawingml/2006/wordprocessingDrawing" xmlns:w10="urn:schemas-microsoft-com:office:word" xmlns:w="http://schemas.openxmlformats.org/wordprocessingml/2006/main" xmlns:w14="http://schemas.microsoft.com/office/word/2010/wordml" xmlns:w15="http://schemas.microsoft.com/office/word/2012/wordml" xmlns:w16cex="http://schemas.microsoft.com/office/word/2018/wordml/cex" xmlns:w16cid="http://schemas.microsoft.com/office/word/2016/wordml/cid" xmlns:w16="http://schemas.microsoft.com/office/word/2018/wordml" xmlns:w16du="http://schemas.microsoft.com/office/word/2023/wordml/word16du" xmlns:w16sdtdh="http://schemas.microsoft.com/office/word/2020/wordml/sdtdatahash" xmlns:w16sdtfl="http://schemas.microsoft.com/office/word/2024/wordml/sdtformatlock" xmlns:w16se="http://schemas.microsoft.com/office/word/2015/wordml/symex" xmlns:wpg="http://schemas.microsoft.com/office/word/2010/wordprocessingGroup" xmlns:wpi="http://schemas.microsoft.com/office/word/2010/wordprocessingInk" xmlns:wne="http://schemas.microsoft.com/office/word/2006/wordml" xmlns:wps="http://schemas.microsoft.com/office/word/2010/wordprocessingShape" mc:Ignorable="w14 w15 w16se w16cid w16 w16cex w16sdtdh w16sdtfl w16du wp14">
-  <w:p>
-    <w:pPr>
-      <w:pStyle w:val="af1"/>
-      <w:rPr>
-        <w:rFonts w:hint="eastAsia"/>
-      </w:rPr>
-    </w:pPr>
-  </w:p>
-</w:ftr>
-</file>
-
-<file path=word/footer2.xml><?xml version="1.0" encoding="utf-8"?>
-<w:ftr xmlns:wpc="http://schemas.microsoft.com/office/word/2010/wordprocessingCanvas" xmlns:cx="http://schemas.microsoft.com/office/drawing/2014/chartex" xmlns:cx1="http://schemas.microsoft.com/office/drawing/2015/9/8/chartex" xmlns:cx2="http://schemas.microsoft.com/office/drawing/2015/10/21/chartex" xmlns:cx3="http://schemas.microsoft.com/office/drawing/2016/5/9/chartex" xmlns:cx4="http://schemas.microsoft.com/office/drawing/2016/5/10/chartex" xmlns:cx5="http://schemas.microsoft.com/office/drawing/2016/5/11/chartex" xmlns:cx6="http://schemas.microsoft.com/office/drawing/2016/5/12/chartex" xmlns:cx7="http://schemas.microsoft.com/office/drawing/2016/5/13/chartex" xmlns:cx8="http://schemas.microsoft.com/office/drawing/2016/5/14/chartex" xmlns:mc="http://schemas.openxmlformats.org/markup-compatibility/2006" xmlns:aink="http://schemas.microsoft.com/office/drawing/2016/ink" xmlns:am3d="http://schemas.microsoft.com/office/drawing/2017/model3d" xmlns:o="urn:schemas-microsoft-com:office:office" xmlns:oel="http://schemas.microsoft.com/office/2019/extlst" xmlns:r="http://schemas.openxmlformats.org/officeDocument/2006/relationships" xmlns:m="http://schemas.openxmlformats.org/officeDocument/2006/math" xmlns:v="urn:schemas-microsoft-com:vml" xmlns:wp14="http://schemas.microsoft.com/office/word/2010/wordprocessingDrawing" xmlns:wp="http://schemas.openxmlformats.org/drawingml/2006/wordprocessingDrawing" xmlns:w10="urn:schemas-microsoft-com:office:word" xmlns:w="http://schemas.openxmlformats.org/wordprocessingml/2006/main" xmlns:w14="http://schemas.microsoft.com/office/word/2010/wordml" xmlns:w15="http://schemas.microsoft.com/office/word/2012/wordml" xmlns:w16cex="http://schemas.microsoft.com/office/word/2018/wordml/cex" xmlns:w16cid="http://schemas.microsoft.com/office/word/2016/wordml/cid" xmlns:w16="http://schemas.microsoft.com/office/word/2018/wordml" xmlns:w16du="http://schemas.microsoft.com/office/word/2023/wordml/word16du" xmlns:w16sdtdh="http://schemas.microsoft.com/office/word/2020/wordml/sdtdatahash" xmlns:w16sdtfl="http://schemas.microsoft.com/office/word/2024/wordml/sdtformatlock" xmlns:w16se="http://schemas.microsoft.com/office/word/2015/wordml/symex" xmlns:wpg="http://schemas.microsoft.com/office/word/2010/wordprocessingGroup" xmlns:wpi="http://schemas.microsoft.com/office/word/2010/wordprocessingInk" xmlns:wne="http://schemas.microsoft.com/office/word/2006/wordml" xmlns:wps="http://schemas.microsoft.com/office/word/2010/wordprocessingShape" mc:Ignorable="w14 w15 w16se w16cid w16 w16cex w16sdtdh w16sdtfl w16du wp14">
-  <w:p>
-    <w:pPr>
-      <w:pStyle w:val="af1"/>
-      <w:rPr>
-        <w:rFonts w:hint="eastAsia"/>
-      </w:rPr>
-    </w:pPr>
-  </w:p>
-</w:ftr>
-</file>
-
-<file path=word/footer3.xml><?xml version="1.0" encoding="utf-8"?>
-<w:ftr xmlns:wpc="http://schemas.microsoft.com/office/word/2010/wordprocessingCanvas" xmlns:cx="http://schemas.microsoft.com/office/drawing/2014/chartex" xmlns:cx1="http://schemas.microsoft.com/office/drawing/2015/9/8/chartex" xmlns:cx2="http://schemas.microsoft.com/office/drawing/2015/10/21/chartex" xmlns:cx3="http://schemas.microsoft.com/office/drawing/2016/5/9/chartex" xmlns:cx4="http://schemas.microsoft.com/office/drawing/2016/5/10/chartex" xmlns:cx5="http://schemas.microsoft.com/office/drawing/2016/5/11/chartex" xmlns:cx6="http://schemas.microsoft.com/office/drawing/2016/5/12/chartex" xmlns:cx7="http://schemas.microsoft.com/office/drawing/2016/5/13/chartex" xmlns:cx8="http://schemas.microsoft.com/office/drawing/2016/5/14/chartex" xmlns:mc="http://schemas.openxmlformats.org/markup-compatibility/2006" xmlns:aink="http://schemas.microsoft.com/office/drawing/2016/ink" xmlns:am3d="http://schemas.microsoft.com/office/drawing/2017/model3d" xmlns:o="urn:schemas-microsoft-com:office:office" xmlns:oel="http://schemas.microsoft.com/office/2019/extlst" xmlns:r="http://schemas.openxmlformats.org/officeDocument/2006/relationships" xmlns:m="http://schemas.openxmlformats.org/officeDocument/2006/math" xmlns:v="urn:schemas-microsoft-com:vml" xmlns:wp14="http://schemas.microsoft.com/office/word/2010/wordprocessingDrawing" xmlns:wp="http://schemas.openxmlformats.org/drawingml/2006/wordprocessingDrawing" xmlns:w10="urn:schemas-microsoft-com:office:word" xmlns:w="http://schemas.openxmlformats.org/wordprocessingml/2006/main" xmlns:w14="http://schemas.microsoft.com/office/word/2010/wordml" xmlns:w15="http://schemas.microsoft.com/office/word/2012/wordml" xmlns:w16cex="http://schemas.microsoft.com/office/word/2018/wordml/cex" xmlns:w16cid="http://schemas.microsoft.com/office/word/2016/wordml/cid" xmlns:w16="http://schemas.microsoft.com/office/word/2018/wordml" xmlns:w16du="http://schemas.microsoft.com/office/word/2023/wordml/word16du" xmlns:w16sdtdh="http://schemas.microsoft.com/office/word/2020/wordml/sdtdatahash" xmlns:w16sdtfl="http://schemas.microsoft.com/office/word/2024/wordml/sdtformatlock" xmlns:w16se="http://schemas.microsoft.com/office/word/2015/wordml/symex" xmlns:wpg="http://schemas.microsoft.com/office/word/2010/wordprocessingGroup" xmlns:wpi="http://schemas.microsoft.com/office/word/2010/wordprocessingInk" xmlns:wne="http://schemas.microsoft.com/office/word/2006/wordml" xmlns:wps="http://schemas.microsoft.com/office/word/2010/wordprocessingShape" mc:Ignorable="w14 w15 w16se w16cid w16 w16cex w16sdtdh w16sdtfl w16du wp14">
-  <w:p>
-    <w:pPr>
-      <w:pStyle w:val="af1"/>
-      <w:rPr>
-        <w:rFonts w:hint="eastAsia"/>
-      </w:rPr>
-    </w:pPr>
-  </w:p>
-</w:ftr>
-</file>
-
 <file path=word/footnotes.xml><?xml version="1.0" encoding="utf-8"?>
 <w:footnotes xmlns:wpc="http://schemas.microsoft.com/office/word/2010/wordprocessingCanvas" xmlns:cx="http://schemas.microsoft.com/office/drawing/2014/chartex" xmlns:cx1="http://schemas.microsoft.com/office/drawing/2015/9/8/chartex" xmlns:cx2="http://schemas.microsoft.com/office/drawing/2015/10/21/chartex" xmlns:cx3="http://schemas.microsoft.com/office/drawing/2016/5/9/chartex" xmlns:cx4="http://schemas.microsoft.com/office/drawing/2016/5/10/chartex" xmlns:cx5="http://schemas.microsoft.com/office/drawing/2016/5/11/chartex" xmlns:cx6="http://schemas.microsoft.com/office/drawing/2016/5/12/chartex" xmlns:cx7="http://schemas.microsoft.com/office/drawing/2016/5/13/chartex" xmlns:cx8="http://schemas.microsoft.com/office/drawing/2016/5/14/chartex" xmlns:mc="http://schemas.openxmlformats.org/markup-compatibility/2006" xmlns:aink="http://schemas.microsoft.com/office/drawing/2016/ink" xmlns:am3d="http://schemas.microsoft.com/office/drawing/2017/model3d" xmlns:o="urn:schemas-microsoft-com:office:office" xmlns:oel="http://schemas.microsoft.com/office/2019/extlst" xmlns:r="http://schemas.openxmlformats.org/officeDocument/2006/relationships" xmlns:m="http://schemas.openxmlformats.org/officeDocument/2006/math" xmlns:v="urn:schemas-microsoft-com:vml" xmlns:wp14="http://schemas.microsoft.com/office/word/2010/wordprocessingDrawing" xmlns:wp="http://schemas.openxmlformats.org/drawingml/2006/wordprocessingDrawing" xmlns:w10="urn:schemas-microsoft-com:office:word" xmlns:w="http://schemas.openxmlformats.org/wordprocessingml/2006/main" xmlns:w14="http://schemas.microsoft.com/office/word/2010/wordml" xmlns:w15="http://schemas.microsoft.com/office/word/2012/wordml" xmlns:w16cex="http://schemas.microsoft.com/office/word/2018/wordml/cex" xmlns:w16cid="http://schemas.microsoft.com/office/word/2016/wordml/cid" xmlns:w16="http://schemas.microsoft.com/office/word/2018/wordml" xmlns:w16du="http://schemas.microsoft.com/office/word/2023/wordml/word16du" xmlns:w16sdtdh="http://schemas.microsoft.com/office/word/2020/wordml/sdtdatahash" xmlns:w16sdtfl="http://schemas.microsoft.com/office/word/2024/wordml/sdtformatlock" xmlns:w16se="http://schemas.microsoft.com/office/word/2015/wordml/symex" xmlns:wpg="http://schemas.microsoft.com/office/word/2010/wordprocessingGroup" xmlns:wpi="http://schemas.microsoft.com/office/word/2010/wordprocessingInk" xmlns:wne="http://schemas.microsoft.com/office/word/2006/wordml" xmlns:wps="http://schemas.microsoft.com/office/word/2010/wordprocessingShape" mc:Ignorable="w14 w15 w16se w16cid w16 w16cex w16sdtdh w16sdtfl w16du wp14">
   <w:footnote w:type="separator" w:id="-1">
@@ -6132,45 +6613,6 @@
     </w:p>
   </w:footnote>
 </w:footnotes>
-</file>
-
-<file path=word/header1.xml><?xml version="1.0" encoding="utf-8"?>
-<w:hdr xmlns:wpc="http://schemas.microsoft.com/office/word/2010/wordprocessingCanvas" xmlns:cx="http://schemas.microsoft.com/office/drawing/2014/chartex" xmlns:cx1="http://schemas.microsoft.com/office/drawing/2015/9/8/chartex" xmlns:cx2="http://schemas.microsoft.com/office/drawing/2015/10/21/chartex" xmlns:cx3="http://schemas.microsoft.com/office/drawing/2016/5/9/chartex" xmlns:cx4="http://schemas.microsoft.com/office/drawing/2016/5/10/chartex" xmlns:cx5="http://schemas.microsoft.com/office/drawing/2016/5/11/chartex" xmlns:cx6="http://schemas.microsoft.com/office/drawing/2016/5/12/chartex" xmlns:cx7="http://schemas.microsoft.com/office/drawing/2016/5/13/chartex" xmlns:cx8="http://schemas.microsoft.com/office/drawing/2016/5/14/chartex" xmlns:mc="http://schemas.openxmlformats.org/markup-compatibility/2006" xmlns:aink="http://schemas.microsoft.com/office/drawing/2016/ink" xmlns:am3d="http://schemas.microsoft.com/office/drawing/2017/model3d" xmlns:o="urn:schemas-microsoft-com:office:office" xmlns:oel="http://schemas.microsoft.com/office/2019/extlst" xmlns:r="http://schemas.openxmlformats.org/officeDocument/2006/relationships" xmlns:m="http://schemas.openxmlformats.org/officeDocument/2006/math" xmlns:v="urn:schemas-microsoft-com:vml" xmlns:wp14="http://schemas.microsoft.com/office/word/2010/wordprocessingDrawing" xmlns:wp="http://schemas.openxmlformats.org/drawingml/2006/wordprocessingDrawing" xmlns:w10="urn:schemas-microsoft-com:office:word" xmlns:w="http://schemas.openxmlformats.org/wordprocessingml/2006/main" xmlns:w14="http://schemas.microsoft.com/office/word/2010/wordml" xmlns:w15="http://schemas.microsoft.com/office/word/2012/wordml" xmlns:w16cex="http://schemas.microsoft.com/office/word/2018/wordml/cex" xmlns:w16cid="http://schemas.microsoft.com/office/word/2016/wordml/cid" xmlns:w16="http://schemas.microsoft.com/office/word/2018/wordml" xmlns:w16du="http://schemas.microsoft.com/office/word/2023/wordml/word16du" xmlns:w16sdtdh="http://schemas.microsoft.com/office/word/2020/wordml/sdtdatahash" xmlns:w16sdtfl="http://schemas.microsoft.com/office/word/2024/wordml/sdtformatlock" xmlns:w16se="http://schemas.microsoft.com/office/word/2015/wordml/symex" xmlns:wpg="http://schemas.microsoft.com/office/word/2010/wordprocessingGroup" xmlns:wpi="http://schemas.microsoft.com/office/word/2010/wordprocessingInk" xmlns:wne="http://schemas.microsoft.com/office/word/2006/wordml" xmlns:wps="http://schemas.microsoft.com/office/word/2010/wordprocessingShape" mc:Ignorable="w14 w15 w16se w16cid w16 w16cex w16sdtdh w16sdtfl w16du wp14">
-  <w:p>
-    <w:pPr>
-      <w:pStyle w:val="af"/>
-      <w:rPr>
-        <w:rFonts w:hint="eastAsia"/>
-      </w:rPr>
-    </w:pPr>
-  </w:p>
-</w:hdr>
-</file>
-
-<file path=word/header2.xml><?xml version="1.0" encoding="utf-8"?>
-<w:hdr xmlns:wpc="http://schemas.microsoft.com/office/word/2010/wordprocessingCanvas" xmlns:cx="http://schemas.microsoft.com/office/drawing/2014/chartex" xmlns:cx1="http://schemas.microsoft.com/office/drawing/2015/9/8/chartex" xmlns:cx2="http://schemas.microsoft.com/office/drawing/2015/10/21/chartex" xmlns:cx3="http://schemas.microsoft.com/office/drawing/2016/5/9/chartex" xmlns:cx4="http://schemas.microsoft.com/office/drawing/2016/5/10/chartex" xmlns:cx5="http://schemas.microsoft.com/office/drawing/2016/5/11/chartex" xmlns:cx6="http://schemas.microsoft.com/office/drawing/2016/5/12/chartex" xmlns:cx7="http://schemas.microsoft.com/office/drawing/2016/5/13/chartex" xmlns:cx8="http://schemas.microsoft.com/office/drawing/2016/5/14/chartex" xmlns:mc="http://schemas.openxmlformats.org/markup-compatibility/2006" xmlns:aink="http://schemas.microsoft.com/office/drawing/2016/ink" xmlns:am3d="http://schemas.microsoft.com/office/drawing/2017/model3d" xmlns:o="urn:schemas-microsoft-com:office:office" xmlns:oel="http://schemas.microsoft.com/office/2019/extlst" xmlns:r="http://schemas.openxmlformats.org/officeDocument/2006/relationships" xmlns:m="http://schemas.openxmlformats.org/officeDocument/2006/math" xmlns:v="urn:schemas-microsoft-com:vml" xmlns:wp14="http://schemas.microsoft.com/office/word/2010/wordprocessingDrawing" xmlns:wp="http://schemas.openxmlformats.org/drawingml/2006/wordprocessingDrawing" xmlns:w10="urn:schemas-microsoft-com:office:word" xmlns:w="http://schemas.openxmlformats.org/wordprocessingml/2006/main" xmlns:w14="http://schemas.microsoft.com/office/word/2010/wordml" xmlns:w15="http://schemas.microsoft.com/office/word/2012/wordml" xmlns:w16cex="http://schemas.microsoft.com/office/word/2018/wordml/cex" xmlns:w16cid="http://schemas.microsoft.com/office/word/2016/wordml/cid" xmlns:w16="http://schemas.microsoft.com/office/word/2018/wordml" xmlns:w16du="http://schemas.microsoft.com/office/word/2023/wordml/word16du" xmlns:w16sdtdh="http://schemas.microsoft.com/office/word/2020/wordml/sdtdatahash" xmlns:w16sdtfl="http://schemas.microsoft.com/office/word/2024/wordml/sdtformatlock" xmlns:w16se="http://schemas.microsoft.com/office/word/2015/wordml/symex" xmlns:wpg="http://schemas.microsoft.com/office/word/2010/wordprocessingGroup" xmlns:wpi="http://schemas.microsoft.com/office/word/2010/wordprocessingInk" xmlns:wne="http://schemas.microsoft.com/office/word/2006/wordml" xmlns:wps="http://schemas.microsoft.com/office/word/2010/wordprocessingShape" mc:Ignorable="w14 w15 w16se w16cid w16 w16cex w16sdtdh w16sdtfl w16du wp14">
-  <w:p>
-    <w:pPr>
-      <w:pStyle w:val="af"/>
-      <w:rPr>
-        <w:rFonts w:hint="eastAsia"/>
-      </w:rPr>
-    </w:pPr>
-  </w:p>
-</w:hdr>
-</file>
-
-<file path=word/header3.xml><?xml version="1.0" encoding="utf-8"?>
-<w:hdr xmlns:wpc="http://schemas.microsoft.com/office/word/2010/wordprocessingCanvas" xmlns:cx="http://schemas.microsoft.com/office/drawing/2014/chartex" xmlns:cx1="http://schemas.microsoft.com/office/drawing/2015/9/8/chartex" xmlns:cx2="http://schemas.microsoft.com/office/drawing/2015/10/21/chartex" xmlns:cx3="http://schemas.microsoft.com/office/drawing/2016/5/9/chartex" xmlns:cx4="http://schemas.microsoft.com/office/drawing/2016/5/10/chartex" xmlns:cx5="http://schemas.microsoft.com/office/drawing/2016/5/11/chartex" xmlns:cx6="http://schemas.microsoft.com/office/drawing/2016/5/12/chartex" xmlns:cx7="http://schemas.microsoft.com/office/drawing/2016/5/13/chartex" xmlns:cx8="http://schemas.microsoft.com/office/drawing/2016/5/14/chartex" xmlns:mc="http://schemas.openxmlformats.org/markup-compatibility/2006" xmlns:aink="http://schemas.microsoft.com/office/drawing/2016/ink" xmlns:am3d="http://schemas.microsoft.com/office/drawing/2017/model3d" xmlns:o="urn:schemas-microsoft-com:office:office" xmlns:oel="http://schemas.microsoft.com/office/2019/extlst" xmlns:r="http://schemas.openxmlformats.org/officeDocument/2006/relationships" xmlns:m="http://schemas.openxmlformats.org/officeDocument/2006/math" xmlns:v="urn:schemas-microsoft-com:vml" xmlns:wp14="http://schemas.microsoft.com/office/word/2010/wordprocessingDrawing" xmlns:wp="http://schemas.openxmlformats.org/drawingml/2006/wordprocessingDrawing" xmlns:w10="urn:schemas-microsoft-com:office:word" xmlns:w="http://schemas.openxmlformats.org/wordprocessingml/2006/main" xmlns:w14="http://schemas.microsoft.com/office/word/2010/wordml" xmlns:w15="http://schemas.microsoft.com/office/word/2012/wordml" xmlns:w16cex="http://schemas.microsoft.com/office/word/2018/wordml/cex" xmlns:w16cid="http://schemas.microsoft.com/office/word/2016/wordml/cid" xmlns:w16="http://schemas.microsoft.com/office/word/2018/wordml" xmlns:w16du="http://schemas.microsoft.com/office/word/2023/wordml/word16du" xmlns:w16sdtdh="http://schemas.microsoft.com/office/word/2020/wordml/sdtdatahash" xmlns:w16sdtfl="http://schemas.microsoft.com/office/word/2024/wordml/sdtformatlock" xmlns:w16se="http://schemas.microsoft.com/office/word/2015/wordml/symex" xmlns:wpg="http://schemas.microsoft.com/office/word/2010/wordprocessingGroup" xmlns:wpi="http://schemas.microsoft.com/office/word/2010/wordprocessingInk" xmlns:wne="http://schemas.microsoft.com/office/word/2006/wordml" xmlns:wps="http://schemas.microsoft.com/office/word/2010/wordprocessingShape" mc:Ignorable="w14 w15 w16se w16cid w16 w16cex w16sdtdh w16sdtfl w16du wp14">
-  <w:p>
-    <w:pPr>
-      <w:pStyle w:val="af"/>
-      <w:rPr>
-        <w:rFonts w:hint="eastAsia"/>
-      </w:rPr>
-    </w:pPr>
-  </w:p>
-</w:hdr>
 </file>
 
 <file path=word/numbering.xml><?xml version="1.0" encoding="utf-8"?>
@@ -6877,6 +7319,7 @@
   <w:style w:type="character" w:default="1" w:styleId="a0">
     <w:name w:val="Default Paragraph Font"/>
     <w:uiPriority w:val="1"/>
+    <w:semiHidden/>
     <w:unhideWhenUsed/>
   </w:style>
   <w:style w:type="table" w:default="1" w:styleId="a1">

--- a/smart.docx
+++ b/smart.docx
@@ -216,7 +216,23 @@
           <w:sz w:val="18"/>
           <w:szCs w:val="18"/>
         </w:rPr>
-        <w:t xml:space="preserve">form </w:t>
+        <w:t>f</w:t>
+      </w:r>
+      <w:r>
+        <w:rPr>
+          <w:rFonts w:ascii="Times New Roman" w:hAnsi="Times New Roman" w:cs="Times New Roman" w:hint="eastAsia"/>
+          <w:sz w:val="18"/>
+          <w:szCs w:val="18"/>
+        </w:rPr>
+        <w:t>ro</w:t>
+      </w:r>
+      <w:r>
+        <w:rPr>
+          <w:rFonts w:ascii="Times New Roman" w:hAnsi="Times New Roman" w:cs="Times New Roman"/>
+          <w:sz w:val="18"/>
+          <w:szCs w:val="18"/>
+        </w:rPr>
+        <w:t xml:space="preserve">m </w:t>
       </w:r>
       <w:r>
         <w:rPr>
@@ -283,7 +299,23 @@
           <w:sz w:val="18"/>
           <w:szCs w:val="18"/>
         </w:rPr>
-        <w:t xml:space="preserve">, which solves a fixed-point function that gives the constant </w:t>
+        <w:t xml:space="preserve">, which </w:t>
+      </w:r>
+      <w:r>
+        <w:rPr>
+          <w:rFonts w:ascii="Times New Roman" w:hAnsi="Times New Roman" w:cs="Times New Roman" w:hint="eastAsia"/>
+          <w:sz w:val="18"/>
+          <w:szCs w:val="18"/>
+        </w:rPr>
+        <w:t>defines</w:t>
+      </w:r>
+      <w:r>
+        <w:rPr>
+          <w:rFonts w:ascii="Times New Roman" w:hAnsi="Times New Roman" w:cs="Times New Roman"/>
+          <w:sz w:val="18"/>
+          <w:szCs w:val="18"/>
+        </w:rPr>
+        <w:t xml:space="preserve"> a fixed-point function that gives the constant </w:t>
       </w:r>
       <m:oMath>
         <m:r>
@@ -1680,7 +1712,171 @@
             <w:sz w:val="18"/>
             <w:szCs w:val="18"/>
           </w:rPr>
-          <m:t>L=2(x-</m:t>
+          <m:t>L=</m:t>
+        </m:r>
+        <m:r>
+          <w:rPr>
+            <w:rFonts w:ascii="Cambria Math" w:hAnsi="Cambria Math" w:cs="Times New Roman"/>
+            <w:sz w:val="18"/>
+            <w:szCs w:val="18"/>
+          </w:rPr>
+          <m:t>2</m:t>
+        </m:r>
+        <m:d>
+          <m:dPr>
+            <m:ctrlPr>
+              <w:rPr>
+                <w:rFonts w:ascii="Cambria Math" w:hAnsi="Cambria Math" w:cs="Times New Roman"/>
+                <w:i/>
+                <w:sz w:val="18"/>
+                <w:szCs w:val="18"/>
+              </w:rPr>
+            </m:ctrlPr>
+          </m:dPr>
+          <m:e>
+            <m:r>
+              <w:rPr>
+                <w:rFonts w:ascii="Cambria Math" w:hAnsi="Cambria Math" w:cs="Times New Roman"/>
+                <w:sz w:val="18"/>
+                <w:szCs w:val="18"/>
+              </w:rPr>
+              <m:t>x-</m:t>
+            </m:r>
+            <m:sSup>
+              <m:sSupPr>
+                <m:ctrlPr>
+                  <w:rPr>
+                    <w:rFonts w:ascii="Cambria Math" w:hAnsi="Cambria Math" w:cs="Times New Roman"/>
+                    <w:i/>
+                    <w:sz w:val="18"/>
+                    <w:szCs w:val="18"/>
+                  </w:rPr>
+                </m:ctrlPr>
+              </m:sSupPr>
+              <m:e>
+                <m:r>
+                  <w:rPr>
+                    <w:rFonts w:ascii="Cambria Math" w:hAnsi="Cambria Math" w:cs="Times New Roman"/>
+                    <w:sz w:val="18"/>
+                    <w:szCs w:val="18"/>
+                  </w:rPr>
+                  <m:t>e</m:t>
+                </m:r>
+              </m:e>
+              <m:sup>
+                <m:r>
+                  <w:rPr>
+                    <w:rFonts w:ascii="Cambria Math" w:hAnsi="Cambria Math" w:cs="Times New Roman"/>
+                    <w:sz w:val="18"/>
+                    <w:szCs w:val="18"/>
+                  </w:rPr>
+                  <m:t>-x</m:t>
+                </m:r>
+              </m:sup>
+            </m:sSup>
+          </m:e>
+        </m:d>
+        <m:d>
+          <m:dPr>
+            <m:ctrlPr>
+              <w:rPr>
+                <w:rFonts w:ascii="Cambria Math" w:hAnsi="Cambria Math" w:cs="Times New Roman"/>
+                <w:i/>
+                <w:sz w:val="18"/>
+                <w:szCs w:val="18"/>
+              </w:rPr>
+            </m:ctrlPr>
+          </m:dPr>
+          <m:e>
+            <m:r>
+              <w:rPr>
+                <w:rFonts w:ascii="Cambria Math" w:hAnsi="Cambria Math" w:cs="Times New Roman"/>
+                <w:sz w:val="18"/>
+                <w:szCs w:val="18"/>
+              </w:rPr>
+              <m:t>1+</m:t>
+            </m:r>
+            <m:sSup>
+              <m:sSupPr>
+                <m:ctrlPr>
+                  <w:rPr>
+                    <w:rFonts w:ascii="Cambria Math" w:hAnsi="Cambria Math" w:cs="Times New Roman"/>
+                    <w:i/>
+                    <w:sz w:val="18"/>
+                    <w:szCs w:val="18"/>
+                  </w:rPr>
+                </m:ctrlPr>
+              </m:sSupPr>
+              <m:e>
+                <m:r>
+                  <w:rPr>
+                    <w:rFonts w:ascii="Cambria Math" w:hAnsi="Cambria Math" w:cs="Times New Roman"/>
+                    <w:sz w:val="18"/>
+                    <w:szCs w:val="18"/>
+                  </w:rPr>
+                  <m:t>e</m:t>
+                </m:r>
+              </m:e>
+              <m:sup>
+                <m:r>
+                  <w:rPr>
+                    <w:rFonts w:ascii="Cambria Math" w:hAnsi="Cambria Math" w:cs="Times New Roman"/>
+                    <w:sz w:val="18"/>
+                    <w:szCs w:val="18"/>
+                  </w:rPr>
+                  <m:t>-x</m:t>
+                </m:r>
+              </m:sup>
+            </m:sSup>
+          </m:e>
+        </m:d>
+      </m:oMath>
+      <w:r>
+        <w:rPr>
+          <w:rFonts w:ascii="Times New Roman" w:hAnsi="Times New Roman" w:cs="Times New Roman" w:hint="eastAsia"/>
+          <w:sz w:val="18"/>
+          <w:szCs w:val="18"/>
+        </w:rPr>
+        <w:t xml:space="preserve"> and then </w:t>
+      </w:r>
+      <m:oMath>
+        <m:r>
+          <w:rPr>
+            <w:rFonts w:ascii="Cambria Math" w:hAnsi="Cambria Math" w:cs="Times New Roman"/>
+            <w:sz w:val="18"/>
+            <w:szCs w:val="18"/>
+          </w:rPr>
+          <m:t>∥</m:t>
+        </m:r>
+        <m:r>
+          <m:rPr>
+            <m:sty m:val="p"/>
+          </m:rPr>
+          <w:rPr>
+            <w:rFonts w:ascii="Cambria Math" w:hAnsi="Cambria Math" w:cs="Times New Roman"/>
+            <w:sz w:val="18"/>
+            <w:szCs w:val="18"/>
+          </w:rPr>
+          <m:t>∇</m:t>
+        </m:r>
+        <m:r>
+          <m:rPr>
+            <m:sty m:val="p"/>
+          </m:rPr>
+          <w:rPr>
+            <w:rFonts w:ascii="Cambria Math" w:hAnsi="Cambria Math" w:cs="Times New Roman"/>
+            <w:sz w:val="18"/>
+            <w:szCs w:val="18"/>
+          </w:rPr>
+          <m:t>L</m:t>
+        </m:r>
+        <m:r>
+          <w:rPr>
+            <w:rFonts w:ascii="Cambria Math" w:hAnsi="Cambria Math" w:cs="Times New Roman"/>
+            <w:sz w:val="18"/>
+            <w:szCs w:val="18"/>
+          </w:rPr>
+          <m:t>∥≈2</m:t>
         </m:r>
         <m:sSup>
           <m:sSupPr>
@@ -1710,59 +1906,19 @@
                 <w:sz w:val="18"/>
                 <w:szCs w:val="18"/>
               </w:rPr>
-              <m:t>-x</m:t>
+              <m:t>-2x</m:t>
             </m:r>
           </m:sup>
         </m:sSup>
-        <m:r>
-          <w:rPr>
-            <w:rFonts w:ascii="Cambria Math" w:hAnsi="Cambria Math" w:cs="Times New Roman"/>
-            <w:sz w:val="18"/>
-            <w:szCs w:val="18"/>
-          </w:rPr>
-          <m:t>)(1+</m:t>
-        </m:r>
-        <m:sSup>
-          <m:sSupPr>
-            <m:ctrlPr>
-              <w:rPr>
-                <w:rFonts w:ascii="Cambria Math" w:hAnsi="Cambria Math" w:cs="Times New Roman"/>
-                <w:i/>
-                <w:sz w:val="18"/>
-                <w:szCs w:val="18"/>
-              </w:rPr>
-            </m:ctrlPr>
-          </m:sSupPr>
-          <m:e>
-            <m:r>
-              <w:rPr>
-                <w:rFonts w:ascii="Cambria Math" w:hAnsi="Cambria Math" w:cs="Times New Roman"/>
-                <w:sz w:val="18"/>
-                <w:szCs w:val="18"/>
-              </w:rPr>
-              <m:t>e</m:t>
-            </m:r>
-          </m:e>
-          <m:sup>
-            <m:r>
-              <w:rPr>
-                <w:rFonts w:ascii="Cambria Math" w:hAnsi="Cambria Math" w:cs="Times New Roman"/>
-                <w:sz w:val="18"/>
-                <w:szCs w:val="18"/>
-              </w:rPr>
-              <m:t>-x</m:t>
-            </m:r>
-          </m:sup>
-        </m:sSup>
-        <m:r>
-          <w:rPr>
-            <w:rFonts w:ascii="Cambria Math" w:hAnsi="Cambria Math" w:cs="Times New Roman"/>
-            <w:sz w:val="18"/>
-            <w:szCs w:val="18"/>
-          </w:rPr>
-          <m:t>)</m:t>
-        </m:r>
       </m:oMath>
+      <w:r>
+        <w:rPr>
+          <w:rFonts w:ascii="Times New Roman" w:hAnsi="Times New Roman" w:cs="Times New Roman" w:hint="eastAsia"/>
+          <w:sz w:val="18"/>
+          <w:szCs w:val="18"/>
+        </w:rPr>
+        <w:t>, causing explosion</w:t>
+      </w:r>
       <w:r>
         <w:rPr>
           <w:rFonts w:ascii="Times New Roman" w:hAnsi="Times New Roman" w:cs="Times New Roman" w:hint="eastAsia"/>
@@ -2222,39 +2378,15 @@
           <w:sz w:val="18"/>
           <w:szCs w:val="18"/>
         </w:rPr>
-        <w:t>However,</w:t>
-      </w:r>
-      <w:r>
-        <w:rPr>
-          <w:rFonts w:ascii="Times New Roman" w:hAnsi="Times New Roman" w:cs="Times New Roman"/>
-          <w:sz w:val="18"/>
-          <w:szCs w:val="18"/>
-        </w:rPr>
-        <w:t xml:space="preserve"> this loss is still not suitable for </w:t>
-      </w:r>
-      <w:r>
-        <w:rPr>
-          <w:rFonts w:ascii="Times New Roman" w:hAnsi="Times New Roman" w:cs="Times New Roman"/>
-          <w:sz w:val="18"/>
-          <w:szCs w:val="18"/>
-        </w:rPr>
-        <w:t>an</w:t>
-      </w:r>
-      <w:r>
-        <w:rPr>
-          <w:rFonts w:ascii="Times New Roman" w:hAnsi="Times New Roman" w:cs="Times New Roman"/>
-          <w:sz w:val="18"/>
-          <w:szCs w:val="18"/>
-        </w:rPr>
-        <w:t xml:space="preserve"> LLM</w:t>
-      </w:r>
-      <w:r>
-        <w:rPr>
-          <w:rFonts w:ascii="Times New Roman" w:hAnsi="Times New Roman" w:cs="Times New Roman"/>
-          <w:sz w:val="18"/>
-          <w:szCs w:val="18"/>
-        </w:rPr>
-        <w:t xml:space="preserve">. </w:t>
+        <w:t>this formulation is not yet suitable for LLMs due to two fundamental issues:</w:t>
+      </w:r>
+      <w:r>
+        <w:rPr>
+          <w:rFonts w:ascii="Times New Roman" w:hAnsi="Times New Roman" w:cs="Times New Roman"/>
+          <w:sz w:val="18"/>
+          <w:szCs w:val="18"/>
+        </w:rPr>
+        <w:t xml:space="preserve"> </w:t>
       </w:r>
       <w:r>
         <w:rPr>
@@ -2664,7 +2796,40 @@
           <w:szCs w:val="18"/>
           <w:lang w:val="en"/>
         </w:rPr>
-        <w:t xml:space="preserve"> This h is the LLM transformation of the h used above.</w:t>
+        <w:t xml:space="preserve"> </w:t>
+      </w:r>
+      <w:r>
+        <w:rPr>
+          <w:rFonts w:ascii="Times New Roman" w:hAnsi="Times New Roman" w:cs="Times New Roman"/>
+          <w:sz w:val="18"/>
+          <w:szCs w:val="18"/>
+        </w:rPr>
+        <w:t xml:space="preserve">This abstract state </w:t>
+      </w:r>
+      <w:r>
+        <w:rPr>
+          <w:rFonts w:ascii="Times New Roman" w:hAnsi="Times New Roman" w:cs="Times New Roman" w:hint="eastAsia"/>
+          <w:sz w:val="18"/>
+          <w:szCs w:val="18"/>
+        </w:rPr>
+        <w:t xml:space="preserve">h </w:t>
+      </w:r>
+      <w:r>
+        <w:rPr>
+          <w:rFonts w:ascii="Times New Roman" w:hAnsi="Times New Roman" w:cs="Times New Roman"/>
+          <w:sz w:val="18"/>
+          <w:szCs w:val="18"/>
+        </w:rPr>
+        <w:t>is now instantiated as the Transformer hidden state</w:t>
+      </w:r>
+      <w:r>
+        <w:rPr>
+          <w:rFonts w:ascii="Times New Roman" w:hAnsi="Times New Roman" w:cs="Times New Roman"/>
+          <w:sz w:val="18"/>
+          <w:szCs w:val="18"/>
+          <w:lang w:val="en"/>
+        </w:rPr>
+        <w:t>.</w:t>
       </w:r>
       <w:r>
         <w:rPr>
@@ -3266,7 +3431,25 @@
             <w:szCs w:val="18"/>
             <w:lang w:val="en"/>
           </w:rPr>
-          <m:t>(f-f(h))</m:t>
+          <m:t>(</m:t>
+        </m:r>
+        <m:r>
+          <w:rPr>
+            <w:rFonts w:ascii="Cambria Math" w:hAnsi="Cambria Math" w:cs="Times New Roman"/>
+            <w:sz w:val="18"/>
+            <w:szCs w:val="18"/>
+            <w:lang w:val="en"/>
+          </w:rPr>
+          <m:t>h</m:t>
+        </m:r>
+        <m:r>
+          <w:rPr>
+            <w:rFonts w:ascii="Cambria Math" w:hAnsi="Cambria Math" w:cs="Times New Roman"/>
+            <w:sz w:val="18"/>
+            <w:szCs w:val="18"/>
+            <w:lang w:val="en"/>
+          </w:rPr>
+          <m:t>-f(h))</m:t>
         </m:r>
       </m:oMath>
       <w:r>
@@ -3328,7 +3511,15 @@
           <w:szCs w:val="18"/>
           <w:lang w:val="en"/>
         </w:rPr>
-        <w:t xml:space="preserve"> When those to mix together like this, it is a “probability model with stable internal dynamics”, while the final interpretation can be that the transformer is learning both </w:t>
+        <w:t xml:space="preserve"> </w:t>
+      </w:r>
+      <w:r>
+        <w:rPr>
+          <w:rFonts w:ascii="Times New Roman" w:hAnsi="Times New Roman" w:cs="Times New Roman"/>
+          <w:sz w:val="18"/>
+          <w:szCs w:val="18"/>
+        </w:rPr>
+        <w:t>When these two are combined</w:t>
       </w:r>
       <w:r>
         <w:rPr>
@@ -3337,7 +3528,7 @@
           <w:szCs w:val="18"/>
           <w:lang w:val="en"/>
         </w:rPr>
-        <w:t xml:space="preserve">energy function and a </w:t>
+        <w:t xml:space="preserve">, it is a “probability model with stable internal </w:t>
       </w:r>
       <w:r>
         <w:rPr>
@@ -3347,7 +3538,16 @@
           <w:lang w:val="en"/>
         </w:rPr>
         <w:lastRenderedPageBreak/>
-        <w:t>hidden dynamics system.</w:t>
+        <w:t xml:space="preserve">dynamics”, while the final interpretation can be that the transformer is learning both </w:t>
+      </w:r>
+      <w:r>
+        <w:rPr>
+          <w:rFonts w:ascii="Times New Roman" w:hAnsi="Times New Roman" w:cs="Times New Roman"/>
+          <w:sz w:val="18"/>
+          <w:szCs w:val="18"/>
+          <w:lang w:val="en"/>
+        </w:rPr>
+        <w:t>energy function and a hidden dynamics system.</w:t>
       </w:r>
     </w:p>
     <w:p>
@@ -3505,7 +3705,25 @@
           <w:szCs w:val="18"/>
           <w:lang w:val="en"/>
         </w:rPr>
-        <w:t xml:space="preserve"> (spectral norm) and residual form. Second, we invent Attractor Memory Block, </w:t>
+        <w:t xml:space="preserve"> (spectral</w:t>
+      </w:r>
+      <w:r>
+        <w:rPr>
+          <w:rFonts w:ascii="Times New Roman" w:hAnsi="Times New Roman" w:cs="Times New Roman" w:hint="eastAsia"/>
+          <w:sz w:val="18"/>
+          <w:szCs w:val="18"/>
+          <w:lang w:val="en"/>
+        </w:rPr>
+        <w:t>/operator</w:t>
+      </w:r>
+      <w:r>
+        <w:rPr>
+          <w:rFonts w:ascii="Times New Roman" w:hAnsi="Times New Roman" w:cs="Times New Roman"/>
+          <w:sz w:val="18"/>
+          <w:szCs w:val="18"/>
+          <w:lang w:val="en"/>
+        </w:rPr>
+        <w:t xml:space="preserve"> norm) and residual form. Second, we invent Attractor Memory Block, </w:t>
       </w:r>
       <m:oMath>
         <m:r>
@@ -4045,7 +4263,7 @@
             <w:sz w:val="18"/>
             <w:szCs w:val="18"/>
           </w:rPr>
-          <m:t>=</m:t>
+          <m:t>​=f(</m:t>
         </m:r>
         <m:sSub>
           <m:sSubPr>
@@ -4065,7 +4283,7 @@
                 <w:sz w:val="18"/>
                 <w:szCs w:val="18"/>
               </w:rPr>
-              <m:t>f(h</m:t>
+              <m:t>h</m:t>
             </m:r>
           </m:e>
           <m:sub>
@@ -4085,7 +4303,7 @@
             <w:sz w:val="18"/>
             <w:szCs w:val="18"/>
           </w:rPr>
-          <m:t>)</m:t>
+          <m:t>​)</m:t>
         </m:r>
       </m:oMath>
       <w:r>
@@ -4112,7 +4330,23 @@
           <w:sz w:val="18"/>
           <w:szCs w:val="18"/>
         </w:rPr>
-        <w:t xml:space="preserve"> will converge to a memory cluster, and that is the attractor basin. Now, the crucial issue is to ensure stability. Firat, we:</w:t>
+        <w:t xml:space="preserve"> will converge to a memory cluster, and that is the attractor basin. Now, the crucial issue is to ensure stability. Fir</w:t>
+      </w:r>
+      <w:r>
+        <w:rPr>
+          <w:rFonts w:ascii="Times New Roman" w:hAnsi="Times New Roman" w:cs="Times New Roman" w:hint="eastAsia"/>
+          <w:sz w:val="18"/>
+          <w:szCs w:val="18"/>
+        </w:rPr>
+        <w:t>s</w:t>
+      </w:r>
+      <w:r>
+        <w:rPr>
+          <w:rFonts w:ascii="Times New Roman" w:hAnsi="Times New Roman" w:cs="Times New Roman"/>
+          <w:sz w:val="18"/>
+          <w:szCs w:val="18"/>
+        </w:rPr>
+        <w:t>t, we:</w:t>
       </w:r>
       <w:r>
         <w:rPr>
@@ -4695,7 +4929,15 @@
                 <w:sz w:val="18"/>
                 <w:szCs w:val="18"/>
               </w:rPr>
-              <m:t>ϑsg(h)</m:t>
+              <m:t>∂</m:t>
+            </m:r>
+            <m:r>
+              <w:rPr>
+                <w:rFonts w:ascii="Cambria Math" w:hAnsi="Cambria Math" w:cs="Times New Roman"/>
+                <w:sz w:val="18"/>
+                <w:szCs w:val="18"/>
+              </w:rPr>
+              <m:t>sg(h)</m:t>
             </m:r>
           </m:num>
           <m:den>
@@ -4705,7 +4947,15 @@
                 <w:sz w:val="18"/>
                 <w:szCs w:val="18"/>
               </w:rPr>
-              <m:t>ϑh</m:t>
+              <m:t>∂</m:t>
+            </m:r>
+            <m:r>
+              <w:rPr>
+                <w:rFonts w:ascii="Cambria Math" w:hAnsi="Cambria Math" w:cs="Times New Roman"/>
+                <w:sz w:val="18"/>
+                <w:szCs w:val="18"/>
+              </w:rPr>
+              <m:t>h</m:t>
             </m:r>
           </m:den>
         </m:f>
@@ -5076,439 +5326,6 @@
             </m:r>
           </m:sub>
         </m:sSub>
-        <m:r>
-          <w:rPr>
-            <w:rFonts w:ascii="Cambria Math" w:hAnsi="Cambria Math" w:cs="Times New Roman"/>
-            <w:sz w:val="18"/>
-            <w:szCs w:val="18"/>
-          </w:rPr>
-          <m:t>=-</m:t>
-        </m:r>
-        <m:nary>
-          <m:naryPr>
-            <m:chr m:val="∑"/>
-            <m:limLoc m:val="subSup"/>
-            <m:supHide m:val="1"/>
-            <m:ctrlPr>
-              <w:rPr>
-                <w:rFonts w:ascii="Cambria Math" w:hAnsi="Cambria Math" w:cs="Times New Roman"/>
-                <w:i/>
-                <w:sz w:val="18"/>
-                <w:szCs w:val="18"/>
-              </w:rPr>
-            </m:ctrlPr>
-          </m:naryPr>
-          <m:sub>
-            <m:r>
-              <w:rPr>
-                <w:rFonts w:ascii="Cambria Math" w:hAnsi="Cambria Math" w:cs="Times New Roman"/>
-                <w:sz w:val="18"/>
-                <w:szCs w:val="18"/>
-              </w:rPr>
-              <m:t>t</m:t>
-            </m:r>
-          </m:sub>
-          <m:sup/>
-          <m:e>
-            <m:func>
-              <m:funcPr>
-                <m:ctrlPr>
-                  <w:rPr>
-                    <w:rFonts w:ascii="Cambria Math" w:hAnsi="Cambria Math" w:cs="Times New Roman"/>
-                    <w:i/>
-                    <w:sz w:val="18"/>
-                    <w:szCs w:val="18"/>
-                  </w:rPr>
-                </m:ctrlPr>
-              </m:funcPr>
-              <m:fName>
-                <m:r>
-                  <m:rPr>
-                    <m:sty m:val="p"/>
-                  </m:rPr>
-                  <w:rPr>
-                    <w:rFonts w:ascii="Cambria Math" w:hAnsi="Cambria Math" w:cs="Times New Roman"/>
-                    <w:sz w:val="18"/>
-                    <w:szCs w:val="18"/>
-                  </w:rPr>
-                  <m:t>log</m:t>
-                </m:r>
-              </m:fName>
-              <m:e>
-                <m:r>
-                  <w:rPr>
-                    <w:rFonts w:ascii="Cambria Math" w:hAnsi="Cambria Math" w:cs="Times New Roman"/>
-                    <w:sz w:val="18"/>
-                    <w:szCs w:val="18"/>
-                  </w:rPr>
-                  <m:t>p</m:t>
-                </m:r>
-                <m:d>
-                  <m:dPr>
-                    <m:ctrlPr>
-                      <w:rPr>
-                        <w:rFonts w:ascii="Cambria Math" w:hAnsi="Cambria Math" w:cs="Times New Roman"/>
-                        <w:i/>
-                        <w:sz w:val="18"/>
-                        <w:szCs w:val="18"/>
-                      </w:rPr>
-                    </m:ctrlPr>
-                  </m:dPr>
-                  <m:e>
-                    <m:sSub>
-                      <m:sSubPr>
-                        <m:ctrlPr>
-                          <w:rPr>
-                            <w:rFonts w:ascii="Cambria Math" w:hAnsi="Cambria Math" w:cs="Times New Roman"/>
-                            <w:i/>
-                            <w:sz w:val="18"/>
-                            <w:szCs w:val="18"/>
-                          </w:rPr>
-                        </m:ctrlPr>
-                      </m:sSubPr>
-                      <m:e>
-                        <m:r>
-                          <w:rPr>
-                            <w:rFonts w:ascii="Cambria Math" w:hAnsi="Cambria Math" w:cs="Times New Roman"/>
-                            <w:sz w:val="18"/>
-                            <w:szCs w:val="18"/>
-                          </w:rPr>
-                          <m:t>x</m:t>
-                        </m:r>
-                      </m:e>
-                      <m:sub>
-                        <m:r>
-                          <w:rPr>
-                            <w:rFonts w:ascii="Cambria Math" w:hAnsi="Cambria Math" w:cs="Times New Roman"/>
-                            <w:sz w:val="18"/>
-                            <w:szCs w:val="18"/>
-                          </w:rPr>
-                          <m:t>t</m:t>
-                        </m:r>
-                      </m:sub>
-                    </m:sSub>
-                  </m:e>
-                  <m:e>
-                    <m:sSub>
-                      <m:sSubPr>
-                        <m:ctrlPr>
-                          <w:rPr>
-                            <w:rFonts w:ascii="Cambria Math" w:hAnsi="Cambria Math" w:cs="Times New Roman"/>
-                            <w:i/>
-                            <w:sz w:val="18"/>
-                            <w:szCs w:val="18"/>
-                          </w:rPr>
-                        </m:ctrlPr>
-                      </m:sSubPr>
-                      <m:e>
-                        <m:r>
-                          <w:rPr>
-                            <w:rFonts w:ascii="Cambria Math" w:hAnsi="Cambria Math" w:cs="Times New Roman"/>
-                            <w:sz w:val="18"/>
-                            <w:szCs w:val="18"/>
-                          </w:rPr>
-                          <m:t>x</m:t>
-                        </m:r>
-                      </m:e>
-                      <m:sub>
-                        <m:r>
-                          <w:rPr>
-                            <w:rFonts w:ascii="Cambria Math" w:hAnsi="Cambria Math" w:cs="Times New Roman"/>
-                            <w:sz w:val="18"/>
-                            <w:szCs w:val="18"/>
-                          </w:rPr>
-                          <m:t>&lt;t</m:t>
-                        </m:r>
-                      </m:sub>
-                    </m:sSub>
-                  </m:e>
-                </m:d>
-              </m:e>
-            </m:func>
-          </m:e>
-        </m:nary>
-        <m:r>
-          <w:rPr>
-            <w:rFonts w:ascii="Cambria Math" w:hAnsi="Cambria Math" w:cs="Times New Roman"/>
-            <w:sz w:val="18"/>
-            <w:szCs w:val="18"/>
-          </w:rPr>
-          <m:t>+</m:t>
-        </m:r>
-        <m:r>
-          <w:rPr>
-            <w:rFonts w:ascii="Cambria Math" w:hAnsi="Cambria Math" w:cs="Times New Roman"/>
-            <w:sz w:val="18"/>
-            <w:szCs w:val="18"/>
-            <w:lang w:val="en"/>
-          </w:rPr>
-          <m:t>λ</m:t>
-        </m:r>
-        <m:sSup>
-          <m:sSupPr>
-            <m:ctrlPr>
-              <w:rPr>
-                <w:rFonts w:ascii="Cambria Math" w:hAnsi="Cambria Math" w:cs="Times New Roman"/>
-                <w:i/>
-                <w:sz w:val="18"/>
-                <w:szCs w:val="18"/>
-                <w:lang w:val="en"/>
-              </w:rPr>
-            </m:ctrlPr>
-          </m:sSupPr>
-          <m:e>
-            <m:r>
-              <w:rPr>
-                <w:rFonts w:ascii="Cambria Math" w:hAnsi="Cambria Math" w:cs="Times New Roman"/>
-                <w:sz w:val="18"/>
-                <w:szCs w:val="18"/>
-                <w:lang w:val="en"/>
-              </w:rPr>
-              <m:t>∥h-f</m:t>
-            </m:r>
-            <m:d>
-              <m:dPr>
-                <m:ctrlPr>
-                  <w:rPr>
-                    <w:rFonts w:ascii="Cambria Math" w:hAnsi="Cambria Math" w:cs="Times New Roman"/>
-                    <w:i/>
-                    <w:sz w:val="18"/>
-                    <w:szCs w:val="18"/>
-                    <w:lang w:val="en"/>
-                  </w:rPr>
-                </m:ctrlPr>
-              </m:dPr>
-              <m:e>
-                <m:r>
-                  <w:rPr>
-                    <w:rFonts w:ascii="Cambria Math" w:hAnsi="Cambria Math" w:cs="Times New Roman"/>
-                    <w:sz w:val="18"/>
-                    <w:szCs w:val="18"/>
-                    <w:lang w:val="en"/>
-                  </w:rPr>
-                  <m:t>h</m:t>
-                </m:r>
-              </m:e>
-            </m:d>
-            <m:r>
-              <w:rPr>
-                <w:rFonts w:ascii="Cambria Math" w:hAnsi="Cambria Math" w:cs="Times New Roman"/>
-                <w:sz w:val="18"/>
-                <w:szCs w:val="18"/>
-                <w:lang w:val="en"/>
-              </w:rPr>
-              <m:t>∥</m:t>
-            </m:r>
-          </m:e>
-          <m:sup>
-            <m:r>
-              <w:rPr>
-                <w:rFonts w:ascii="Cambria Math" w:hAnsi="Cambria Math" w:cs="Times New Roman"/>
-                <w:sz w:val="18"/>
-                <w:szCs w:val="18"/>
-                <w:lang w:val="en"/>
-              </w:rPr>
-              <m:t>2</m:t>
-            </m:r>
-          </m:sup>
-        </m:sSup>
-        <m:r>
-          <w:rPr>
-            <w:rFonts w:ascii="Cambria Math" w:hAnsi="Cambria Math" w:cs="Times New Roman"/>
-            <w:sz w:val="18"/>
-            <w:szCs w:val="18"/>
-            <w:lang w:val="en"/>
-          </w:rPr>
-          <m:t>+β</m:t>
-        </m:r>
-        <m:nary>
-          <m:naryPr>
-            <m:chr m:val="∑"/>
-            <m:limLoc m:val="undOvr"/>
-            <m:supHide m:val="1"/>
-            <m:ctrlPr>
-              <w:rPr>
-                <w:rFonts w:ascii="Cambria Math" w:hAnsi="Cambria Math" w:cs="Times New Roman"/>
-                <w:i/>
-                <w:sz w:val="18"/>
-                <w:szCs w:val="18"/>
-              </w:rPr>
-            </m:ctrlPr>
-          </m:naryPr>
-          <m:sub>
-            <m:r>
-              <w:rPr>
-                <w:rFonts w:ascii="Cambria Math" w:hAnsi="Cambria Math" w:cs="Times New Roman"/>
-                <w:sz w:val="18"/>
-                <w:szCs w:val="18"/>
-              </w:rPr>
-              <m:t>i≠j</m:t>
-            </m:r>
-          </m:sub>
-          <m:sup/>
-          <m:e>
-            <m:func>
-              <m:funcPr>
-                <m:ctrlPr>
-                  <w:rPr>
-                    <w:rFonts w:ascii="Cambria Math" w:hAnsi="Cambria Math" w:cs="Times New Roman"/>
-                    <w:sz w:val="18"/>
-                    <w:szCs w:val="18"/>
-                  </w:rPr>
-                </m:ctrlPr>
-              </m:funcPr>
-              <m:fName>
-                <m:r>
-                  <m:rPr>
-                    <m:sty m:val="p"/>
-                  </m:rPr>
-                  <w:rPr>
-                    <w:rFonts w:ascii="Cambria Math" w:hAnsi="Cambria Math" w:cs="Times New Roman"/>
-                    <w:sz w:val="18"/>
-                    <w:szCs w:val="18"/>
-                  </w:rPr>
-                  <m:t>exp</m:t>
-                </m:r>
-              </m:fName>
-              <m:e>
-                <m:d>
-                  <m:dPr>
-                    <m:ctrlPr>
-                      <w:rPr>
-                        <w:rFonts w:ascii="Cambria Math" w:hAnsi="Cambria Math" w:cs="Times New Roman"/>
-                        <w:i/>
-                        <w:sz w:val="18"/>
-                        <w:szCs w:val="18"/>
-                      </w:rPr>
-                    </m:ctrlPr>
-                  </m:dPr>
-                  <m:e>
-                    <m:r>
-                      <w:rPr>
-                        <w:rFonts w:ascii="Cambria Math" w:hAnsi="Cambria Math" w:cs="Times New Roman"/>
-                        <w:sz w:val="18"/>
-                        <w:szCs w:val="18"/>
-                      </w:rPr>
-                      <m:t>-</m:t>
-                    </m:r>
-                    <m:sSup>
-                      <m:sSupPr>
-                        <m:ctrlPr>
-                          <w:rPr>
-                            <w:rFonts w:ascii="Cambria Math" w:hAnsi="Cambria Math" w:cs="Times New Roman"/>
-                            <w:i/>
-                            <w:sz w:val="18"/>
-                            <w:szCs w:val="18"/>
-                          </w:rPr>
-                        </m:ctrlPr>
-                      </m:sSupPr>
-                      <m:e>
-                        <m:r>
-                          <w:rPr>
-                            <w:rFonts w:ascii="Cambria Math" w:hAnsi="Cambria Math" w:cs="Times New Roman"/>
-                            <w:sz w:val="18"/>
-                            <w:szCs w:val="18"/>
-                          </w:rPr>
-                          <m:t>∥</m:t>
-                        </m:r>
-                        <m:sSub>
-                          <m:sSubPr>
-                            <m:ctrlPr>
-                              <w:rPr>
-                                <w:rFonts w:ascii="Cambria Math" w:hAnsi="Cambria Math" w:cs="Times New Roman"/>
-                                <w:i/>
-                                <w:sz w:val="18"/>
-                                <w:szCs w:val="18"/>
-                              </w:rPr>
-                            </m:ctrlPr>
-                          </m:sSubPr>
-                          <m:e>
-                            <m:r>
-                              <w:rPr>
-                                <w:rFonts w:ascii="Cambria Math" w:hAnsi="Cambria Math" w:cs="Times New Roman"/>
-                                <w:sz w:val="18"/>
-                                <w:szCs w:val="18"/>
-                              </w:rPr>
-                              <m:t>m</m:t>
-                            </m:r>
-                          </m:e>
-                          <m:sub>
-                            <m:r>
-                              <w:rPr>
-                                <w:rFonts w:ascii="Cambria Math" w:hAnsi="Cambria Math" w:cs="Times New Roman"/>
-                                <w:sz w:val="18"/>
-                                <w:szCs w:val="18"/>
-                              </w:rPr>
-                              <m:t>i</m:t>
-                            </m:r>
-                          </m:sub>
-                        </m:sSub>
-                        <m:r>
-                          <w:rPr>
-                            <w:rFonts w:ascii="Cambria Math" w:hAnsi="Cambria Math" w:cs="Times New Roman"/>
-                            <w:sz w:val="18"/>
-                            <w:szCs w:val="18"/>
-                          </w:rPr>
-                          <m:t>-</m:t>
-                        </m:r>
-                        <m:sSub>
-                          <m:sSubPr>
-                            <m:ctrlPr>
-                              <w:rPr>
-                                <w:rFonts w:ascii="Cambria Math" w:hAnsi="Cambria Math" w:cs="Times New Roman"/>
-                                <w:i/>
-                                <w:sz w:val="18"/>
-                                <w:szCs w:val="18"/>
-                              </w:rPr>
-                            </m:ctrlPr>
-                          </m:sSubPr>
-                          <m:e>
-                            <m:r>
-                              <w:rPr>
-                                <w:rFonts w:ascii="Cambria Math" w:hAnsi="Cambria Math" w:cs="Times New Roman"/>
-                                <w:sz w:val="18"/>
-                                <w:szCs w:val="18"/>
-                              </w:rPr>
-                              <m:t>m</m:t>
-                            </m:r>
-                          </m:e>
-                          <m:sub>
-                            <m:r>
-                              <w:rPr>
-                                <w:rFonts w:ascii="Cambria Math" w:hAnsi="Cambria Math" w:cs="Times New Roman"/>
-                                <w:sz w:val="18"/>
-                                <w:szCs w:val="18"/>
-                              </w:rPr>
-                              <m:t>j</m:t>
-                            </m:r>
-                          </m:sub>
-                        </m:sSub>
-                        <m:r>
-                          <w:rPr>
-                            <w:rFonts w:ascii="Cambria Math" w:hAnsi="Cambria Math" w:cs="Times New Roman"/>
-                            <w:sz w:val="18"/>
-                            <w:szCs w:val="18"/>
-                          </w:rPr>
-                          <m:t>∥</m:t>
-                        </m:r>
-                      </m:e>
-                      <m:sup>
-                        <m:r>
-                          <w:rPr>
-                            <w:rFonts w:ascii="Cambria Math" w:hAnsi="Cambria Math" w:cs="Times New Roman"/>
-                            <w:sz w:val="18"/>
-                            <w:szCs w:val="18"/>
-                          </w:rPr>
-                          <m:t>2</m:t>
-                        </m:r>
-                      </m:sup>
-                    </m:sSup>
-                  </m:e>
-                </m:d>
-              </m:e>
-            </m:func>
-          </m:e>
-        </m:nary>
         <m:r>
           <w:rPr>
             <w:rFonts w:ascii="Cambria Math" w:hAnsi="Cambria Math" w:cs="Times New Roman"/>
@@ -5931,7 +5748,7 @@
     <w:p>
       <w:pPr>
         <w:rPr>
-          <w:rFonts w:ascii="Times New Roman" w:hAnsi="Times New Roman" w:cs="Times New Roman" w:hint="eastAsia"/>
+          <w:rFonts w:ascii="Times New Roman" w:hAnsi="Times New Roman" w:cs="Times New Roman"/>
           <w:sz w:val="18"/>
           <w:szCs w:val="18"/>
         </w:rPr>
@@ -6542,6 +6359,1760 @@
         </w:rPr>
         <w:t xml:space="preserve">, where N is the total number of hidden states (time * batch * layer). </w:t>
       </w:r>
+      <w:r>
+        <w:rPr>
+          <w:rFonts w:ascii="Times New Roman" w:hAnsi="Times New Roman" w:cs="Times New Roman" w:hint="eastAsia"/>
+          <w:sz w:val="18"/>
+          <w:szCs w:val="18"/>
+        </w:rPr>
+        <w:t xml:space="preserve">Now we can let the model to train itself according to the value of IDSI. The crucial step to reach that is to connect the forward update function with IDSI. Current forward: </w:t>
+      </w:r>
+      <m:oMath>
+        <m:sSub>
+          <m:sSubPr>
+            <m:ctrlPr>
+              <w:rPr>
+                <w:rFonts w:ascii="Cambria Math" w:hAnsi="Cambria Math" w:cs="Times New Roman"/>
+                <w:i/>
+                <w:sz w:val="18"/>
+                <w:szCs w:val="18"/>
+              </w:rPr>
+            </m:ctrlPr>
+          </m:sSubPr>
+          <m:e>
+            <m:r>
+              <w:rPr>
+                <w:rFonts w:ascii="Cambria Math" w:hAnsi="Cambria Math" w:cs="Times New Roman"/>
+                <w:sz w:val="18"/>
+                <w:szCs w:val="18"/>
+              </w:rPr>
+              <m:t>h</m:t>
+            </m:r>
+          </m:e>
+          <m:sub>
+            <m:r>
+              <w:rPr>
+                <w:rFonts w:ascii="Cambria Math" w:hAnsi="Cambria Math" w:cs="Times New Roman"/>
+                <w:sz w:val="18"/>
+                <w:szCs w:val="18"/>
+              </w:rPr>
+              <m:t>t+1</m:t>
+            </m:r>
+          </m:sub>
+        </m:sSub>
+        <m:r>
+          <w:rPr>
+            <w:rFonts w:ascii="Cambria Math" w:hAnsi="Cambria Math" w:cs="Times New Roman"/>
+            <w:sz w:val="18"/>
+            <w:szCs w:val="18"/>
+          </w:rPr>
+          <m:t>=</m:t>
+        </m:r>
+        <m:sSub>
+          <m:sSubPr>
+            <m:ctrlPr>
+              <w:rPr>
+                <w:rFonts w:ascii="Cambria Math" w:hAnsi="Cambria Math" w:cs="Times New Roman"/>
+                <w:i/>
+                <w:sz w:val="18"/>
+                <w:szCs w:val="18"/>
+              </w:rPr>
+            </m:ctrlPr>
+          </m:sSubPr>
+          <m:e>
+            <m:r>
+              <w:rPr>
+                <w:rFonts w:ascii="Cambria Math" w:hAnsi="Cambria Math" w:cs="Times New Roman"/>
+                <w:sz w:val="18"/>
+                <w:szCs w:val="18"/>
+              </w:rPr>
+              <m:t>h</m:t>
+            </m:r>
+          </m:e>
+          <m:sub>
+            <m:r>
+              <w:rPr>
+                <w:rFonts w:ascii="Cambria Math" w:hAnsi="Cambria Math" w:cs="Times New Roman"/>
+                <w:sz w:val="18"/>
+                <w:szCs w:val="18"/>
+              </w:rPr>
+              <m:t>t</m:t>
+            </m:r>
+          </m:sub>
+        </m:sSub>
+        <m:r>
+          <w:rPr>
+            <w:rFonts w:ascii="Cambria Math" w:hAnsi="Cambria Math" w:cs="Times New Roman"/>
+            <w:sz w:val="18"/>
+            <w:szCs w:val="18"/>
+          </w:rPr>
+          <m:t>+α</m:t>
+        </m:r>
+        <m:d>
+          <m:dPr>
+            <m:ctrlPr>
+              <w:rPr>
+                <w:rFonts w:ascii="Cambria Math" w:hAnsi="Cambria Math" w:cs="Times New Roman"/>
+                <w:i/>
+                <w:sz w:val="18"/>
+                <w:szCs w:val="18"/>
+              </w:rPr>
+            </m:ctrlPr>
+          </m:dPr>
+          <m:e>
+            <m:r>
+              <w:rPr>
+                <w:rFonts w:ascii="Cambria Math" w:hAnsi="Cambria Math" w:cs="Times New Roman"/>
+                <w:sz w:val="18"/>
+                <w:szCs w:val="18"/>
+              </w:rPr>
+              <m:t>f</m:t>
+            </m:r>
+            <m:d>
+              <m:dPr>
+                <m:ctrlPr>
+                  <w:rPr>
+                    <w:rFonts w:ascii="Cambria Math" w:hAnsi="Cambria Math" w:cs="Times New Roman"/>
+                    <w:i/>
+                    <w:sz w:val="18"/>
+                    <w:szCs w:val="18"/>
+                  </w:rPr>
+                </m:ctrlPr>
+              </m:dPr>
+              <m:e>
+                <m:sSub>
+                  <m:sSubPr>
+                    <m:ctrlPr>
+                      <w:rPr>
+                        <w:rFonts w:ascii="Cambria Math" w:hAnsi="Cambria Math" w:cs="Times New Roman"/>
+                        <w:i/>
+                        <w:sz w:val="18"/>
+                        <w:szCs w:val="18"/>
+                      </w:rPr>
+                    </m:ctrlPr>
+                  </m:sSubPr>
+                  <m:e>
+                    <m:r>
+                      <w:rPr>
+                        <w:rFonts w:ascii="Cambria Math" w:hAnsi="Cambria Math" w:cs="Times New Roman"/>
+                        <w:sz w:val="18"/>
+                        <w:szCs w:val="18"/>
+                      </w:rPr>
+                      <m:t>h</m:t>
+                    </m:r>
+                  </m:e>
+                  <m:sub>
+                    <m:r>
+                      <w:rPr>
+                        <w:rFonts w:ascii="Cambria Math" w:hAnsi="Cambria Math" w:cs="Times New Roman"/>
+                        <w:sz w:val="18"/>
+                        <w:szCs w:val="18"/>
+                      </w:rPr>
+                      <m:t>t</m:t>
+                    </m:r>
+                  </m:sub>
+                </m:sSub>
+              </m:e>
+            </m:d>
+            <m:r>
+              <w:rPr>
+                <w:rFonts w:ascii="Cambria Math" w:hAnsi="Cambria Math" w:cs="Times New Roman"/>
+                <w:sz w:val="18"/>
+                <w:szCs w:val="18"/>
+              </w:rPr>
+              <m:t>-</m:t>
+            </m:r>
+            <m:sSub>
+              <m:sSubPr>
+                <m:ctrlPr>
+                  <w:rPr>
+                    <w:rFonts w:ascii="Cambria Math" w:hAnsi="Cambria Math" w:cs="Times New Roman"/>
+                    <w:i/>
+                    <w:sz w:val="18"/>
+                    <w:szCs w:val="18"/>
+                  </w:rPr>
+                </m:ctrlPr>
+              </m:sSubPr>
+              <m:e>
+                <m:r>
+                  <w:rPr>
+                    <w:rFonts w:ascii="Cambria Math" w:hAnsi="Cambria Math" w:cs="Times New Roman"/>
+                    <w:sz w:val="18"/>
+                    <w:szCs w:val="18"/>
+                  </w:rPr>
+                  <m:t>h</m:t>
+                </m:r>
+              </m:e>
+              <m:sub>
+                <m:r>
+                  <w:rPr>
+                    <w:rFonts w:ascii="Cambria Math" w:hAnsi="Cambria Math" w:cs="Times New Roman"/>
+                    <w:sz w:val="18"/>
+                    <w:szCs w:val="18"/>
+                  </w:rPr>
+                  <m:t>t</m:t>
+                </m:r>
+              </m:sub>
+            </m:sSub>
+          </m:e>
+        </m:d>
+      </m:oMath>
+      <w:r>
+        <w:rPr>
+          <w:rFonts w:ascii="Times New Roman" w:hAnsi="Times New Roman" w:cs="Times New Roman" w:hint="eastAsia"/>
+          <w:sz w:val="18"/>
+          <w:szCs w:val="18"/>
+        </w:rPr>
+        <w:t xml:space="preserve">, and we can get: </w:t>
+      </w:r>
+      <m:oMath>
+        <m:sSub>
+          <m:sSubPr>
+            <m:ctrlPr>
+              <w:rPr>
+                <w:rFonts w:ascii="Cambria Math" w:hAnsi="Cambria Math" w:cs="Times New Roman"/>
+                <w:i/>
+                <w:sz w:val="18"/>
+                <w:szCs w:val="18"/>
+              </w:rPr>
+            </m:ctrlPr>
+          </m:sSubPr>
+          <m:e>
+            <m:r>
+              <w:rPr>
+                <w:rFonts w:ascii="Cambria Math" w:hAnsi="Cambria Math" w:cs="Times New Roman"/>
+                <w:sz w:val="18"/>
+                <w:szCs w:val="18"/>
+              </w:rPr>
+              <m:t>h</m:t>
+            </m:r>
+          </m:e>
+          <m:sub>
+            <m:r>
+              <w:rPr>
+                <w:rFonts w:ascii="Cambria Math" w:hAnsi="Cambria Math" w:cs="Times New Roman"/>
+                <w:sz w:val="18"/>
+                <w:szCs w:val="18"/>
+              </w:rPr>
+              <m:t>t+1</m:t>
+            </m:r>
+          </m:sub>
+        </m:sSub>
+        <m:r>
+          <w:rPr>
+            <w:rFonts w:ascii="Cambria Math" w:hAnsi="Cambria Math" w:cs="Times New Roman"/>
+            <w:sz w:val="18"/>
+            <w:szCs w:val="18"/>
+          </w:rPr>
+          <m:t>-</m:t>
+        </m:r>
+        <m:sSub>
+          <m:sSubPr>
+            <m:ctrlPr>
+              <w:rPr>
+                <w:rFonts w:ascii="Cambria Math" w:hAnsi="Cambria Math" w:cs="Times New Roman"/>
+                <w:i/>
+                <w:sz w:val="18"/>
+                <w:szCs w:val="18"/>
+              </w:rPr>
+            </m:ctrlPr>
+          </m:sSubPr>
+          <m:e>
+            <m:r>
+              <w:rPr>
+                <w:rFonts w:ascii="Cambria Math" w:hAnsi="Cambria Math" w:cs="Times New Roman"/>
+                <w:sz w:val="18"/>
+                <w:szCs w:val="18"/>
+              </w:rPr>
+              <m:t>h</m:t>
+            </m:r>
+          </m:e>
+          <m:sub>
+            <m:r>
+              <w:rPr>
+                <w:rFonts w:ascii="Cambria Math" w:hAnsi="Cambria Math" w:cs="Times New Roman"/>
+                <w:sz w:val="18"/>
+                <w:szCs w:val="18"/>
+              </w:rPr>
+              <m:t>t</m:t>
+            </m:r>
+          </m:sub>
+        </m:sSub>
+        <m:r>
+          <w:rPr>
+            <w:rFonts w:ascii="Cambria Math" w:hAnsi="Cambria Math" w:cs="Times New Roman"/>
+            <w:sz w:val="18"/>
+            <w:szCs w:val="18"/>
+          </w:rPr>
+          <m:t>=α</m:t>
+        </m:r>
+        <m:d>
+          <m:dPr>
+            <m:ctrlPr>
+              <w:rPr>
+                <w:rFonts w:ascii="Cambria Math" w:hAnsi="Cambria Math" w:cs="Times New Roman"/>
+                <w:i/>
+                <w:sz w:val="18"/>
+                <w:szCs w:val="18"/>
+              </w:rPr>
+            </m:ctrlPr>
+          </m:dPr>
+          <m:e>
+            <m:r>
+              <w:rPr>
+                <w:rFonts w:ascii="Cambria Math" w:hAnsi="Cambria Math" w:cs="Times New Roman"/>
+                <w:sz w:val="18"/>
+                <w:szCs w:val="18"/>
+              </w:rPr>
+              <m:t>f</m:t>
+            </m:r>
+            <m:d>
+              <m:dPr>
+                <m:ctrlPr>
+                  <w:rPr>
+                    <w:rFonts w:ascii="Cambria Math" w:hAnsi="Cambria Math" w:cs="Times New Roman"/>
+                    <w:i/>
+                    <w:sz w:val="18"/>
+                    <w:szCs w:val="18"/>
+                  </w:rPr>
+                </m:ctrlPr>
+              </m:dPr>
+              <m:e>
+                <m:sSub>
+                  <m:sSubPr>
+                    <m:ctrlPr>
+                      <w:rPr>
+                        <w:rFonts w:ascii="Cambria Math" w:hAnsi="Cambria Math" w:cs="Times New Roman"/>
+                        <w:i/>
+                        <w:sz w:val="18"/>
+                        <w:szCs w:val="18"/>
+                      </w:rPr>
+                    </m:ctrlPr>
+                  </m:sSubPr>
+                  <m:e>
+                    <m:r>
+                      <w:rPr>
+                        <w:rFonts w:ascii="Cambria Math" w:hAnsi="Cambria Math" w:cs="Times New Roman"/>
+                        <w:sz w:val="18"/>
+                        <w:szCs w:val="18"/>
+                      </w:rPr>
+                      <m:t>h</m:t>
+                    </m:r>
+                  </m:e>
+                  <m:sub>
+                    <m:r>
+                      <w:rPr>
+                        <w:rFonts w:ascii="Cambria Math" w:hAnsi="Cambria Math" w:cs="Times New Roman"/>
+                        <w:sz w:val="18"/>
+                        <w:szCs w:val="18"/>
+                      </w:rPr>
+                      <m:t>t</m:t>
+                    </m:r>
+                  </m:sub>
+                </m:sSub>
+              </m:e>
+            </m:d>
+            <m:r>
+              <w:rPr>
+                <w:rFonts w:ascii="Cambria Math" w:hAnsi="Cambria Math" w:cs="Times New Roman"/>
+                <w:sz w:val="18"/>
+                <w:szCs w:val="18"/>
+              </w:rPr>
+              <m:t>-</m:t>
+            </m:r>
+            <m:sSub>
+              <m:sSubPr>
+                <m:ctrlPr>
+                  <w:rPr>
+                    <w:rFonts w:ascii="Cambria Math" w:hAnsi="Cambria Math" w:cs="Times New Roman"/>
+                    <w:i/>
+                    <w:sz w:val="18"/>
+                    <w:szCs w:val="18"/>
+                  </w:rPr>
+                </m:ctrlPr>
+              </m:sSubPr>
+              <m:e>
+                <m:r>
+                  <w:rPr>
+                    <w:rFonts w:ascii="Cambria Math" w:hAnsi="Cambria Math" w:cs="Times New Roman"/>
+                    <w:sz w:val="18"/>
+                    <w:szCs w:val="18"/>
+                  </w:rPr>
+                  <m:t>h</m:t>
+                </m:r>
+              </m:e>
+              <m:sub>
+                <m:r>
+                  <w:rPr>
+                    <w:rFonts w:ascii="Cambria Math" w:hAnsi="Cambria Math" w:cs="Times New Roman"/>
+                    <w:sz w:val="18"/>
+                    <w:szCs w:val="18"/>
+                  </w:rPr>
+                  <m:t>t</m:t>
+                </m:r>
+              </m:sub>
+            </m:sSub>
+          </m:e>
+        </m:d>
+      </m:oMath>
+      <w:r>
+        <w:rPr>
+          <w:rFonts w:ascii="Times New Roman" w:hAnsi="Times New Roman" w:cs="Times New Roman" w:hint="eastAsia"/>
+          <w:sz w:val="18"/>
+          <w:szCs w:val="18"/>
+        </w:rPr>
+        <w:t xml:space="preserve">, so for IDSI: </w:t>
+      </w:r>
+      <m:oMath>
+        <m:r>
+          <w:rPr>
+            <w:rFonts w:ascii="Cambria Math" w:hAnsi="Cambria Math" w:cs="Times New Roman"/>
+            <w:sz w:val="18"/>
+            <w:szCs w:val="18"/>
+          </w:rPr>
+          <m:t>IDSI=</m:t>
+        </m:r>
+        <m:r>
+          <m:rPr>
+            <m:scr m:val="double-struck"/>
+          </m:rPr>
+          <w:rPr>
+            <w:rFonts w:ascii="Cambria Math" w:hAnsi="Cambria Math" w:cs="Times New Roman"/>
+            <w:sz w:val="18"/>
+            <w:szCs w:val="18"/>
+          </w:rPr>
+          <m:t>E[</m:t>
+        </m:r>
+        <m:r>
+          <w:rPr>
+            <w:rFonts w:ascii="Cambria Math" w:hAnsi="Cambria Math" w:cs="Times New Roman"/>
+            <w:sz w:val="18"/>
+            <w:szCs w:val="18"/>
+          </w:rPr>
+          <m:t>α</m:t>
+        </m:r>
+        <m:f>
+          <m:fPr>
+            <m:ctrlPr>
+              <w:rPr>
+                <w:rFonts w:ascii="Cambria Math" w:hAnsi="Cambria Math" w:cs="Times New Roman"/>
+                <w:i/>
+                <w:sz w:val="18"/>
+                <w:szCs w:val="18"/>
+              </w:rPr>
+            </m:ctrlPr>
+          </m:fPr>
+          <m:num>
+            <m:r>
+              <w:rPr>
+                <w:rFonts w:ascii="Cambria Math" w:hAnsi="Cambria Math" w:cs="Times New Roman"/>
+                <w:sz w:val="18"/>
+                <w:szCs w:val="18"/>
+              </w:rPr>
+              <m:t>∥</m:t>
+            </m:r>
+            <m:r>
+              <w:rPr>
+                <w:rFonts w:ascii="Cambria Math" w:hAnsi="Cambria Math" w:cs="Times New Roman"/>
+                <w:sz w:val="18"/>
+                <w:szCs w:val="18"/>
+              </w:rPr>
+              <m:t>f</m:t>
+            </m:r>
+            <m:d>
+              <m:dPr>
+                <m:ctrlPr>
+                  <w:rPr>
+                    <w:rFonts w:ascii="Cambria Math" w:hAnsi="Cambria Math" w:cs="Times New Roman"/>
+                    <w:i/>
+                    <w:sz w:val="18"/>
+                    <w:szCs w:val="18"/>
+                  </w:rPr>
+                </m:ctrlPr>
+              </m:dPr>
+              <m:e>
+                <m:r>
+                  <w:rPr>
+                    <w:rFonts w:ascii="Cambria Math" w:hAnsi="Cambria Math" w:cs="Times New Roman"/>
+                    <w:sz w:val="18"/>
+                    <w:szCs w:val="18"/>
+                  </w:rPr>
+                  <m:t>h</m:t>
+                </m:r>
+              </m:e>
+            </m:d>
+            <m:r>
+              <w:rPr>
+                <w:rFonts w:ascii="Cambria Math" w:hAnsi="Cambria Math" w:cs="Times New Roman"/>
+                <w:sz w:val="18"/>
+                <w:szCs w:val="18"/>
+              </w:rPr>
+              <m:t>-</m:t>
+            </m:r>
+            <m:r>
+              <w:rPr>
+                <w:rFonts w:ascii="Cambria Math" w:hAnsi="Cambria Math" w:cs="Times New Roman"/>
+                <w:sz w:val="18"/>
+                <w:szCs w:val="18"/>
+              </w:rPr>
+              <m:t>h</m:t>
+            </m:r>
+            <m:r>
+              <w:rPr>
+                <w:rFonts w:ascii="Cambria Math" w:hAnsi="Cambria Math" w:cs="Times New Roman"/>
+                <w:sz w:val="18"/>
+                <w:szCs w:val="18"/>
+              </w:rPr>
+              <m:t>∥</m:t>
+            </m:r>
+          </m:num>
+          <m:den>
+            <m:r>
+              <w:rPr>
+                <w:rFonts w:ascii="Cambria Math" w:hAnsi="Cambria Math" w:cs="Times New Roman"/>
+                <w:sz w:val="18"/>
+                <w:szCs w:val="18"/>
+              </w:rPr>
+              <m:t>∥</m:t>
+            </m:r>
+            <m:r>
+              <w:rPr>
+                <w:rFonts w:ascii="Cambria Math" w:hAnsi="Cambria Math" w:cs="Times New Roman"/>
+                <w:sz w:val="18"/>
+                <w:szCs w:val="18"/>
+              </w:rPr>
+              <m:t>h</m:t>
+            </m:r>
+            <m:r>
+              <w:rPr>
+                <w:rFonts w:ascii="Cambria Math" w:hAnsi="Cambria Math" w:cs="Times New Roman"/>
+                <w:sz w:val="18"/>
+                <w:szCs w:val="18"/>
+              </w:rPr>
+              <m:t>∥</m:t>
+            </m:r>
+          </m:den>
+        </m:f>
+        <m:r>
+          <w:rPr>
+            <w:rFonts w:ascii="Cambria Math" w:hAnsi="Cambria Math" w:cs="Times New Roman"/>
+            <w:sz w:val="18"/>
+            <w:szCs w:val="18"/>
+          </w:rPr>
+          <m:t>]</m:t>
+        </m:r>
+      </m:oMath>
+      <w:r>
+        <w:rPr>
+          <w:rFonts w:ascii="Times New Roman" w:hAnsi="Times New Roman" w:cs="Times New Roman" w:hint="eastAsia"/>
+          <w:sz w:val="18"/>
+          <w:szCs w:val="18"/>
+        </w:rPr>
+        <w:t xml:space="preserve">. However, we can realize that we already have </w:t>
+      </w:r>
+      <m:oMath>
+        <m:sSub>
+          <m:sSubPr>
+            <m:ctrlPr>
+              <w:rPr>
+                <w:rFonts w:ascii="Cambria Math" w:hAnsi="Cambria Math" w:cs="Times New Roman"/>
+                <w:i/>
+                <w:sz w:val="18"/>
+                <w:szCs w:val="18"/>
+              </w:rPr>
+            </m:ctrlPr>
+          </m:sSubPr>
+          <m:e>
+            <m:r>
+              <w:rPr>
+                <w:rFonts w:ascii="Cambria Math" w:hAnsi="Cambria Math" w:cs="Times New Roman"/>
+                <w:sz w:val="18"/>
+                <w:szCs w:val="18"/>
+              </w:rPr>
+              <m:t>L</m:t>
+            </m:r>
+          </m:e>
+          <m:sub>
+            <m:r>
+              <w:rPr>
+                <w:rFonts w:ascii="Cambria Math" w:hAnsi="Cambria Math" w:cs="Times New Roman"/>
+                <w:sz w:val="18"/>
+                <w:szCs w:val="18"/>
+              </w:rPr>
+              <m:t>fp</m:t>
+            </m:r>
+          </m:sub>
+        </m:sSub>
+        <m:r>
+          <w:rPr>
+            <w:rFonts w:ascii="Cambria Math" w:hAnsi="Cambria Math" w:cs="Times New Roman"/>
+            <w:sz w:val="18"/>
+            <w:szCs w:val="18"/>
+          </w:rPr>
+          <m:t xml:space="preserve">= </m:t>
+        </m:r>
+        <m:sSup>
+          <m:sSupPr>
+            <m:ctrlPr>
+              <w:rPr>
+                <w:rFonts w:ascii="Cambria Math" w:hAnsi="Cambria Math" w:cs="Times New Roman"/>
+                <w:i/>
+                <w:sz w:val="18"/>
+                <w:szCs w:val="18"/>
+              </w:rPr>
+            </m:ctrlPr>
+          </m:sSupPr>
+          <m:e>
+            <m:r>
+              <w:rPr>
+                <w:rFonts w:ascii="Cambria Math" w:hAnsi="Cambria Math" w:cs="Times New Roman"/>
+                <w:sz w:val="18"/>
+                <w:szCs w:val="18"/>
+              </w:rPr>
+              <m:t>∥h-f(h)∥</m:t>
+            </m:r>
+          </m:e>
+          <m:sup>
+            <m:r>
+              <w:rPr>
+                <w:rFonts w:ascii="Cambria Math" w:hAnsi="Cambria Math" w:cs="Times New Roman"/>
+                <w:sz w:val="18"/>
+                <w:szCs w:val="18"/>
+              </w:rPr>
+              <m:t>2</m:t>
+            </m:r>
+          </m:sup>
+        </m:sSup>
+      </m:oMath>
+      <w:r>
+        <w:rPr>
+          <w:rFonts w:ascii="Times New Roman" w:hAnsi="Times New Roman" w:cs="Times New Roman" w:hint="eastAsia"/>
+          <w:sz w:val="18"/>
+          <w:szCs w:val="18"/>
+        </w:rPr>
+        <w:t>, which indicates that the IDSI is actually the normalized fixed-point loss</w:t>
+      </w:r>
+      <w:r>
+        <w:rPr>
+          <w:rFonts w:ascii="Times New Roman" w:hAnsi="Times New Roman" w:cs="Times New Roman" w:hint="eastAsia"/>
+          <w:sz w:val="18"/>
+          <w:szCs w:val="18"/>
+        </w:rPr>
+        <w:t xml:space="preserve">, </w:t>
+      </w:r>
+      <w:r>
+        <w:rPr>
+          <w:rFonts w:ascii="Times New Roman" w:hAnsi="Times New Roman" w:cs="Times New Roman"/>
+          <w:sz w:val="18"/>
+          <w:szCs w:val="18"/>
+        </w:rPr>
+        <w:t>focusing on relative stability rather than absolute magnitude</w:t>
+      </w:r>
+      <w:r>
+        <w:rPr>
+          <w:rFonts w:ascii="Times New Roman" w:hAnsi="Times New Roman" w:cs="Times New Roman" w:hint="eastAsia"/>
+          <w:sz w:val="18"/>
+          <w:szCs w:val="18"/>
+        </w:rPr>
+        <w:t xml:space="preserve">. So, the correct method is to use IDSI to control the magnitude of update, similar to learning rate. So, we invent the IDSI loss: </w:t>
+      </w:r>
+      <m:oMath>
+        <m:sSub>
+          <m:sSubPr>
+            <m:ctrlPr>
+              <w:rPr>
+                <w:rFonts w:ascii="Cambria Math" w:hAnsi="Cambria Math" w:cs="Times New Roman"/>
+                <w:i/>
+                <w:sz w:val="18"/>
+                <w:szCs w:val="18"/>
+              </w:rPr>
+            </m:ctrlPr>
+          </m:sSubPr>
+          <m:e>
+            <m:r>
+              <w:rPr>
+                <w:rFonts w:ascii="Cambria Math" w:hAnsi="Cambria Math" w:cs="Times New Roman"/>
+                <w:sz w:val="18"/>
+                <w:szCs w:val="18"/>
+              </w:rPr>
+              <m:t>L</m:t>
+            </m:r>
+          </m:e>
+          <m:sub>
+            <m:r>
+              <w:rPr>
+                <w:rFonts w:ascii="Cambria Math" w:hAnsi="Cambria Math" w:cs="Times New Roman"/>
+                <w:sz w:val="18"/>
+                <w:szCs w:val="18"/>
+              </w:rPr>
+              <m:t>IDSI</m:t>
+            </m:r>
+          </m:sub>
+        </m:sSub>
+        <m:r>
+          <w:rPr>
+            <w:rFonts w:ascii="Cambria Math" w:hAnsi="Cambria Math" w:cs="Times New Roman"/>
+            <w:sz w:val="18"/>
+            <w:szCs w:val="18"/>
+          </w:rPr>
+          <m:t>=</m:t>
+        </m:r>
+        <m:r>
+          <w:rPr>
+            <w:rFonts w:ascii="Cambria Math" w:hAnsi="Cambria Math" w:cs="Times New Roman"/>
+            <w:sz w:val="18"/>
+            <w:szCs w:val="18"/>
+          </w:rPr>
+          <m:t xml:space="preserve"> </m:t>
+        </m:r>
+        <m:r>
+          <m:rPr>
+            <m:scr m:val="double-struck"/>
+          </m:rPr>
+          <w:rPr>
+            <w:rFonts w:ascii="Cambria Math" w:hAnsi="Cambria Math" w:cs="Times New Roman"/>
+            <w:sz w:val="18"/>
+            <w:szCs w:val="18"/>
+          </w:rPr>
+          <m:t>E[</m:t>
+        </m:r>
+        <m:f>
+          <m:fPr>
+            <m:ctrlPr>
+              <w:rPr>
+                <w:rFonts w:ascii="Cambria Math" w:hAnsi="Cambria Math" w:cs="Times New Roman"/>
+                <w:i/>
+                <w:sz w:val="18"/>
+                <w:szCs w:val="18"/>
+              </w:rPr>
+            </m:ctrlPr>
+          </m:fPr>
+          <m:num>
+            <m:sSup>
+              <m:sSupPr>
+                <m:ctrlPr>
+                  <w:rPr>
+                    <w:rFonts w:ascii="Cambria Math" w:hAnsi="Cambria Math" w:cs="Times New Roman"/>
+                    <w:i/>
+                    <w:sz w:val="18"/>
+                    <w:szCs w:val="18"/>
+                  </w:rPr>
+                </m:ctrlPr>
+              </m:sSupPr>
+              <m:e>
+                <m:r>
+                  <w:rPr>
+                    <w:rFonts w:ascii="Cambria Math" w:hAnsi="Cambria Math" w:cs="Times New Roman"/>
+                    <w:sz w:val="18"/>
+                    <w:szCs w:val="18"/>
+                  </w:rPr>
+                  <m:t>∥f</m:t>
+                </m:r>
+                <m:d>
+                  <m:dPr>
+                    <m:ctrlPr>
+                      <w:rPr>
+                        <w:rFonts w:ascii="Cambria Math" w:hAnsi="Cambria Math" w:cs="Times New Roman"/>
+                        <w:i/>
+                        <w:sz w:val="18"/>
+                        <w:szCs w:val="18"/>
+                      </w:rPr>
+                    </m:ctrlPr>
+                  </m:dPr>
+                  <m:e>
+                    <m:r>
+                      <w:rPr>
+                        <w:rFonts w:ascii="Cambria Math" w:hAnsi="Cambria Math" w:cs="Times New Roman"/>
+                        <w:sz w:val="18"/>
+                        <w:szCs w:val="18"/>
+                      </w:rPr>
+                      <m:t>h</m:t>
+                    </m:r>
+                  </m:e>
+                </m:d>
+                <m:r>
+                  <w:rPr>
+                    <w:rFonts w:ascii="Cambria Math" w:hAnsi="Cambria Math" w:cs="Times New Roman"/>
+                    <w:sz w:val="18"/>
+                    <w:szCs w:val="18"/>
+                  </w:rPr>
+                  <m:t>-h∥</m:t>
+                </m:r>
+              </m:e>
+              <m:sup>
+                <m:r>
+                  <w:rPr>
+                    <w:rFonts w:ascii="Cambria Math" w:hAnsi="Cambria Math" w:cs="Times New Roman"/>
+                    <w:sz w:val="18"/>
+                    <w:szCs w:val="18"/>
+                  </w:rPr>
+                  <m:t>2</m:t>
+                </m:r>
+              </m:sup>
+            </m:sSup>
+          </m:num>
+          <m:den>
+            <m:sSup>
+              <m:sSupPr>
+                <m:ctrlPr>
+                  <w:rPr>
+                    <w:rFonts w:ascii="Cambria Math" w:hAnsi="Cambria Math" w:cs="Times New Roman"/>
+                    <w:i/>
+                    <w:sz w:val="18"/>
+                    <w:szCs w:val="18"/>
+                  </w:rPr>
+                </m:ctrlPr>
+              </m:sSupPr>
+              <m:e>
+                <m:r>
+                  <w:rPr>
+                    <w:rFonts w:ascii="Cambria Math" w:hAnsi="Cambria Math" w:cs="Times New Roman"/>
+                    <w:sz w:val="18"/>
+                    <w:szCs w:val="18"/>
+                  </w:rPr>
+                  <m:t>∥sg(h)∥</m:t>
+                </m:r>
+              </m:e>
+              <m:sup>
+                <m:r>
+                  <w:rPr>
+                    <w:rFonts w:ascii="Cambria Math" w:hAnsi="Cambria Math" w:cs="Times New Roman"/>
+                    <w:sz w:val="18"/>
+                    <w:szCs w:val="18"/>
+                  </w:rPr>
+                  <m:t>2</m:t>
+                </m:r>
+              </m:sup>
+            </m:sSup>
+            <m:r>
+              <w:rPr>
+                <w:rFonts w:ascii="Cambria Math" w:hAnsi="Cambria Math" w:cs="Times New Roman"/>
+                <w:sz w:val="18"/>
+                <w:szCs w:val="18"/>
+              </w:rPr>
+              <m:t>+ϵ</m:t>
+            </m:r>
+          </m:den>
+        </m:f>
+        <m:r>
+          <w:rPr>
+            <w:rFonts w:ascii="Cambria Math" w:hAnsi="Cambria Math" w:cs="Times New Roman"/>
+            <w:sz w:val="18"/>
+            <w:szCs w:val="18"/>
+          </w:rPr>
+          <m:t>]</m:t>
+        </m:r>
+      </m:oMath>
+      <w:r>
+        <w:rPr>
+          <w:rFonts w:ascii="Times New Roman" w:hAnsi="Times New Roman" w:cs="Times New Roman" w:hint="eastAsia"/>
+          <w:sz w:val="18"/>
+          <w:szCs w:val="18"/>
+        </w:rPr>
+        <w:t xml:space="preserve">, where sg(h) here is to prevent the model from increasing h to minimize loss. As a result, the final loss function should be: </w:t>
+      </w:r>
+    </w:p>
+    <w:p>
+      <w:pPr>
+        <w:jc w:val="center"/>
+        <w:rPr>
+          <w:rFonts w:ascii="Times New Roman" w:hAnsi="Times New Roman" w:cs="Times New Roman" w:hint="eastAsia"/>
+          <w:sz w:val="18"/>
+          <w:szCs w:val="18"/>
+        </w:rPr>
+      </w:pPr>
+      <m:oMathPara>
+        <m:oMath>
+          <m:r>
+            <w:rPr>
+              <w:rFonts w:ascii="Cambria Math" w:hAnsi="Cambria Math" w:cs="Times New Roman"/>
+              <w:sz w:val="18"/>
+              <w:szCs w:val="18"/>
+            </w:rPr>
+            <w:lastRenderedPageBreak/>
+            <m:t>L=</m:t>
+          </m:r>
+          <m:sSub>
+            <m:sSubPr>
+              <m:ctrlPr>
+                <w:rPr>
+                  <w:rFonts w:ascii="Cambria Math" w:hAnsi="Cambria Math" w:cs="Times New Roman"/>
+                  <w:i/>
+                  <w:sz w:val="18"/>
+                  <w:szCs w:val="18"/>
+                </w:rPr>
+              </m:ctrlPr>
+            </m:sSubPr>
+            <m:e>
+              <m:r>
+                <w:rPr>
+                  <w:rFonts w:ascii="Cambria Math" w:hAnsi="Cambria Math" w:cs="Times New Roman"/>
+                  <w:sz w:val="18"/>
+                  <w:szCs w:val="18"/>
+                </w:rPr>
+                <m:t>L</m:t>
+              </m:r>
+            </m:e>
+            <m:sub>
+              <m:r>
+                <w:rPr>
+                  <w:rFonts w:ascii="Cambria Math" w:hAnsi="Cambria Math" w:cs="Times New Roman"/>
+                  <w:sz w:val="18"/>
+                  <w:szCs w:val="18"/>
+                </w:rPr>
+                <m:t>CE</m:t>
+              </m:r>
+            </m:sub>
+          </m:sSub>
+          <m:r>
+            <w:rPr>
+              <w:rFonts w:ascii="Cambria Math" w:hAnsi="Cambria Math" w:cs="Times New Roman"/>
+              <w:sz w:val="18"/>
+              <w:szCs w:val="18"/>
+            </w:rPr>
+            <m:t>+</m:t>
+          </m:r>
+          <m:sSub>
+            <m:sSubPr>
+              <m:ctrlPr>
+                <w:rPr>
+                  <w:rFonts w:ascii="Cambria Math" w:hAnsi="Cambria Math" w:cs="Times New Roman"/>
+                  <w:i/>
+                  <w:sz w:val="18"/>
+                  <w:szCs w:val="18"/>
+                </w:rPr>
+              </m:ctrlPr>
+            </m:sSubPr>
+            <m:e>
+              <m:r>
+                <w:rPr>
+                  <w:rFonts w:ascii="Cambria Math" w:hAnsi="Cambria Math" w:cs="Times New Roman"/>
+                  <w:sz w:val="18"/>
+                  <w:szCs w:val="18"/>
+                </w:rPr>
+                <m:t>λ</m:t>
+              </m:r>
+            </m:e>
+            <m:sub>
+              <m:r>
+                <w:rPr>
+                  <w:rFonts w:ascii="Cambria Math" w:hAnsi="Cambria Math" w:cs="Times New Roman"/>
+                  <w:sz w:val="18"/>
+                  <w:szCs w:val="18"/>
+                </w:rPr>
+                <m:t>1</m:t>
+              </m:r>
+            </m:sub>
+          </m:sSub>
+          <m:sSub>
+            <m:sSubPr>
+              <m:ctrlPr>
+                <w:rPr>
+                  <w:rFonts w:ascii="Cambria Math" w:hAnsi="Cambria Math" w:cs="Times New Roman"/>
+                  <w:i/>
+                  <w:sz w:val="18"/>
+                  <w:szCs w:val="18"/>
+                </w:rPr>
+              </m:ctrlPr>
+            </m:sSubPr>
+            <m:e>
+              <m:r>
+                <w:rPr>
+                  <w:rFonts w:ascii="Cambria Math" w:hAnsi="Cambria Math" w:cs="Times New Roman"/>
+                  <w:sz w:val="18"/>
+                  <w:szCs w:val="18"/>
+                </w:rPr>
+                <m:t>L</m:t>
+              </m:r>
+            </m:e>
+            <m:sub>
+              <m:r>
+                <w:rPr>
+                  <w:rFonts w:ascii="Cambria Math" w:hAnsi="Cambria Math" w:cs="Times New Roman"/>
+                  <w:sz w:val="18"/>
+                  <w:szCs w:val="18"/>
+                </w:rPr>
+                <m:t>fp</m:t>
+              </m:r>
+            </m:sub>
+          </m:sSub>
+          <m:r>
+            <w:rPr>
+              <w:rFonts w:ascii="Cambria Math" w:hAnsi="Cambria Math" w:cs="Times New Roman"/>
+              <w:sz w:val="18"/>
+              <w:szCs w:val="18"/>
+            </w:rPr>
+            <m:t>+</m:t>
+          </m:r>
+          <m:sSub>
+            <m:sSubPr>
+              <m:ctrlPr>
+                <w:rPr>
+                  <w:rFonts w:ascii="Cambria Math" w:hAnsi="Cambria Math" w:cs="Times New Roman"/>
+                  <w:i/>
+                  <w:sz w:val="18"/>
+                  <w:szCs w:val="18"/>
+                </w:rPr>
+              </m:ctrlPr>
+            </m:sSubPr>
+            <m:e>
+              <m:r>
+                <w:rPr>
+                  <w:rFonts w:ascii="Cambria Math" w:hAnsi="Cambria Math" w:cs="Times New Roman"/>
+                  <w:sz w:val="18"/>
+                  <w:szCs w:val="18"/>
+                </w:rPr>
+                <m:t>λ</m:t>
+              </m:r>
+            </m:e>
+            <m:sub>
+              <m:r>
+                <w:rPr>
+                  <w:rFonts w:ascii="Cambria Math" w:hAnsi="Cambria Math" w:cs="Times New Roman"/>
+                  <w:sz w:val="18"/>
+                  <w:szCs w:val="18"/>
+                </w:rPr>
+                <m:t>2</m:t>
+              </m:r>
+            </m:sub>
+          </m:sSub>
+          <m:sSub>
+            <m:sSubPr>
+              <m:ctrlPr>
+                <w:rPr>
+                  <w:rFonts w:ascii="Cambria Math" w:hAnsi="Cambria Math" w:cs="Times New Roman"/>
+                  <w:i/>
+                  <w:sz w:val="18"/>
+                  <w:szCs w:val="18"/>
+                </w:rPr>
+              </m:ctrlPr>
+            </m:sSubPr>
+            <m:e>
+              <m:r>
+                <w:rPr>
+                  <w:rFonts w:ascii="Cambria Math" w:hAnsi="Cambria Math" w:cs="Times New Roman"/>
+                  <w:sz w:val="18"/>
+                  <w:szCs w:val="18"/>
+                </w:rPr>
+                <m:t>L</m:t>
+              </m:r>
+            </m:e>
+            <m:sub>
+              <m:r>
+                <w:rPr>
+                  <w:rFonts w:ascii="Cambria Math" w:hAnsi="Cambria Math" w:cs="Times New Roman"/>
+                  <w:sz w:val="18"/>
+                  <w:szCs w:val="18"/>
+                </w:rPr>
+                <m:t>IDSI</m:t>
+              </m:r>
+            </m:sub>
+          </m:sSub>
+          <m:r>
+            <w:rPr>
+              <w:rFonts w:ascii="Cambria Math" w:hAnsi="Cambria Math" w:cs="Times New Roman"/>
+              <w:sz w:val="18"/>
+              <w:szCs w:val="18"/>
+            </w:rPr>
+            <m:t>+β</m:t>
+          </m:r>
+          <m:sSub>
+            <m:sSubPr>
+              <m:ctrlPr>
+                <w:rPr>
+                  <w:rFonts w:ascii="Cambria Math" w:hAnsi="Cambria Math" w:cs="Times New Roman"/>
+                  <w:i/>
+                  <w:sz w:val="18"/>
+                  <w:szCs w:val="18"/>
+                </w:rPr>
+              </m:ctrlPr>
+            </m:sSubPr>
+            <m:e>
+              <m:r>
+                <w:rPr>
+                  <w:rFonts w:ascii="Cambria Math" w:hAnsi="Cambria Math" w:cs="Times New Roman"/>
+                  <w:sz w:val="18"/>
+                  <w:szCs w:val="18"/>
+                </w:rPr>
+                <m:t>L</m:t>
+              </m:r>
+            </m:e>
+            <m:sub>
+              <m:r>
+                <w:rPr>
+                  <w:rFonts w:ascii="Cambria Math" w:hAnsi="Cambria Math" w:cs="Times New Roman"/>
+                  <w:sz w:val="18"/>
+                  <w:szCs w:val="18"/>
+                </w:rPr>
+                <m:t>mean</m:t>
+              </m:r>
+            </m:sub>
+          </m:sSub>
+          <m:r>
+            <w:rPr>
+              <w:rFonts w:ascii="Cambria Math" w:hAnsi="Cambria Math" w:cs="Times New Roman"/>
+              <w:sz w:val="18"/>
+              <w:szCs w:val="18"/>
+            </w:rPr>
+            <m:t>=</m:t>
+          </m:r>
+          <m:r>
+            <w:rPr>
+              <w:rFonts w:ascii="Cambria Math" w:hAnsi="Cambria Math" w:cs="Times New Roman"/>
+              <w:sz w:val="18"/>
+              <w:szCs w:val="18"/>
+            </w:rPr>
+            <m:t>-</m:t>
+          </m:r>
+          <m:nary>
+            <m:naryPr>
+              <m:chr m:val="∑"/>
+              <m:limLoc m:val="subSup"/>
+              <m:supHide m:val="1"/>
+              <m:ctrlPr>
+                <w:rPr>
+                  <w:rFonts w:ascii="Cambria Math" w:hAnsi="Cambria Math" w:cs="Times New Roman"/>
+                  <w:i/>
+                  <w:sz w:val="18"/>
+                  <w:szCs w:val="18"/>
+                </w:rPr>
+              </m:ctrlPr>
+            </m:naryPr>
+            <m:sub>
+              <m:r>
+                <w:rPr>
+                  <w:rFonts w:ascii="Cambria Math" w:hAnsi="Cambria Math" w:cs="Times New Roman"/>
+                  <w:sz w:val="18"/>
+                  <w:szCs w:val="18"/>
+                </w:rPr>
+                <m:t>t</m:t>
+              </m:r>
+            </m:sub>
+            <m:sup/>
+            <m:e>
+              <m:func>
+                <m:funcPr>
+                  <m:ctrlPr>
+                    <w:rPr>
+                      <w:rFonts w:ascii="Cambria Math" w:hAnsi="Cambria Math" w:cs="Times New Roman"/>
+                      <w:i/>
+                      <w:sz w:val="18"/>
+                      <w:szCs w:val="18"/>
+                    </w:rPr>
+                  </m:ctrlPr>
+                </m:funcPr>
+                <m:fName>
+                  <m:r>
+                    <m:rPr>
+                      <m:sty m:val="p"/>
+                    </m:rPr>
+                    <w:rPr>
+                      <w:rFonts w:ascii="Cambria Math" w:hAnsi="Cambria Math" w:cs="Times New Roman"/>
+                      <w:sz w:val="18"/>
+                      <w:szCs w:val="18"/>
+                    </w:rPr>
+                    <m:t>log</m:t>
+                  </m:r>
+                </m:fName>
+                <m:e>
+                  <m:r>
+                    <w:rPr>
+                      <w:rFonts w:ascii="Cambria Math" w:hAnsi="Cambria Math" w:cs="Times New Roman"/>
+                      <w:sz w:val="18"/>
+                      <w:szCs w:val="18"/>
+                    </w:rPr>
+                    <m:t>p</m:t>
+                  </m:r>
+                  <m:d>
+                    <m:dPr>
+                      <m:ctrlPr>
+                        <w:rPr>
+                          <w:rFonts w:ascii="Cambria Math" w:hAnsi="Cambria Math" w:cs="Times New Roman"/>
+                          <w:i/>
+                          <w:sz w:val="18"/>
+                          <w:szCs w:val="18"/>
+                        </w:rPr>
+                      </m:ctrlPr>
+                    </m:dPr>
+                    <m:e>
+                      <m:sSub>
+                        <m:sSubPr>
+                          <m:ctrlPr>
+                            <w:rPr>
+                              <w:rFonts w:ascii="Cambria Math" w:hAnsi="Cambria Math" w:cs="Times New Roman"/>
+                              <w:i/>
+                              <w:sz w:val="18"/>
+                              <w:szCs w:val="18"/>
+                            </w:rPr>
+                          </m:ctrlPr>
+                        </m:sSubPr>
+                        <m:e>
+                          <m:r>
+                            <w:rPr>
+                              <w:rFonts w:ascii="Cambria Math" w:hAnsi="Cambria Math" w:cs="Times New Roman"/>
+                              <w:sz w:val="18"/>
+                              <w:szCs w:val="18"/>
+                            </w:rPr>
+                            <m:t>x</m:t>
+                          </m:r>
+                        </m:e>
+                        <m:sub>
+                          <m:r>
+                            <w:rPr>
+                              <w:rFonts w:ascii="Cambria Math" w:hAnsi="Cambria Math" w:cs="Times New Roman"/>
+                              <w:sz w:val="18"/>
+                              <w:szCs w:val="18"/>
+                            </w:rPr>
+                            <m:t>t</m:t>
+                          </m:r>
+                        </m:sub>
+                      </m:sSub>
+                    </m:e>
+                    <m:e>
+                      <m:sSub>
+                        <m:sSubPr>
+                          <m:ctrlPr>
+                            <w:rPr>
+                              <w:rFonts w:ascii="Cambria Math" w:hAnsi="Cambria Math" w:cs="Times New Roman"/>
+                              <w:i/>
+                              <w:sz w:val="18"/>
+                              <w:szCs w:val="18"/>
+                            </w:rPr>
+                          </m:ctrlPr>
+                        </m:sSubPr>
+                        <m:e>
+                          <m:r>
+                            <w:rPr>
+                              <w:rFonts w:ascii="Cambria Math" w:hAnsi="Cambria Math" w:cs="Times New Roman"/>
+                              <w:sz w:val="18"/>
+                              <w:szCs w:val="18"/>
+                            </w:rPr>
+                            <m:t>x</m:t>
+                          </m:r>
+                        </m:e>
+                        <m:sub>
+                          <m:r>
+                            <w:rPr>
+                              <w:rFonts w:ascii="Cambria Math" w:hAnsi="Cambria Math" w:cs="Times New Roman"/>
+                              <w:sz w:val="18"/>
+                              <w:szCs w:val="18"/>
+                            </w:rPr>
+                            <m:t>&lt;t</m:t>
+                          </m:r>
+                        </m:sub>
+                      </m:sSub>
+                    </m:e>
+                  </m:d>
+                </m:e>
+              </m:func>
+            </m:e>
+          </m:nary>
+          <m:r>
+            <w:rPr>
+              <w:rFonts w:ascii="Cambria Math" w:hAnsi="Cambria Math" w:cs="Times New Roman"/>
+              <w:sz w:val="18"/>
+              <w:szCs w:val="18"/>
+            </w:rPr>
+            <m:t>+</m:t>
+          </m:r>
+          <m:sSub>
+            <m:sSubPr>
+              <m:ctrlPr>
+                <w:rPr>
+                  <w:rFonts w:ascii="Cambria Math" w:hAnsi="Cambria Math" w:cs="Times New Roman"/>
+                  <w:i/>
+                  <w:sz w:val="18"/>
+                  <w:szCs w:val="18"/>
+                  <w:lang w:val="en"/>
+                </w:rPr>
+              </m:ctrlPr>
+            </m:sSubPr>
+            <m:e>
+              <m:r>
+                <w:rPr>
+                  <w:rFonts w:ascii="Cambria Math" w:hAnsi="Cambria Math" w:cs="Times New Roman"/>
+                  <w:sz w:val="18"/>
+                  <w:szCs w:val="18"/>
+                  <w:lang w:val="en"/>
+                </w:rPr>
+                <m:t>λ</m:t>
+              </m:r>
+            </m:e>
+            <m:sub>
+              <m:r>
+                <w:rPr>
+                  <w:rFonts w:ascii="Cambria Math" w:hAnsi="Cambria Math" w:cs="Times New Roman"/>
+                  <w:sz w:val="18"/>
+                  <w:szCs w:val="18"/>
+                  <w:lang w:val="en"/>
+                </w:rPr>
+                <m:t>1</m:t>
+              </m:r>
+            </m:sub>
+          </m:sSub>
+          <m:sSup>
+            <m:sSupPr>
+              <m:ctrlPr>
+                <w:rPr>
+                  <w:rFonts w:ascii="Cambria Math" w:hAnsi="Cambria Math" w:cs="Times New Roman"/>
+                  <w:i/>
+                  <w:sz w:val="18"/>
+                  <w:szCs w:val="18"/>
+                  <w:lang w:val="en"/>
+                </w:rPr>
+              </m:ctrlPr>
+            </m:sSupPr>
+            <m:e>
+              <m:r>
+                <w:rPr>
+                  <w:rFonts w:ascii="Cambria Math" w:hAnsi="Cambria Math" w:cs="Times New Roman"/>
+                  <w:sz w:val="18"/>
+                  <w:szCs w:val="18"/>
+                  <w:lang w:val="en"/>
+                </w:rPr>
+                <m:t>∥h-</m:t>
+              </m:r>
+              <m:r>
+                <w:rPr>
+                  <w:rFonts w:ascii="Cambria Math" w:hAnsi="Cambria Math" w:cs="Times New Roman"/>
+                  <w:sz w:val="18"/>
+                  <w:szCs w:val="18"/>
+                </w:rPr>
+                <m:t>Attention</m:t>
+              </m:r>
+              <m:d>
+                <m:dPr>
+                  <m:ctrlPr>
+                    <w:rPr>
+                      <w:rFonts w:ascii="Cambria Math" w:hAnsi="Cambria Math" w:cs="Times New Roman"/>
+                      <w:i/>
+                      <w:sz w:val="18"/>
+                      <w:szCs w:val="18"/>
+                    </w:rPr>
+                  </m:ctrlPr>
+                </m:dPr>
+                <m:e>
+                  <m:r>
+                    <w:rPr>
+                      <w:rFonts w:ascii="Cambria Math" w:hAnsi="Cambria Math" w:cs="Times New Roman"/>
+                      <w:sz w:val="18"/>
+                      <w:szCs w:val="18"/>
+                    </w:rPr>
+                    <m:t>h,M</m:t>
+                  </m:r>
+                </m:e>
+              </m:d>
+              <m:r>
+                <w:rPr>
+                  <w:rFonts w:ascii="Cambria Math" w:hAnsi="Cambria Math" w:cs="Times New Roman"/>
+                  <w:sz w:val="18"/>
+                  <w:szCs w:val="18"/>
+                  <w:lang w:val="en"/>
+                </w:rPr>
+                <m:t>∥</m:t>
+              </m:r>
+            </m:e>
+            <m:sup>
+              <m:r>
+                <w:rPr>
+                  <w:rFonts w:ascii="Cambria Math" w:hAnsi="Cambria Math" w:cs="Times New Roman"/>
+                  <w:sz w:val="18"/>
+                  <w:szCs w:val="18"/>
+                  <w:lang w:val="en"/>
+                </w:rPr>
+                <m:t>2</m:t>
+              </m:r>
+            </m:sup>
+          </m:sSup>
+          <m:r>
+            <w:rPr>
+              <w:rFonts w:ascii="Cambria Math" w:hAnsi="Cambria Math" w:cs="Times New Roman"/>
+              <w:sz w:val="18"/>
+              <w:szCs w:val="18"/>
+              <w:lang w:val="en"/>
+            </w:rPr>
+            <m:t>+</m:t>
+          </m:r>
+          <m:sSub>
+            <m:sSubPr>
+              <m:ctrlPr>
+                <w:rPr>
+                  <w:rFonts w:ascii="Cambria Math" w:hAnsi="Cambria Math" w:cs="Times New Roman"/>
+                  <w:i/>
+                  <w:sz w:val="18"/>
+                  <w:szCs w:val="18"/>
+                  <w:lang w:val="en"/>
+                </w:rPr>
+              </m:ctrlPr>
+            </m:sSubPr>
+            <m:e>
+              <m:r>
+                <w:rPr>
+                  <w:rFonts w:ascii="Cambria Math" w:hAnsi="Cambria Math" w:cs="Times New Roman"/>
+                  <w:sz w:val="18"/>
+                  <w:szCs w:val="18"/>
+                  <w:lang w:val="en"/>
+                </w:rPr>
+                <m:t>λ</m:t>
+              </m:r>
+            </m:e>
+            <m:sub>
+              <m:r>
+                <w:rPr>
+                  <w:rFonts w:ascii="Cambria Math" w:hAnsi="Cambria Math" w:cs="Times New Roman"/>
+                  <w:sz w:val="18"/>
+                  <w:szCs w:val="18"/>
+                  <w:lang w:val="en"/>
+                </w:rPr>
+                <m:t>2</m:t>
+              </m:r>
+            </m:sub>
+          </m:sSub>
+          <m:r>
+            <m:rPr>
+              <m:scr m:val="double-struck"/>
+            </m:rPr>
+            <w:rPr>
+              <w:rFonts w:ascii="Cambria Math" w:hAnsi="Cambria Math" w:cs="Times New Roman"/>
+              <w:sz w:val="18"/>
+              <w:szCs w:val="18"/>
+            </w:rPr>
+            <m:t>E[</m:t>
+          </m:r>
+          <m:f>
+            <m:fPr>
+              <m:ctrlPr>
+                <w:rPr>
+                  <w:rFonts w:ascii="Cambria Math" w:hAnsi="Cambria Math" w:cs="Times New Roman"/>
+                  <w:i/>
+                  <w:sz w:val="18"/>
+                  <w:szCs w:val="18"/>
+                </w:rPr>
+              </m:ctrlPr>
+            </m:fPr>
+            <m:num>
+              <m:sSup>
+                <m:sSupPr>
+                  <m:ctrlPr>
+                    <w:rPr>
+                      <w:rFonts w:ascii="Cambria Math" w:hAnsi="Cambria Math" w:cs="Times New Roman"/>
+                      <w:i/>
+                      <w:sz w:val="18"/>
+                      <w:szCs w:val="18"/>
+                    </w:rPr>
+                  </m:ctrlPr>
+                </m:sSupPr>
+                <m:e>
+                  <m:r>
+                    <w:rPr>
+                      <w:rFonts w:ascii="Cambria Math" w:hAnsi="Cambria Math" w:cs="Times New Roman"/>
+                      <w:sz w:val="18"/>
+                      <w:szCs w:val="18"/>
+                    </w:rPr>
+                    <m:t>∥f</m:t>
+                  </m:r>
+                  <m:d>
+                    <m:dPr>
+                      <m:ctrlPr>
+                        <w:rPr>
+                          <w:rFonts w:ascii="Cambria Math" w:hAnsi="Cambria Math" w:cs="Times New Roman"/>
+                          <w:i/>
+                          <w:sz w:val="18"/>
+                          <w:szCs w:val="18"/>
+                        </w:rPr>
+                      </m:ctrlPr>
+                    </m:dPr>
+                    <m:e>
+                      <m:r>
+                        <w:rPr>
+                          <w:rFonts w:ascii="Cambria Math" w:hAnsi="Cambria Math" w:cs="Times New Roman"/>
+                          <w:sz w:val="18"/>
+                          <w:szCs w:val="18"/>
+                        </w:rPr>
+                        <m:t>h</m:t>
+                      </m:r>
+                    </m:e>
+                  </m:d>
+                  <m:r>
+                    <w:rPr>
+                      <w:rFonts w:ascii="Cambria Math" w:hAnsi="Cambria Math" w:cs="Times New Roman"/>
+                      <w:sz w:val="18"/>
+                      <w:szCs w:val="18"/>
+                    </w:rPr>
+                    <m:t>-h∥</m:t>
+                  </m:r>
+                </m:e>
+                <m:sup>
+                  <m:r>
+                    <w:rPr>
+                      <w:rFonts w:ascii="Cambria Math" w:hAnsi="Cambria Math" w:cs="Times New Roman"/>
+                      <w:sz w:val="18"/>
+                      <w:szCs w:val="18"/>
+                    </w:rPr>
+                    <m:t>2</m:t>
+                  </m:r>
+                </m:sup>
+              </m:sSup>
+            </m:num>
+            <m:den>
+              <m:sSup>
+                <m:sSupPr>
+                  <m:ctrlPr>
+                    <w:rPr>
+                      <w:rFonts w:ascii="Cambria Math" w:hAnsi="Cambria Math" w:cs="Times New Roman"/>
+                      <w:i/>
+                      <w:sz w:val="18"/>
+                      <w:szCs w:val="18"/>
+                    </w:rPr>
+                  </m:ctrlPr>
+                </m:sSupPr>
+                <m:e>
+                  <m:r>
+                    <w:rPr>
+                      <w:rFonts w:ascii="Cambria Math" w:hAnsi="Cambria Math" w:cs="Times New Roman"/>
+                      <w:sz w:val="18"/>
+                      <w:szCs w:val="18"/>
+                    </w:rPr>
+                    <m:t>∥sg(h)∥</m:t>
+                  </m:r>
+                </m:e>
+                <m:sup>
+                  <m:r>
+                    <w:rPr>
+                      <w:rFonts w:ascii="Cambria Math" w:hAnsi="Cambria Math" w:cs="Times New Roman"/>
+                      <w:sz w:val="18"/>
+                      <w:szCs w:val="18"/>
+                    </w:rPr>
+                    <m:t>2</m:t>
+                  </m:r>
+                </m:sup>
+              </m:sSup>
+              <m:r>
+                <w:rPr>
+                  <w:rFonts w:ascii="Cambria Math" w:hAnsi="Cambria Math" w:cs="Times New Roman"/>
+                  <w:sz w:val="18"/>
+                  <w:szCs w:val="18"/>
+                </w:rPr>
+                <m:t>+ϵ</m:t>
+              </m:r>
+            </m:den>
+          </m:f>
+          <m:r>
+            <w:rPr>
+              <w:rFonts w:ascii="Cambria Math" w:hAnsi="Cambria Math" w:cs="Times New Roman"/>
+              <w:sz w:val="18"/>
+              <w:szCs w:val="18"/>
+            </w:rPr>
+            <m:t>]</m:t>
+          </m:r>
+          <m:r>
+            <w:rPr>
+              <w:rFonts w:ascii="Cambria Math" w:hAnsi="Cambria Math" w:cs="Times New Roman"/>
+              <w:sz w:val="18"/>
+              <w:szCs w:val="18"/>
+              <w:lang w:val="en"/>
+            </w:rPr>
+            <m:t>+</m:t>
+          </m:r>
+          <m:r>
+            <w:rPr>
+              <w:rFonts w:ascii="Cambria Math" w:hAnsi="Cambria Math" w:cs="Times New Roman"/>
+              <w:sz w:val="18"/>
+              <w:szCs w:val="18"/>
+              <w:lang w:val="en"/>
+            </w:rPr>
+            <m:t>β</m:t>
+          </m:r>
+          <m:nary>
+            <m:naryPr>
+              <m:chr m:val="∑"/>
+              <m:limLoc m:val="undOvr"/>
+              <m:supHide m:val="1"/>
+              <m:ctrlPr>
+                <w:rPr>
+                  <w:rFonts w:ascii="Cambria Math" w:hAnsi="Cambria Math" w:cs="Times New Roman"/>
+                  <w:i/>
+                  <w:sz w:val="18"/>
+                  <w:szCs w:val="18"/>
+                </w:rPr>
+              </m:ctrlPr>
+            </m:naryPr>
+            <m:sub>
+              <m:r>
+                <w:rPr>
+                  <w:rFonts w:ascii="Cambria Math" w:hAnsi="Cambria Math" w:cs="Times New Roman"/>
+                  <w:sz w:val="18"/>
+                  <w:szCs w:val="18"/>
+                </w:rPr>
+                <m:t>i≠j</m:t>
+              </m:r>
+            </m:sub>
+            <m:sup/>
+            <m:e>
+              <m:func>
+                <m:funcPr>
+                  <m:ctrlPr>
+                    <w:rPr>
+                      <w:rFonts w:ascii="Cambria Math" w:hAnsi="Cambria Math" w:cs="Times New Roman"/>
+                      <w:sz w:val="18"/>
+                      <w:szCs w:val="18"/>
+                    </w:rPr>
+                  </m:ctrlPr>
+                </m:funcPr>
+                <m:fName>
+                  <m:r>
+                    <m:rPr>
+                      <m:sty m:val="p"/>
+                    </m:rPr>
+                    <w:rPr>
+                      <w:rFonts w:ascii="Cambria Math" w:hAnsi="Cambria Math" w:cs="Times New Roman"/>
+                      <w:sz w:val="18"/>
+                      <w:szCs w:val="18"/>
+                    </w:rPr>
+                    <m:t>exp</m:t>
+                  </m:r>
+                </m:fName>
+                <m:e>
+                  <m:d>
+                    <m:dPr>
+                      <m:ctrlPr>
+                        <w:rPr>
+                          <w:rFonts w:ascii="Cambria Math" w:hAnsi="Cambria Math" w:cs="Times New Roman"/>
+                          <w:i/>
+                          <w:sz w:val="18"/>
+                          <w:szCs w:val="18"/>
+                        </w:rPr>
+                      </m:ctrlPr>
+                    </m:dPr>
+                    <m:e>
+                      <m:r>
+                        <w:rPr>
+                          <w:rFonts w:ascii="Cambria Math" w:hAnsi="Cambria Math" w:cs="Times New Roman"/>
+                          <w:sz w:val="18"/>
+                          <w:szCs w:val="18"/>
+                        </w:rPr>
+                        <m:t>-</m:t>
+                      </m:r>
+                      <m:sSup>
+                        <m:sSupPr>
+                          <m:ctrlPr>
+                            <w:rPr>
+                              <w:rFonts w:ascii="Cambria Math" w:hAnsi="Cambria Math" w:cs="Times New Roman"/>
+                              <w:i/>
+                              <w:sz w:val="18"/>
+                              <w:szCs w:val="18"/>
+                            </w:rPr>
+                          </m:ctrlPr>
+                        </m:sSupPr>
+                        <m:e>
+                          <m:r>
+                            <w:rPr>
+                              <w:rFonts w:ascii="Cambria Math" w:hAnsi="Cambria Math" w:cs="Times New Roman"/>
+                              <w:sz w:val="18"/>
+                              <w:szCs w:val="18"/>
+                            </w:rPr>
+                            <m:t>∥</m:t>
+                          </m:r>
+                          <m:sSub>
+                            <m:sSubPr>
+                              <m:ctrlPr>
+                                <w:rPr>
+                                  <w:rFonts w:ascii="Cambria Math" w:hAnsi="Cambria Math" w:cs="Times New Roman"/>
+                                  <w:i/>
+                                  <w:sz w:val="18"/>
+                                  <w:szCs w:val="18"/>
+                                </w:rPr>
+                              </m:ctrlPr>
+                            </m:sSubPr>
+                            <m:e>
+                              <m:r>
+                                <w:rPr>
+                                  <w:rFonts w:ascii="Cambria Math" w:hAnsi="Cambria Math" w:cs="Times New Roman"/>
+                                  <w:sz w:val="18"/>
+                                  <w:szCs w:val="18"/>
+                                </w:rPr>
+                                <m:t>m</m:t>
+                              </m:r>
+                            </m:e>
+                            <m:sub>
+                              <m:r>
+                                <w:rPr>
+                                  <w:rFonts w:ascii="Cambria Math" w:hAnsi="Cambria Math" w:cs="Times New Roman"/>
+                                  <w:sz w:val="18"/>
+                                  <w:szCs w:val="18"/>
+                                </w:rPr>
+                                <m:t>i</m:t>
+                              </m:r>
+                            </m:sub>
+                          </m:sSub>
+                          <m:r>
+                            <w:rPr>
+                              <w:rFonts w:ascii="Cambria Math" w:hAnsi="Cambria Math" w:cs="Times New Roman"/>
+                              <w:sz w:val="18"/>
+                              <w:szCs w:val="18"/>
+                            </w:rPr>
+                            <m:t>-</m:t>
+                          </m:r>
+                          <m:sSub>
+                            <m:sSubPr>
+                              <m:ctrlPr>
+                                <w:rPr>
+                                  <w:rFonts w:ascii="Cambria Math" w:hAnsi="Cambria Math" w:cs="Times New Roman"/>
+                                  <w:i/>
+                                  <w:sz w:val="18"/>
+                                  <w:szCs w:val="18"/>
+                                </w:rPr>
+                              </m:ctrlPr>
+                            </m:sSubPr>
+                            <m:e>
+                              <m:r>
+                                <w:rPr>
+                                  <w:rFonts w:ascii="Cambria Math" w:hAnsi="Cambria Math" w:cs="Times New Roman"/>
+                                  <w:sz w:val="18"/>
+                                  <w:szCs w:val="18"/>
+                                </w:rPr>
+                                <m:t>m</m:t>
+                              </m:r>
+                            </m:e>
+                            <m:sub>
+                              <m:r>
+                                <w:rPr>
+                                  <w:rFonts w:ascii="Cambria Math" w:hAnsi="Cambria Math" w:cs="Times New Roman"/>
+                                  <w:sz w:val="18"/>
+                                  <w:szCs w:val="18"/>
+                                </w:rPr>
+                                <m:t>j</m:t>
+                              </m:r>
+                            </m:sub>
+                          </m:sSub>
+                          <m:r>
+                            <w:rPr>
+                              <w:rFonts w:ascii="Cambria Math" w:hAnsi="Cambria Math" w:cs="Times New Roman"/>
+                              <w:sz w:val="18"/>
+                              <w:szCs w:val="18"/>
+                            </w:rPr>
+                            <m:t>∥</m:t>
+                          </m:r>
+                        </m:e>
+                        <m:sup>
+                          <m:r>
+                            <w:rPr>
+                              <w:rFonts w:ascii="Cambria Math" w:hAnsi="Cambria Math" w:cs="Times New Roman"/>
+                              <w:sz w:val="18"/>
+                              <w:szCs w:val="18"/>
+                            </w:rPr>
+                            <m:t>2</m:t>
+                          </m:r>
+                        </m:sup>
+                      </m:sSup>
+                    </m:e>
+                  </m:d>
+                </m:e>
+              </m:func>
+            </m:e>
+          </m:nary>
+        </m:oMath>
+      </m:oMathPara>
     </w:p>
     <w:sectPr>
       <w:pgSz w:w="11906" w:h="16838"/>
@@ -7319,7 +8890,6 @@
   <w:style w:type="character" w:default="1" w:styleId="a0">
     <w:name w:val="Default Paragraph Font"/>
     <w:uiPriority w:val="1"/>
-    <w:semiHidden/>
     <w:unhideWhenUsed/>
   </w:style>
   <w:style w:type="table" w:default="1" w:styleId="a1">

--- a/smart.docx
+++ b/smart.docx
@@ -91,15 +91,16 @@
           <w:sz w:val="28"/>
           <w:szCs w:val="28"/>
         </w:rPr>
-        <w:t>By Harry</w:t>
-      </w:r>
+        <w:t xml:space="preserve">By </w:t>
+      </w:r>
+      <w:proofErr w:type="spellStart"/>
       <w:r>
         <w:rPr>
           <w:rFonts w:ascii="Times New Roman" w:hAnsi="Times New Roman" w:cs="Times New Roman"/>
           <w:sz w:val="28"/>
           <w:szCs w:val="28"/>
         </w:rPr>
-        <w:t>·</w:t>
+        <w:t>Harry</w:t>
       </w:r>
       <w:r>
         <w:rPr>
@@ -107,7 +108,7 @@
           <w:sz w:val="28"/>
           <w:szCs w:val="28"/>
         </w:rPr>
-        <w:t>Leo</w:t>
+        <w:t>·</w:t>
       </w:r>
       <w:r>
         <w:rPr>
@@ -115,7 +116,7 @@
           <w:sz w:val="28"/>
           <w:szCs w:val="28"/>
         </w:rPr>
-        <w:t>·</w:t>
+        <w:t>Leo</w:t>
       </w:r>
       <w:r>
         <w:rPr>
@@ -123,7 +124,7 @@
           <w:sz w:val="28"/>
           <w:szCs w:val="28"/>
         </w:rPr>
-        <w:t>Andrewson</w:t>
+        <w:t>·</w:t>
       </w:r>
       <w:r>
         <w:rPr>
@@ -131,7 +132,7 @@
           <w:sz w:val="28"/>
           <w:szCs w:val="28"/>
         </w:rPr>
-        <w:t>·</w:t>
+        <w:t>Andrewson</w:t>
       </w:r>
       <w:r>
         <w:rPr>
@@ -139,8 +140,17 @@
           <w:sz w:val="28"/>
           <w:szCs w:val="28"/>
         </w:rPr>
+        <w:t>·</w:t>
+      </w:r>
+      <w:r>
+        <w:rPr>
+          <w:rFonts w:ascii="Times New Roman" w:hAnsi="Times New Roman" w:cs="Times New Roman"/>
+          <w:sz w:val="28"/>
+          <w:szCs w:val="28"/>
+        </w:rPr>
         <w:t>Li</w:t>
       </w:r>
+      <w:proofErr w:type="spellEnd"/>
     </w:p>
     <w:p>
       <w:pPr>
@@ -157,15 +167,16 @@
           <w:sz w:val="15"/>
           <w:szCs w:val="15"/>
         </w:rPr>
-        <w:t>© HLAL</w:t>
-      </w:r>
+        <w:t xml:space="preserve">© </w:t>
+      </w:r>
+      <w:proofErr w:type="spellStart"/>
       <w:r>
         <w:rPr>
           <w:rFonts w:ascii="Times New Roman" w:hAnsi="Times New Roman" w:cs="Times New Roman"/>
           <w:sz w:val="15"/>
           <w:szCs w:val="15"/>
         </w:rPr>
-        <w:t>·</w:t>
+        <w:t>HLAL</w:t>
       </w:r>
       <w:r>
         <w:rPr>
@@ -173,7 +184,7 @@
           <w:sz w:val="15"/>
           <w:szCs w:val="15"/>
         </w:rPr>
-        <w:t>d</w:t>
+        <w:t>·</w:t>
       </w:r>
       <w:r>
         <w:rPr>
@@ -181,7 +192,24 @@
           <w:sz w:val="15"/>
           <w:szCs w:val="15"/>
         </w:rPr>
-        <w:t>h, Harry1391453181620</w:t>
+        <w:t>d</w:t>
+      </w:r>
+      <w:r>
+        <w:rPr>
+          <w:rFonts w:ascii="Times New Roman" w:hAnsi="Times New Roman" w:cs="Times New Roman"/>
+          <w:sz w:val="15"/>
+          <w:szCs w:val="15"/>
+        </w:rPr>
+        <w:t>h</w:t>
+      </w:r>
+      <w:proofErr w:type="spellEnd"/>
+      <w:r>
+        <w:rPr>
+          <w:rFonts w:ascii="Times New Roman" w:hAnsi="Times New Roman" w:cs="Times New Roman"/>
+          <w:sz w:val="15"/>
+          <w:szCs w:val="15"/>
+        </w:rPr>
+        <w:t>, Harry1391453181620</w:t>
       </w:r>
     </w:p>
     <w:p>
@@ -1712,15 +1740,7 @@
             <w:sz w:val="18"/>
             <w:szCs w:val="18"/>
           </w:rPr>
-          <m:t>L=</m:t>
-        </m:r>
-        <m:r>
-          <w:rPr>
-            <w:rFonts w:ascii="Cambria Math" w:hAnsi="Cambria Math" w:cs="Times New Roman"/>
-            <w:sz w:val="18"/>
-            <w:szCs w:val="18"/>
-          </w:rPr>
-          <m:t>2</m:t>
+          <m:t>L=2</m:t>
         </m:r>
         <m:d>
           <m:dPr>
@@ -1857,18 +1877,7 @@
             <w:sz w:val="18"/>
             <w:szCs w:val="18"/>
           </w:rPr>
-          <m:t>∇</m:t>
-        </m:r>
-        <m:r>
-          <m:rPr>
-            <m:sty m:val="p"/>
-          </m:rPr>
-          <w:rPr>
-            <w:rFonts w:ascii="Cambria Math" w:hAnsi="Cambria Math" w:cs="Times New Roman"/>
-            <w:sz w:val="18"/>
-            <w:szCs w:val="18"/>
-          </w:rPr>
-          <m:t>L</m:t>
+          <m:t>∇L</m:t>
         </m:r>
         <m:r>
           <w:rPr>
@@ -2374,11 +2383,19 @@
       </w:r>
       <w:r>
         <w:rPr>
-          <w:rFonts w:ascii="Times New Roman" w:hAnsi="Times New Roman" w:cs="Times New Roman"/>
-          <w:sz w:val="18"/>
-          <w:szCs w:val="18"/>
-        </w:rPr>
-        <w:t>this formulation is not yet suitable for LLMs due to two fundamental issues:</w:t>
+          <w:rFonts w:ascii="Times New Roman" w:hAnsi="Times New Roman" w:cs="Times New Roman" w:hint="eastAsia"/>
+          <w:sz w:val="18"/>
+          <w:szCs w:val="18"/>
+        </w:rPr>
+        <w:t>T</w:t>
+      </w:r>
+      <w:r>
+        <w:rPr>
+          <w:rFonts w:ascii="Times New Roman" w:hAnsi="Times New Roman" w:cs="Times New Roman"/>
+          <w:sz w:val="18"/>
+          <w:szCs w:val="18"/>
+        </w:rPr>
+        <w:t>his formulation is not yet suitable for LLMs due to two fundamental issues:</w:t>
       </w:r>
       <w:r>
         <w:rPr>
@@ -3431,25 +3448,7 @@
             <w:szCs w:val="18"/>
             <w:lang w:val="en"/>
           </w:rPr>
-          <m:t>(</m:t>
-        </m:r>
-        <m:r>
-          <w:rPr>
-            <w:rFonts w:ascii="Cambria Math" w:hAnsi="Cambria Math" w:cs="Times New Roman"/>
-            <w:sz w:val="18"/>
-            <w:szCs w:val="18"/>
-            <w:lang w:val="en"/>
-          </w:rPr>
-          <m:t>h</m:t>
-        </m:r>
-        <m:r>
-          <w:rPr>
-            <w:rFonts w:ascii="Cambria Math" w:hAnsi="Cambria Math" w:cs="Times New Roman"/>
-            <w:sz w:val="18"/>
-            <w:szCs w:val="18"/>
-            <w:lang w:val="en"/>
-          </w:rPr>
-          <m:t>-f(h))</m:t>
+          <m:t>(h-f(h))</m:t>
         </m:r>
       </m:oMath>
       <w:r>
@@ -3851,7 +3850,27 @@
           <w:szCs w:val="18"/>
           <w:lang w:val="en"/>
         </w:rPr>
-        <w:t xml:space="preserve">. Now, we should recall our previous hybird loss function: </w:t>
+        <w:t xml:space="preserve">. Now, we should recall our previous </w:t>
+      </w:r>
+      <w:proofErr w:type="spellStart"/>
+      <w:r>
+        <w:rPr>
+          <w:rFonts w:ascii="Times New Roman" w:hAnsi="Times New Roman" w:cs="Times New Roman"/>
+          <w:sz w:val="18"/>
+          <w:szCs w:val="18"/>
+          <w:lang w:val="en"/>
+        </w:rPr>
+        <w:t>hybird</w:t>
+      </w:r>
+      <w:proofErr w:type="spellEnd"/>
+      <w:r>
+        <w:rPr>
+          <w:rFonts w:ascii="Times New Roman" w:hAnsi="Times New Roman" w:cs="Times New Roman"/>
+          <w:sz w:val="18"/>
+          <w:szCs w:val="18"/>
+          <w:lang w:val="en"/>
+        </w:rPr>
+        <w:t xml:space="preserve"> loss function: </w:t>
       </w:r>
       <m:oMath>
         <m:r>
@@ -4929,15 +4948,7 @@
                 <w:sz w:val="18"/>
                 <w:szCs w:val="18"/>
               </w:rPr>
-              <m:t>∂</m:t>
-            </m:r>
-            <m:r>
-              <w:rPr>
-                <w:rFonts w:ascii="Cambria Math" w:hAnsi="Cambria Math" w:cs="Times New Roman"/>
-                <w:sz w:val="18"/>
-                <w:szCs w:val="18"/>
-              </w:rPr>
-              <m:t>sg(h)</m:t>
+              <m:t>∂sg(h)</m:t>
             </m:r>
           </m:num>
           <m:den>
@@ -4947,15 +4958,7 @@
                 <w:sz w:val="18"/>
                 <w:szCs w:val="18"/>
               </w:rPr>
-              <m:t>∂</m:t>
-            </m:r>
-            <m:r>
-              <w:rPr>
-                <w:rFonts w:ascii="Cambria Math" w:hAnsi="Cambria Math" w:cs="Times New Roman"/>
-                <w:sz w:val="18"/>
-                <w:szCs w:val="18"/>
-              </w:rPr>
-              <m:t>h</m:t>
+              <m:t>∂h</m:t>
             </m:r>
           </m:den>
         </m:f>
@@ -6761,7 +6764,257 @@
           <w:sz w:val="18"/>
           <w:szCs w:val="18"/>
         </w:rPr>
-        <w:t xml:space="preserve">, so for IDSI: </w:t>
+        <w:t xml:space="preserve">, </w:t>
+      </w:r>
+      <w:r>
+        <w:rPr>
+          <w:rFonts w:ascii="Times New Roman" w:hAnsi="Times New Roman" w:cs="Times New Roman" w:hint="eastAsia"/>
+          <w:sz w:val="18"/>
+          <w:szCs w:val="18"/>
+        </w:rPr>
+        <w:t xml:space="preserve">so we define the relative update magnitude for each hidden state as: </w:t>
+      </w:r>
+      <m:oMath>
+        <m:r>
+          <w:rPr>
+            <w:rFonts w:ascii="Cambria Math" w:hAnsi="Cambria Math" w:cs="Times New Roman"/>
+            <w:sz w:val="18"/>
+            <w:szCs w:val="18"/>
+          </w:rPr>
+          <m:t>∆</m:t>
+        </m:r>
+        <m:sSub>
+          <m:sSubPr>
+            <m:ctrlPr>
+              <w:rPr>
+                <w:rFonts w:ascii="Cambria Math" w:hAnsi="Cambria Math" w:cs="Times New Roman"/>
+                <w:i/>
+                <w:sz w:val="18"/>
+                <w:szCs w:val="18"/>
+              </w:rPr>
+            </m:ctrlPr>
+          </m:sSubPr>
+          <m:e>
+            <m:r>
+              <w:rPr>
+                <w:rFonts w:ascii="Cambria Math" w:hAnsi="Cambria Math" w:cs="Times New Roman"/>
+                <w:sz w:val="18"/>
+                <w:szCs w:val="18"/>
+              </w:rPr>
+              <m:t>h</m:t>
+            </m:r>
+          </m:e>
+          <m:sub>
+            <m:r>
+              <w:rPr>
+                <w:rFonts w:ascii="Cambria Math" w:hAnsi="Cambria Math" w:cs="Times New Roman"/>
+                <w:sz w:val="18"/>
+                <w:szCs w:val="18"/>
+              </w:rPr>
+              <m:t>t</m:t>
+            </m:r>
+          </m:sub>
+        </m:sSub>
+        <m:r>
+          <w:rPr>
+            <w:rFonts w:ascii="Cambria Math" w:hAnsi="Cambria Math" w:cs="Times New Roman"/>
+            <w:sz w:val="18"/>
+            <w:szCs w:val="18"/>
+          </w:rPr>
+          <m:t>=</m:t>
+        </m:r>
+        <m:f>
+          <m:fPr>
+            <m:ctrlPr>
+              <w:rPr>
+                <w:rFonts w:ascii="Cambria Math" w:hAnsi="Cambria Math" w:cs="Times New Roman"/>
+                <w:i/>
+                <w:sz w:val="18"/>
+                <w:szCs w:val="18"/>
+              </w:rPr>
+            </m:ctrlPr>
+          </m:fPr>
+          <m:num>
+            <m:r>
+              <w:rPr>
+                <w:rFonts w:ascii="Cambria Math" w:hAnsi="Cambria Math" w:cs="Times New Roman"/>
+                <w:sz w:val="18"/>
+                <w:szCs w:val="18"/>
+              </w:rPr>
+              <m:t>∥</m:t>
+            </m:r>
+            <m:sSub>
+              <m:sSubPr>
+                <m:ctrlPr>
+                  <w:rPr>
+                    <w:rFonts w:ascii="Cambria Math" w:hAnsi="Cambria Math" w:cs="Times New Roman"/>
+                    <w:i/>
+                    <w:sz w:val="18"/>
+                    <w:szCs w:val="18"/>
+                  </w:rPr>
+                </m:ctrlPr>
+              </m:sSubPr>
+              <m:e>
+                <m:r>
+                  <w:rPr>
+                    <w:rFonts w:ascii="Cambria Math" w:hAnsi="Cambria Math" w:cs="Times New Roman"/>
+                    <w:sz w:val="18"/>
+                    <w:szCs w:val="18"/>
+                  </w:rPr>
+                  <m:t>h</m:t>
+                </m:r>
+              </m:e>
+              <m:sub>
+                <m:r>
+                  <w:rPr>
+                    <w:rFonts w:ascii="Cambria Math" w:hAnsi="Cambria Math" w:cs="Times New Roman"/>
+                    <w:sz w:val="18"/>
+                    <w:szCs w:val="18"/>
+                  </w:rPr>
+                  <m:t>t+1</m:t>
+                </m:r>
+              </m:sub>
+            </m:sSub>
+            <m:r>
+              <w:rPr>
+                <w:rFonts w:ascii="Cambria Math" w:hAnsi="Cambria Math" w:cs="Times New Roman"/>
+                <w:sz w:val="18"/>
+                <w:szCs w:val="18"/>
+              </w:rPr>
+              <m:t>-</m:t>
+            </m:r>
+            <m:sSub>
+              <m:sSubPr>
+                <m:ctrlPr>
+                  <w:rPr>
+                    <w:rFonts w:ascii="Cambria Math" w:hAnsi="Cambria Math" w:cs="Times New Roman"/>
+                    <w:i/>
+                    <w:sz w:val="18"/>
+                    <w:szCs w:val="18"/>
+                  </w:rPr>
+                </m:ctrlPr>
+              </m:sSubPr>
+              <m:e>
+                <m:r>
+                  <w:rPr>
+                    <w:rFonts w:ascii="Cambria Math" w:hAnsi="Cambria Math" w:cs="Times New Roman"/>
+                    <w:sz w:val="18"/>
+                    <w:szCs w:val="18"/>
+                  </w:rPr>
+                  <m:t>h</m:t>
+                </m:r>
+              </m:e>
+              <m:sub>
+                <m:r>
+                  <w:rPr>
+                    <w:rFonts w:ascii="Cambria Math" w:hAnsi="Cambria Math" w:cs="Times New Roman"/>
+                    <w:sz w:val="18"/>
+                    <w:szCs w:val="18"/>
+                  </w:rPr>
+                  <m:t>t</m:t>
+                </m:r>
+              </m:sub>
+            </m:sSub>
+            <m:r>
+              <w:rPr>
+                <w:rFonts w:ascii="Cambria Math" w:hAnsi="Cambria Math" w:cs="Times New Roman"/>
+                <w:sz w:val="18"/>
+                <w:szCs w:val="18"/>
+              </w:rPr>
+              <m:t>∥</m:t>
+            </m:r>
+          </m:num>
+          <m:den>
+            <m:r>
+              <w:rPr>
+                <w:rFonts w:ascii="Cambria Math" w:hAnsi="Cambria Math" w:cs="Times New Roman"/>
+                <w:sz w:val="18"/>
+                <w:szCs w:val="18"/>
+              </w:rPr>
+              <m:t>∥</m:t>
+            </m:r>
+            <m:sSub>
+              <m:sSubPr>
+                <m:ctrlPr>
+                  <w:rPr>
+                    <w:rFonts w:ascii="Cambria Math" w:hAnsi="Cambria Math" w:cs="Times New Roman"/>
+                    <w:i/>
+                    <w:sz w:val="18"/>
+                    <w:szCs w:val="18"/>
+                  </w:rPr>
+                </m:ctrlPr>
+              </m:sSubPr>
+              <m:e>
+                <m:r>
+                  <w:rPr>
+                    <w:rFonts w:ascii="Cambria Math" w:hAnsi="Cambria Math" w:cs="Times New Roman"/>
+                    <w:sz w:val="18"/>
+                    <w:szCs w:val="18"/>
+                  </w:rPr>
+                  <m:t>h</m:t>
+                </m:r>
+              </m:e>
+              <m:sub>
+                <m:r>
+                  <w:rPr>
+                    <w:rFonts w:ascii="Cambria Math" w:hAnsi="Cambria Math" w:cs="Times New Roman"/>
+                    <w:sz w:val="18"/>
+                    <w:szCs w:val="18"/>
+                  </w:rPr>
+                  <m:t>t</m:t>
+                </m:r>
+              </m:sub>
+            </m:sSub>
+            <m:r>
+              <w:rPr>
+                <w:rFonts w:ascii="Cambria Math" w:hAnsi="Cambria Math" w:cs="Times New Roman"/>
+                <w:sz w:val="18"/>
+                <w:szCs w:val="18"/>
+              </w:rPr>
+              <m:t>∥+ϵ</m:t>
+            </m:r>
+          </m:den>
+        </m:f>
+      </m:oMath>
+      <w:r>
+        <w:rPr>
+          <w:rFonts w:ascii="Times New Roman" w:hAnsi="Times New Roman" w:cs="Times New Roman" w:hint="eastAsia"/>
+          <w:sz w:val="18"/>
+          <w:szCs w:val="18"/>
+        </w:rPr>
+        <w:t xml:space="preserve">, </w:t>
+      </w:r>
+      <w:r>
+        <w:rPr>
+          <w:rFonts w:ascii="Times New Roman" w:hAnsi="Times New Roman" w:cs="Times New Roman" w:hint="eastAsia"/>
+          <w:sz w:val="18"/>
+          <w:szCs w:val="18"/>
+        </w:rPr>
+        <w:t xml:space="preserve">so </w:t>
+      </w:r>
+      <w:r>
+        <w:rPr>
+          <w:rFonts w:ascii="Times New Roman" w:hAnsi="Times New Roman" w:cs="Times New Roman" w:hint="eastAsia"/>
+          <w:sz w:val="18"/>
+          <w:szCs w:val="18"/>
+        </w:rPr>
+        <w:t xml:space="preserve">we define </w:t>
+      </w:r>
+      <w:r>
+        <w:rPr>
+          <w:rFonts w:ascii="Times New Roman" w:hAnsi="Times New Roman" w:cs="Times New Roman" w:hint="eastAsia"/>
+          <w:sz w:val="18"/>
+          <w:szCs w:val="18"/>
+        </w:rPr>
+        <w:t>IDSI</w:t>
+      </w:r>
+      <w:r>
+        <w:rPr>
+          <w:rFonts w:ascii="Times New Roman" w:hAnsi="Times New Roman" w:cs="Times New Roman" w:hint="eastAsia"/>
+          <w:sz w:val="18"/>
+          <w:szCs w:val="18"/>
+        </w:rPr>
+        <w:t xml:space="preserve"> as the expectation over all hidden states:</w:t>
       </w:r>
       <m:oMath>
         <m:r>
@@ -6781,6 +7034,51 @@
             <w:sz w:val="18"/>
             <w:szCs w:val="18"/>
           </w:rPr>
+          <m:t>E[∆</m:t>
+        </m:r>
+        <m:r>
+          <w:rPr>
+            <w:rFonts w:ascii="Cambria Math" w:hAnsi="Cambria Math" w:cs="Times New Roman"/>
+            <w:sz w:val="18"/>
+            <w:szCs w:val="18"/>
+          </w:rPr>
+          <m:t>h]</m:t>
+        </m:r>
+      </m:oMath>
+      <w:r>
+        <w:rPr>
+          <w:rFonts w:ascii="Times New Roman" w:hAnsi="Times New Roman" w:cs="Times New Roman" w:hint="eastAsia"/>
+          <w:sz w:val="18"/>
+          <w:szCs w:val="18"/>
+        </w:rPr>
+        <w:t>, substituting the update rule gives</w:t>
+      </w:r>
+      <w:r>
+        <w:rPr>
+          <w:rFonts w:ascii="Times New Roman" w:hAnsi="Times New Roman" w:cs="Times New Roman" w:hint="eastAsia"/>
+          <w:sz w:val="18"/>
+          <w:szCs w:val="18"/>
+        </w:rPr>
+        <w:t xml:space="preserve">: </w:t>
+      </w:r>
+      <m:oMath>
+        <m:r>
+          <w:rPr>
+            <w:rFonts w:ascii="Cambria Math" w:hAnsi="Cambria Math" w:cs="Times New Roman"/>
+            <w:sz w:val="18"/>
+            <w:szCs w:val="18"/>
+          </w:rPr>
+          <m:t>IDSI=</m:t>
+        </m:r>
+        <m:r>
+          <m:rPr>
+            <m:scr m:val="double-struck"/>
+          </m:rPr>
+          <w:rPr>
+            <w:rFonts w:ascii="Cambria Math" w:hAnsi="Cambria Math" w:cs="Times New Roman"/>
+            <w:sz w:val="18"/>
+            <w:szCs w:val="18"/>
+          </w:rPr>
           <m:t>E[</m:t>
         </m:r>
         <m:r>
@@ -6809,15 +7107,7 @@
                 <w:sz w:val="18"/>
                 <w:szCs w:val="18"/>
               </w:rPr>
-              <m:t>∥</m:t>
-            </m:r>
-            <m:r>
-              <w:rPr>
-                <w:rFonts w:ascii="Cambria Math" w:hAnsi="Cambria Math" w:cs="Times New Roman"/>
-                <w:sz w:val="18"/>
-                <w:szCs w:val="18"/>
-              </w:rPr>
-              <m:t>f</m:t>
+              <m:t>∥f</m:t>
             </m:r>
             <m:d>
               <m:dPr>
@@ -6847,23 +7137,7 @@
                 <w:sz w:val="18"/>
                 <w:szCs w:val="18"/>
               </w:rPr>
-              <m:t>-</m:t>
-            </m:r>
-            <m:r>
-              <w:rPr>
-                <w:rFonts w:ascii="Cambria Math" w:hAnsi="Cambria Math" w:cs="Times New Roman"/>
-                <w:sz w:val="18"/>
-                <w:szCs w:val="18"/>
-              </w:rPr>
-              <m:t>h</m:t>
-            </m:r>
-            <m:r>
-              <w:rPr>
-                <w:rFonts w:ascii="Cambria Math" w:hAnsi="Cambria Math" w:cs="Times New Roman"/>
-                <w:sz w:val="18"/>
-                <w:szCs w:val="18"/>
-              </w:rPr>
-              <m:t>∥</m:t>
+              <m:t>-h∥</m:t>
             </m:r>
           </m:num>
           <m:den>
@@ -6873,23 +7147,15 @@
                 <w:sz w:val="18"/>
                 <w:szCs w:val="18"/>
               </w:rPr>
-              <m:t>∥</m:t>
-            </m:r>
-            <m:r>
-              <w:rPr>
-                <w:rFonts w:ascii="Cambria Math" w:hAnsi="Cambria Math" w:cs="Times New Roman"/>
-                <w:sz w:val="18"/>
-                <w:szCs w:val="18"/>
-              </w:rPr>
-              <m:t>h</m:t>
-            </m:r>
-            <m:r>
-              <w:rPr>
-                <w:rFonts w:ascii="Cambria Math" w:hAnsi="Cambria Math" w:cs="Times New Roman"/>
-                <w:sz w:val="18"/>
-                <w:szCs w:val="18"/>
-              </w:rPr>
-              <m:t>∥</m:t>
+              <m:t>∥h∥</m:t>
+            </m:r>
+            <m:r>
+              <w:rPr>
+                <w:rFonts w:ascii="Cambria Math" w:hAnsi="Cambria Math" w:cs="Times New Roman"/>
+                <w:sz w:val="18"/>
+                <w:szCs w:val="18"/>
+              </w:rPr>
+              <m:t>+ϵ</m:t>
             </m:r>
           </m:den>
         </m:f>
@@ -6908,7 +7174,39 @@
           <w:sz w:val="18"/>
           <w:szCs w:val="18"/>
         </w:rPr>
-        <w:t xml:space="preserve">. However, we can realize that we already have </w:t>
+        <w:t>.</w:t>
+      </w:r>
+      <w:r>
+        <w:rPr>
+          <w:rFonts w:ascii="Times New Roman" w:hAnsi="Times New Roman" w:cs="Times New Roman" w:hint="eastAsia"/>
+          <w:sz w:val="18"/>
+          <w:szCs w:val="18"/>
+        </w:rPr>
+        <w:t xml:space="preserve"> This shows that IDSI captures the relative deviation from a fixed point, scaled by the step size </w:t>
+      </w:r>
+      <w:r>
+        <w:rPr>
+          <w:rFonts w:ascii="Times New Roman" w:hAnsi="Times New Roman" w:cs="Times New Roman" w:hint="eastAsia"/>
+          <w:sz w:val="18"/>
+          <w:szCs w:val="18"/>
+        </w:rPr>
+        <w:t>α</w:t>
+      </w:r>
+      <w:r>
+        <w:rPr>
+          <w:rFonts w:ascii="Times New Roman" w:hAnsi="Times New Roman" w:cs="Times New Roman" w:hint="eastAsia"/>
+          <w:sz w:val="18"/>
+          <w:szCs w:val="18"/>
+        </w:rPr>
+        <w:t>.</w:t>
+      </w:r>
+      <w:r>
+        <w:rPr>
+          <w:rFonts w:ascii="Times New Roman" w:hAnsi="Times New Roman" w:cs="Times New Roman" w:hint="eastAsia"/>
+          <w:sz w:val="18"/>
+          <w:szCs w:val="18"/>
+        </w:rPr>
+        <w:t xml:space="preserve"> However, we can realize that we already have </w:t>
       </w:r>
       <m:oMath>
         <m:sSub>
@@ -6990,7 +7288,7 @@
           <w:sz w:val="18"/>
           <w:szCs w:val="18"/>
         </w:rPr>
-        <w:t>, which indicates that the IDSI is actually the normalized fixed-point loss</w:t>
+        <w:t xml:space="preserve">, which </w:t>
       </w:r>
       <w:r>
         <w:rPr>
@@ -6998,15 +7296,7 @@
           <w:sz w:val="18"/>
           <w:szCs w:val="18"/>
         </w:rPr>
-        <w:t xml:space="preserve">, </w:t>
-      </w:r>
-      <w:r>
-        <w:rPr>
-          <w:rFonts w:ascii="Times New Roman" w:hAnsi="Times New Roman" w:cs="Times New Roman"/>
-          <w:sz w:val="18"/>
-          <w:szCs w:val="18"/>
-        </w:rPr>
-        <w:t>focusing on relative stability rather than absolute magnitude</w:t>
+        <w:t>only penalizes absolute deviation, while IDSI reflects relative dynamical instability</w:t>
       </w:r>
       <w:r>
         <w:rPr>
@@ -7014,7 +7304,56 @@
           <w:sz w:val="18"/>
           <w:szCs w:val="18"/>
         </w:rPr>
-        <w:t xml:space="preserve">. So, the correct method is to use IDSI to control the magnitude of update, similar to learning rate. So, we invent the IDSI loss: </w:t>
+        <w:t>.</w:t>
+      </w:r>
+      <w:r>
+        <w:rPr>
+          <w:rFonts w:ascii="Times New Roman" w:hAnsi="Times New Roman" w:cs="Times New Roman" w:hint="eastAsia"/>
+          <w:sz w:val="18"/>
+          <w:szCs w:val="18"/>
+        </w:rPr>
+        <w:t xml:space="preserve"> Therefore, minimizing IDSI is equivalent to encouraging scale-invariant stability, preventing large relative fluctuations even when hidden state grow in </w:t>
+      </w:r>
+      <w:r>
+        <w:rPr>
+          <w:rFonts w:ascii="Times New Roman" w:hAnsi="Times New Roman" w:cs="Times New Roman" w:hint="eastAsia"/>
+          <w:sz w:val="18"/>
+          <w:szCs w:val="18"/>
+        </w:rPr>
+        <w:lastRenderedPageBreak/>
+        <w:t>magnitude.</w:t>
+      </w:r>
+      <w:r>
+        <w:rPr>
+          <w:rFonts w:ascii="Times New Roman" w:hAnsi="Times New Roman" w:cs="Times New Roman" w:hint="eastAsia"/>
+          <w:sz w:val="18"/>
+          <w:szCs w:val="18"/>
+        </w:rPr>
+        <w:t xml:space="preserve"> </w:t>
+      </w:r>
+      <w:r>
+        <w:rPr>
+          <w:rFonts w:ascii="Times New Roman" w:hAnsi="Times New Roman" w:cs="Times New Roman"/>
+          <w:sz w:val="18"/>
+          <w:szCs w:val="18"/>
+        </w:rPr>
+        <w:t>Instead of directly modifying the learning rate, L_IDSI implicitly regulates the effective update magnitude by penalizing large relative deviations, thus stabilizing the internal dynamics in a scale-invariant manner.</w:t>
+      </w:r>
+      <w:r>
+        <w:rPr>
+          <w:rFonts w:ascii="Times New Roman" w:hAnsi="Times New Roman" w:cs="Times New Roman" w:hint="eastAsia"/>
+          <w:sz w:val="18"/>
+          <w:szCs w:val="18"/>
+        </w:rPr>
+        <w:t xml:space="preserve"> </w:t>
+      </w:r>
+      <w:r>
+        <w:rPr>
+          <w:rFonts w:ascii="Times New Roman" w:hAnsi="Times New Roman" w:cs="Times New Roman" w:hint="eastAsia"/>
+          <w:sz w:val="18"/>
+          <w:szCs w:val="18"/>
+        </w:rPr>
+        <w:t xml:space="preserve">So, we invent the IDSI loss: </w:t>
       </w:r>
       <m:oMath>
         <m:sSub>
@@ -7050,22 +7389,6 @@
           </m:sub>
         </m:sSub>
         <m:r>
-          <w:rPr>
-            <w:rFonts w:ascii="Cambria Math" w:hAnsi="Cambria Math" w:cs="Times New Roman"/>
-            <w:sz w:val="18"/>
-            <w:szCs w:val="18"/>
-          </w:rPr>
-          <m:t>=</m:t>
-        </m:r>
-        <m:r>
-          <w:rPr>
-            <w:rFonts w:ascii="Cambria Math" w:hAnsi="Cambria Math" w:cs="Times New Roman"/>
-            <w:sz w:val="18"/>
-            <w:szCs w:val="18"/>
-          </w:rPr>
-          <m:t xml:space="preserve"> </m:t>
-        </m:r>
-        <m:r>
           <m:rPr>
             <m:scr m:val="double-struck"/>
           </m:rPr>
@@ -7074,7 +7397,7 @@
             <w:sz w:val="18"/>
             <w:szCs w:val="18"/>
           </w:rPr>
-          <m:t>E[</m:t>
+          <m:t>= E[</m:t>
         </m:r>
         <m:f>
           <m:fPr>
@@ -7216,7 +7539,7 @@
       <w:pPr>
         <w:jc w:val="center"/>
         <w:rPr>
-          <w:rFonts w:ascii="Times New Roman" w:hAnsi="Times New Roman" w:cs="Times New Roman" w:hint="eastAsia"/>
+          <w:rFonts w:ascii="Times New Roman" w:hAnsi="Times New Roman" w:cs="Times New Roman"/>
           <w:sz w:val="18"/>
           <w:szCs w:val="18"/>
         </w:rPr>
@@ -7229,7 +7552,6 @@
               <w:sz w:val="18"/>
               <w:szCs w:val="18"/>
             </w:rPr>
-            <w:lastRenderedPageBreak/>
             <m:t>L=</m:t>
           </m:r>
           <m:sSub>
@@ -7454,15 +7776,7 @@
               <w:sz w:val="18"/>
               <w:szCs w:val="18"/>
             </w:rPr>
-            <m:t>=</m:t>
-          </m:r>
-          <m:r>
-            <w:rPr>
-              <w:rFonts w:ascii="Cambria Math" w:hAnsi="Cambria Math" w:cs="Times New Roman"/>
-              <w:sz w:val="18"/>
-              <w:szCs w:val="18"/>
-            </w:rPr>
-            <m:t>-</m:t>
+            <m:t>=-</m:t>
           </m:r>
           <m:nary>
             <m:naryPr>
@@ -7912,16 +8226,7 @@
               <w:szCs w:val="18"/>
               <w:lang w:val="en"/>
             </w:rPr>
-            <m:t>+</m:t>
-          </m:r>
-          <m:r>
-            <w:rPr>
-              <w:rFonts w:ascii="Cambria Math" w:hAnsi="Cambria Math" w:cs="Times New Roman"/>
-              <w:sz w:val="18"/>
-              <w:szCs w:val="18"/>
-              <w:lang w:val="en"/>
-            </w:rPr>
-            <m:t>β</m:t>
+            <m:t>+β</m:t>
           </m:r>
           <m:nary>
             <m:naryPr>
@@ -8113,6 +8418,2191 @@
           </m:nary>
         </m:oMath>
       </m:oMathPara>
+    </w:p>
+    <w:p>
+      <w:pPr>
+        <w:jc w:val="both"/>
+        <w:rPr>
+          <w:rFonts w:ascii="Times New Roman" w:hAnsi="Times New Roman" w:cs="Times New Roman" w:hint="eastAsia"/>
+          <w:sz w:val="18"/>
+          <w:szCs w:val="18"/>
+        </w:rPr>
+      </w:pPr>
+      <w:r>
+        <w:rPr>
+          <w:rFonts w:ascii="Times New Roman" w:hAnsi="Times New Roman" w:cs="Times New Roman" w:hint="eastAsia"/>
+          <w:sz w:val="18"/>
+          <w:szCs w:val="18"/>
+        </w:rPr>
+        <w:t xml:space="preserve">However, it is </w:t>
+      </w:r>
+      <w:r>
+        <w:rPr>
+          <w:rFonts w:ascii="Times New Roman" w:hAnsi="Times New Roman" w:cs="Times New Roman"/>
+          <w:sz w:val="18"/>
+          <w:szCs w:val="18"/>
+        </w:rPr>
+        <w:t>noticeable</w:t>
+      </w:r>
+      <w:r>
+        <w:rPr>
+          <w:rFonts w:ascii="Times New Roman" w:hAnsi="Times New Roman" w:cs="Times New Roman" w:hint="eastAsia"/>
+          <w:sz w:val="18"/>
+          <w:szCs w:val="18"/>
+        </w:rPr>
+        <w:t xml:space="preserve"> that the dynamics in deeper layers and in surface layer are very different, while the current IDSI is a </w:t>
+      </w:r>
+      <w:r>
+        <w:rPr>
+          <w:rFonts w:ascii="Times New Roman" w:hAnsi="Times New Roman" w:cs="Times New Roman"/>
+          <w:sz w:val="18"/>
+          <w:szCs w:val="18"/>
+        </w:rPr>
+        <w:t>global</w:t>
+      </w:r>
+      <w:r>
+        <w:rPr>
+          <w:rFonts w:ascii="Times New Roman" w:hAnsi="Times New Roman" w:cs="Times New Roman" w:hint="eastAsia"/>
+          <w:sz w:val="18"/>
+          <w:szCs w:val="18"/>
+        </w:rPr>
+        <w:t xml:space="preserve"> indicator, we </w:t>
+      </w:r>
+      <w:r>
+        <w:rPr>
+          <w:rFonts w:ascii="Times New Roman" w:hAnsi="Times New Roman" w:cs="Times New Roman"/>
+          <w:sz w:val="18"/>
+          <w:szCs w:val="18"/>
+        </w:rPr>
+        <w:t>introduc</w:t>
+      </w:r>
+      <w:r>
+        <w:rPr>
+          <w:rFonts w:ascii="Times New Roman" w:hAnsi="Times New Roman" w:cs="Times New Roman" w:hint="eastAsia"/>
+          <w:sz w:val="18"/>
+          <w:szCs w:val="18"/>
+        </w:rPr>
+        <w:t xml:space="preserve">e Layer-wise Internal Dynamics Stability Indicator (L-IDSI). The more mathematical definition is: For each transformer layer </w:t>
+      </w:r>
+      <m:oMath>
+        <m:r>
+          <w:rPr>
+            <w:rFonts w:ascii="Cambria Math" w:hAnsi="Cambria Math" w:cs="Times New Roman"/>
+            <w:sz w:val="18"/>
+            <w:szCs w:val="18"/>
+          </w:rPr>
+          <m:t>l</m:t>
+        </m:r>
+      </m:oMath>
+      <w:r>
+        <w:rPr>
+          <w:rFonts w:ascii="Times New Roman" w:hAnsi="Times New Roman" w:cs="Times New Roman" w:hint="eastAsia"/>
+          <w:sz w:val="18"/>
+          <w:szCs w:val="18"/>
+        </w:rPr>
+        <w:t xml:space="preserve">, </w:t>
+      </w:r>
+      <m:oMath>
+        <m:r>
+          <w:rPr>
+            <w:rFonts w:ascii="Cambria Math" w:hAnsi="Cambria Math" w:cs="Times New Roman"/>
+            <w:sz w:val="18"/>
+            <w:szCs w:val="18"/>
+          </w:rPr>
+          <m:t>∆</m:t>
+        </m:r>
+        <m:sSub>
+          <m:sSubPr>
+            <m:ctrlPr>
+              <w:rPr>
+                <w:rFonts w:ascii="Cambria Math" w:hAnsi="Cambria Math" w:cs="Times New Roman"/>
+                <w:i/>
+                <w:sz w:val="18"/>
+                <w:szCs w:val="18"/>
+              </w:rPr>
+            </m:ctrlPr>
+          </m:sSubPr>
+          <m:e>
+            <m:r>
+              <w:rPr>
+                <w:rFonts w:ascii="Cambria Math" w:hAnsi="Cambria Math" w:cs="Times New Roman"/>
+                <w:sz w:val="18"/>
+                <w:szCs w:val="18"/>
+              </w:rPr>
+              <m:t>h</m:t>
+            </m:r>
+          </m:e>
+          <m:sub>
+            <m:r>
+              <w:rPr>
+                <w:rFonts w:ascii="Cambria Math" w:hAnsi="Cambria Math" w:cs="Times New Roman"/>
+                <w:sz w:val="18"/>
+                <w:szCs w:val="18"/>
+              </w:rPr>
+              <m:t>l</m:t>
+            </m:r>
+          </m:sub>
+        </m:sSub>
+        <m:r>
+          <w:rPr>
+            <w:rFonts w:ascii="Cambria Math" w:hAnsi="Cambria Math" w:cs="Times New Roman"/>
+            <w:sz w:val="18"/>
+            <w:szCs w:val="18"/>
+          </w:rPr>
+          <m:t>=</m:t>
+        </m:r>
+        <m:f>
+          <m:fPr>
+            <m:ctrlPr>
+              <w:rPr>
+                <w:rFonts w:ascii="Cambria Math" w:hAnsi="Cambria Math" w:cs="Times New Roman"/>
+                <w:i/>
+                <w:sz w:val="18"/>
+                <w:szCs w:val="18"/>
+              </w:rPr>
+            </m:ctrlPr>
+          </m:fPr>
+          <m:num>
+            <m:r>
+              <w:rPr>
+                <w:rFonts w:ascii="Cambria Math" w:hAnsi="Cambria Math" w:cs="Times New Roman"/>
+                <w:sz w:val="18"/>
+                <w:szCs w:val="18"/>
+              </w:rPr>
+              <m:t>∥</m:t>
+            </m:r>
+            <m:sSubSup>
+              <m:sSubSupPr>
+                <m:ctrlPr>
+                  <w:rPr>
+                    <w:rFonts w:ascii="Cambria Math" w:hAnsi="Cambria Math" w:cs="Times New Roman"/>
+                    <w:i/>
+                    <w:sz w:val="18"/>
+                    <w:szCs w:val="18"/>
+                  </w:rPr>
+                </m:ctrlPr>
+              </m:sSubSupPr>
+              <m:e>
+                <m:r>
+                  <w:rPr>
+                    <w:rFonts w:ascii="Cambria Math" w:hAnsi="Cambria Math" w:cs="Times New Roman"/>
+                    <w:sz w:val="18"/>
+                    <w:szCs w:val="18"/>
+                  </w:rPr>
+                  <m:t>h</m:t>
+                </m:r>
+              </m:e>
+              <m:sub>
+                <m:r>
+                  <w:rPr>
+                    <w:rFonts w:ascii="Cambria Math" w:hAnsi="Cambria Math" w:cs="Times New Roman"/>
+                    <w:sz w:val="18"/>
+                    <w:szCs w:val="18"/>
+                  </w:rPr>
+                  <m:t>l</m:t>
+                </m:r>
+              </m:sub>
+              <m:sup>
+                <m:d>
+                  <m:dPr>
+                    <m:ctrlPr>
+                      <w:rPr>
+                        <w:rFonts w:ascii="Cambria Math" w:hAnsi="Cambria Math" w:cs="Times New Roman"/>
+                        <w:i/>
+                        <w:sz w:val="18"/>
+                        <w:szCs w:val="18"/>
+                      </w:rPr>
+                    </m:ctrlPr>
+                  </m:dPr>
+                  <m:e>
+                    <m:r>
+                      <w:rPr>
+                        <w:rFonts w:ascii="Cambria Math" w:hAnsi="Cambria Math" w:cs="Times New Roman"/>
+                        <w:sz w:val="18"/>
+                        <w:szCs w:val="18"/>
+                      </w:rPr>
+                      <m:t>t+1</m:t>
+                    </m:r>
+                  </m:e>
+                </m:d>
+              </m:sup>
+            </m:sSubSup>
+            <m:r>
+              <w:rPr>
+                <w:rFonts w:ascii="Cambria Math" w:hAnsi="Cambria Math" w:cs="Times New Roman"/>
+                <w:sz w:val="18"/>
+                <w:szCs w:val="18"/>
+              </w:rPr>
+              <m:t>-</m:t>
+            </m:r>
+            <m:sSubSup>
+              <m:sSubSupPr>
+                <m:ctrlPr>
+                  <w:rPr>
+                    <w:rFonts w:ascii="Cambria Math" w:hAnsi="Cambria Math" w:cs="Times New Roman"/>
+                    <w:i/>
+                    <w:sz w:val="18"/>
+                    <w:szCs w:val="18"/>
+                  </w:rPr>
+                </m:ctrlPr>
+              </m:sSubSupPr>
+              <m:e>
+                <m:r>
+                  <w:rPr>
+                    <w:rFonts w:ascii="Cambria Math" w:hAnsi="Cambria Math" w:cs="Times New Roman"/>
+                    <w:sz w:val="18"/>
+                    <w:szCs w:val="18"/>
+                  </w:rPr>
+                  <m:t>h</m:t>
+                </m:r>
+              </m:e>
+              <m:sub>
+                <m:r>
+                  <w:rPr>
+                    <w:rFonts w:ascii="Cambria Math" w:hAnsi="Cambria Math" w:cs="Times New Roman"/>
+                    <w:sz w:val="18"/>
+                    <w:szCs w:val="18"/>
+                  </w:rPr>
+                  <m:t>l</m:t>
+                </m:r>
+              </m:sub>
+              <m:sup>
+                <m:r>
+                  <w:rPr>
+                    <w:rFonts w:ascii="Cambria Math" w:hAnsi="Cambria Math" w:cs="Times New Roman"/>
+                    <w:sz w:val="18"/>
+                    <w:szCs w:val="18"/>
+                  </w:rPr>
+                  <m:t>(t)</m:t>
+                </m:r>
+              </m:sup>
+            </m:sSubSup>
+            <m:r>
+              <w:rPr>
+                <w:rFonts w:ascii="Cambria Math" w:hAnsi="Cambria Math" w:cs="Times New Roman"/>
+                <w:sz w:val="18"/>
+                <w:szCs w:val="18"/>
+              </w:rPr>
+              <m:t>∥</m:t>
+            </m:r>
+          </m:num>
+          <m:den>
+            <m:r>
+              <w:rPr>
+                <w:rFonts w:ascii="Cambria Math" w:hAnsi="Cambria Math" w:cs="Times New Roman"/>
+                <w:sz w:val="18"/>
+                <w:szCs w:val="18"/>
+              </w:rPr>
+              <m:t>∥</m:t>
+            </m:r>
+            <m:sSubSup>
+              <m:sSubSupPr>
+                <m:ctrlPr>
+                  <w:rPr>
+                    <w:rFonts w:ascii="Cambria Math" w:hAnsi="Cambria Math" w:cs="Times New Roman"/>
+                    <w:i/>
+                    <w:sz w:val="18"/>
+                    <w:szCs w:val="18"/>
+                  </w:rPr>
+                </m:ctrlPr>
+              </m:sSubSupPr>
+              <m:e>
+                <m:r>
+                  <w:rPr>
+                    <w:rFonts w:ascii="Cambria Math" w:hAnsi="Cambria Math" w:cs="Times New Roman"/>
+                    <w:sz w:val="18"/>
+                    <w:szCs w:val="18"/>
+                  </w:rPr>
+                  <m:t>h</m:t>
+                </m:r>
+              </m:e>
+              <m:sub>
+                <m:r>
+                  <w:rPr>
+                    <w:rFonts w:ascii="Cambria Math" w:hAnsi="Cambria Math" w:cs="Times New Roman"/>
+                    <w:sz w:val="18"/>
+                    <w:szCs w:val="18"/>
+                  </w:rPr>
+                  <m:t>l</m:t>
+                </m:r>
+              </m:sub>
+              <m:sup>
+                <m:d>
+                  <m:dPr>
+                    <m:ctrlPr>
+                      <w:rPr>
+                        <w:rFonts w:ascii="Cambria Math" w:hAnsi="Cambria Math" w:cs="Times New Roman"/>
+                        <w:i/>
+                        <w:sz w:val="18"/>
+                        <w:szCs w:val="18"/>
+                      </w:rPr>
+                    </m:ctrlPr>
+                  </m:dPr>
+                  <m:e>
+                    <m:r>
+                      <w:rPr>
+                        <w:rFonts w:ascii="Cambria Math" w:hAnsi="Cambria Math" w:cs="Times New Roman"/>
+                        <w:sz w:val="18"/>
+                        <w:szCs w:val="18"/>
+                      </w:rPr>
+                      <m:t>t</m:t>
+                    </m:r>
+                  </m:e>
+                </m:d>
+              </m:sup>
+            </m:sSubSup>
+            <m:r>
+              <w:rPr>
+                <w:rFonts w:ascii="Cambria Math" w:hAnsi="Cambria Math" w:cs="Times New Roman"/>
+                <w:sz w:val="18"/>
+                <w:szCs w:val="18"/>
+              </w:rPr>
+              <m:t>∥+ϵ</m:t>
+            </m:r>
+          </m:den>
+        </m:f>
+      </m:oMath>
+      <w:r>
+        <w:rPr>
+          <w:rFonts w:ascii="Times New Roman" w:hAnsi="Times New Roman" w:cs="Times New Roman" w:hint="eastAsia"/>
+          <w:sz w:val="18"/>
+          <w:szCs w:val="18"/>
+        </w:rPr>
+        <w:t xml:space="preserve">, </w:t>
+      </w:r>
+      <m:oMath>
+        <m:sSub>
+          <m:sSubPr>
+            <m:ctrlPr>
+              <w:rPr>
+                <w:rFonts w:ascii="Cambria Math" w:hAnsi="Cambria Math" w:cs="Times New Roman"/>
+                <w:i/>
+                <w:sz w:val="18"/>
+                <w:szCs w:val="18"/>
+              </w:rPr>
+            </m:ctrlPr>
+          </m:sSubPr>
+          <m:e>
+            <m:r>
+              <w:rPr>
+                <w:rFonts w:ascii="Cambria Math" w:hAnsi="Cambria Math" w:cs="Times New Roman"/>
+                <w:sz w:val="18"/>
+                <w:szCs w:val="18"/>
+              </w:rPr>
+              <m:t>IDSI</m:t>
+            </m:r>
+          </m:e>
+          <m:sub>
+            <m:r>
+              <w:rPr>
+                <w:rFonts w:ascii="Cambria Math" w:hAnsi="Cambria Math" w:cs="Times New Roman"/>
+                <w:sz w:val="18"/>
+                <w:szCs w:val="18"/>
+              </w:rPr>
+              <m:t>l</m:t>
+            </m:r>
+          </m:sub>
+        </m:sSub>
+        <m:r>
+          <m:rPr>
+            <m:scr m:val="double-struck"/>
+          </m:rPr>
+          <w:rPr>
+            <w:rFonts w:ascii="Cambria Math" w:hAnsi="Cambria Math" w:cs="Times New Roman"/>
+            <w:sz w:val="18"/>
+            <w:szCs w:val="18"/>
+          </w:rPr>
+          <m:t>=E[∆</m:t>
+        </m:r>
+        <m:sSub>
+          <m:sSubPr>
+            <m:ctrlPr>
+              <w:rPr>
+                <w:rFonts w:ascii="Cambria Math" w:hAnsi="Cambria Math" w:cs="Times New Roman"/>
+                <w:i/>
+                <w:sz w:val="18"/>
+                <w:szCs w:val="18"/>
+              </w:rPr>
+            </m:ctrlPr>
+          </m:sSubPr>
+          <m:e>
+            <m:r>
+              <w:rPr>
+                <w:rFonts w:ascii="Cambria Math" w:hAnsi="Cambria Math" w:cs="Times New Roman"/>
+                <w:sz w:val="18"/>
+                <w:szCs w:val="18"/>
+              </w:rPr>
+              <m:t>h</m:t>
+            </m:r>
+          </m:e>
+          <m:sub>
+            <m:r>
+              <w:rPr>
+                <w:rFonts w:ascii="Cambria Math" w:hAnsi="Cambria Math" w:cs="Times New Roman"/>
+                <w:sz w:val="18"/>
+                <w:szCs w:val="18"/>
+              </w:rPr>
+              <m:t>l</m:t>
+            </m:r>
+          </m:sub>
+        </m:sSub>
+        <m:r>
+          <w:rPr>
+            <w:rFonts w:ascii="Cambria Math" w:hAnsi="Cambria Math" w:cs="Times New Roman"/>
+            <w:sz w:val="18"/>
+            <w:szCs w:val="18"/>
+          </w:rPr>
+          <m:t>]</m:t>
+        </m:r>
+      </m:oMath>
+      <w:r>
+        <w:rPr>
+          <w:rFonts w:ascii="Times New Roman" w:hAnsi="Times New Roman" w:cs="Times New Roman" w:hint="eastAsia"/>
+          <w:sz w:val="18"/>
+          <w:szCs w:val="18"/>
+        </w:rPr>
+        <w:t xml:space="preserve">, which measures the relative dynamical fluctuation of the hidden states at layer </w:t>
+      </w:r>
+      <m:oMath>
+        <m:r>
+          <w:rPr>
+            <w:rFonts w:ascii="Cambria Math" w:hAnsi="Cambria Math" w:cs="Times New Roman"/>
+            <w:sz w:val="18"/>
+            <w:szCs w:val="18"/>
+          </w:rPr>
+          <m:t>l</m:t>
+        </m:r>
+      </m:oMath>
+      <w:r>
+        <w:rPr>
+          <w:rFonts w:ascii="Times New Roman" w:hAnsi="Times New Roman" w:cs="Times New Roman" w:hint="eastAsia"/>
+          <w:sz w:val="18"/>
+          <w:szCs w:val="18"/>
+        </w:rPr>
+        <w:t xml:space="preserve">. The corresponding loss would be: </w:t>
+      </w:r>
+      <m:oMath>
+        <m:sSub>
+          <m:sSubPr>
+            <m:ctrlPr>
+              <w:rPr>
+                <w:rFonts w:ascii="Cambria Math" w:hAnsi="Cambria Math" w:cs="Times New Roman"/>
+                <w:i/>
+                <w:sz w:val="18"/>
+                <w:szCs w:val="18"/>
+              </w:rPr>
+            </m:ctrlPr>
+          </m:sSubPr>
+          <m:e>
+            <m:r>
+              <w:rPr>
+                <w:rFonts w:ascii="Cambria Math" w:hAnsi="Cambria Math" w:cs="Times New Roman"/>
+                <w:sz w:val="18"/>
+                <w:szCs w:val="18"/>
+              </w:rPr>
+              <m:t>L</m:t>
+            </m:r>
+          </m:e>
+          <m:sub>
+            <m:r>
+              <w:rPr>
+                <w:rFonts w:ascii="Cambria Math" w:hAnsi="Cambria Math" w:cs="Times New Roman"/>
+                <w:sz w:val="18"/>
+                <w:szCs w:val="18"/>
+              </w:rPr>
+              <m:t>IDSI</m:t>
+            </m:r>
+          </m:sub>
+        </m:sSub>
+        <m:r>
+          <w:rPr>
+            <w:rFonts w:ascii="Cambria Math" w:hAnsi="Cambria Math" w:cs="Times New Roman"/>
+            <w:sz w:val="18"/>
+            <w:szCs w:val="18"/>
+          </w:rPr>
+          <m:t>=</m:t>
+        </m:r>
+        <m:nary>
+          <m:naryPr>
+            <m:chr m:val="∑"/>
+            <m:limLoc m:val="undOvr"/>
+            <m:ctrlPr>
+              <w:rPr>
+                <w:rFonts w:ascii="Cambria Math" w:hAnsi="Cambria Math" w:cs="Times New Roman"/>
+                <w:i/>
+                <w:sz w:val="18"/>
+                <w:szCs w:val="18"/>
+              </w:rPr>
+            </m:ctrlPr>
+          </m:naryPr>
+          <m:sub>
+            <m:r>
+              <w:rPr>
+                <w:rFonts w:ascii="Cambria Math" w:hAnsi="Cambria Math" w:cs="Times New Roman"/>
+                <w:sz w:val="18"/>
+                <w:szCs w:val="18"/>
+              </w:rPr>
+              <m:t>l=1</m:t>
+            </m:r>
+          </m:sub>
+          <m:sup>
+            <m:r>
+              <w:rPr>
+                <w:rFonts w:ascii="Cambria Math" w:hAnsi="Cambria Math" w:cs="Times New Roman"/>
+                <w:sz w:val="18"/>
+                <w:szCs w:val="18"/>
+              </w:rPr>
+              <m:t>L</m:t>
+            </m:r>
+          </m:sup>
+          <m:e>
+            <m:sSub>
+              <m:sSubPr>
+                <m:ctrlPr>
+                  <w:rPr>
+                    <w:rFonts w:ascii="Cambria Math" w:hAnsi="Cambria Math" w:cs="Times New Roman"/>
+                    <w:i/>
+                    <w:sz w:val="18"/>
+                    <w:szCs w:val="18"/>
+                  </w:rPr>
+                </m:ctrlPr>
+              </m:sSubPr>
+              <m:e>
+                <m:r>
+                  <w:rPr>
+                    <w:rFonts w:ascii="Cambria Math" w:hAnsi="Cambria Math" w:cs="Times New Roman"/>
+                    <w:sz w:val="18"/>
+                    <w:szCs w:val="18"/>
+                  </w:rPr>
+                  <m:t>λ</m:t>
+                </m:r>
+              </m:e>
+              <m:sub>
+                <m:r>
+                  <w:rPr>
+                    <w:rFonts w:ascii="Cambria Math" w:hAnsi="Cambria Math" w:cs="Times New Roman"/>
+                    <w:sz w:val="18"/>
+                    <w:szCs w:val="18"/>
+                  </w:rPr>
+                  <m:t>l</m:t>
+                </m:r>
+              </m:sub>
+            </m:sSub>
+          </m:e>
+        </m:nary>
+        <m:r>
+          <m:rPr>
+            <m:scr m:val="double-struck"/>
+          </m:rPr>
+          <w:rPr>
+            <w:rFonts w:ascii="Cambria Math" w:hAnsi="Cambria Math" w:cs="Times New Roman"/>
+            <w:sz w:val="18"/>
+            <w:szCs w:val="18"/>
+          </w:rPr>
+          <m:t>E[</m:t>
+        </m:r>
+        <m:f>
+          <m:fPr>
+            <m:ctrlPr>
+              <w:rPr>
+                <w:rFonts w:ascii="Cambria Math" w:hAnsi="Cambria Math" w:cs="Times New Roman"/>
+                <w:i/>
+                <w:sz w:val="18"/>
+                <w:szCs w:val="18"/>
+              </w:rPr>
+            </m:ctrlPr>
+          </m:fPr>
+          <m:num>
+            <m:sSup>
+              <m:sSupPr>
+                <m:ctrlPr>
+                  <w:rPr>
+                    <w:rFonts w:ascii="Cambria Math" w:hAnsi="Cambria Math" w:cs="Times New Roman"/>
+                    <w:i/>
+                    <w:sz w:val="18"/>
+                    <w:szCs w:val="18"/>
+                  </w:rPr>
+                </m:ctrlPr>
+              </m:sSupPr>
+              <m:e>
+                <m:r>
+                  <w:rPr>
+                    <w:rFonts w:ascii="Cambria Math" w:hAnsi="Cambria Math" w:cs="Times New Roman"/>
+                    <w:sz w:val="18"/>
+                    <w:szCs w:val="18"/>
+                  </w:rPr>
+                  <m:t>∥</m:t>
+                </m:r>
+                <m:sSub>
+                  <m:sSubPr>
+                    <m:ctrlPr>
+                      <w:rPr>
+                        <w:rFonts w:ascii="Cambria Math" w:hAnsi="Cambria Math" w:cs="Times New Roman"/>
+                        <w:i/>
+                        <w:sz w:val="18"/>
+                        <w:szCs w:val="18"/>
+                      </w:rPr>
+                    </m:ctrlPr>
+                  </m:sSubPr>
+                  <m:e>
+                    <m:r>
+                      <w:rPr>
+                        <w:rFonts w:ascii="Cambria Math" w:hAnsi="Cambria Math" w:cs="Times New Roman"/>
+                        <w:sz w:val="18"/>
+                        <w:szCs w:val="18"/>
+                      </w:rPr>
+                      <m:t>f</m:t>
+                    </m:r>
+                  </m:e>
+                  <m:sub>
+                    <m:r>
+                      <w:rPr>
+                        <w:rFonts w:ascii="Cambria Math" w:hAnsi="Cambria Math" w:cs="Times New Roman"/>
+                        <w:sz w:val="18"/>
+                        <w:szCs w:val="18"/>
+                      </w:rPr>
+                      <m:t>l</m:t>
+                    </m:r>
+                  </m:sub>
+                </m:sSub>
+                <m:d>
+                  <m:dPr>
+                    <m:ctrlPr>
+                      <w:rPr>
+                        <w:rFonts w:ascii="Cambria Math" w:hAnsi="Cambria Math" w:cs="Times New Roman"/>
+                        <w:i/>
+                        <w:sz w:val="18"/>
+                        <w:szCs w:val="18"/>
+                      </w:rPr>
+                    </m:ctrlPr>
+                  </m:dPr>
+                  <m:e>
+                    <m:sSub>
+                      <m:sSubPr>
+                        <m:ctrlPr>
+                          <w:rPr>
+                            <w:rFonts w:ascii="Cambria Math" w:hAnsi="Cambria Math" w:cs="Times New Roman"/>
+                            <w:i/>
+                            <w:sz w:val="18"/>
+                            <w:szCs w:val="18"/>
+                          </w:rPr>
+                        </m:ctrlPr>
+                      </m:sSubPr>
+                      <m:e>
+                        <m:r>
+                          <w:rPr>
+                            <w:rFonts w:ascii="Cambria Math" w:hAnsi="Cambria Math" w:cs="Times New Roman"/>
+                            <w:sz w:val="18"/>
+                            <w:szCs w:val="18"/>
+                          </w:rPr>
+                          <m:t>h</m:t>
+                        </m:r>
+                      </m:e>
+                      <m:sub>
+                        <m:r>
+                          <w:rPr>
+                            <w:rFonts w:ascii="Cambria Math" w:hAnsi="Cambria Math" w:cs="Times New Roman"/>
+                            <w:sz w:val="18"/>
+                            <w:szCs w:val="18"/>
+                          </w:rPr>
+                          <m:t>l</m:t>
+                        </m:r>
+                      </m:sub>
+                    </m:sSub>
+                  </m:e>
+                </m:d>
+                <m:r>
+                  <w:rPr>
+                    <w:rFonts w:ascii="Cambria Math" w:hAnsi="Cambria Math" w:cs="Times New Roman"/>
+                    <w:sz w:val="18"/>
+                    <w:szCs w:val="18"/>
+                  </w:rPr>
+                  <m:t>-</m:t>
+                </m:r>
+                <m:sSub>
+                  <m:sSubPr>
+                    <m:ctrlPr>
+                      <w:rPr>
+                        <w:rFonts w:ascii="Cambria Math" w:hAnsi="Cambria Math" w:cs="Times New Roman"/>
+                        <w:i/>
+                        <w:sz w:val="18"/>
+                        <w:szCs w:val="18"/>
+                      </w:rPr>
+                    </m:ctrlPr>
+                  </m:sSubPr>
+                  <m:e>
+                    <m:r>
+                      <w:rPr>
+                        <w:rFonts w:ascii="Cambria Math" w:hAnsi="Cambria Math" w:cs="Times New Roman"/>
+                        <w:sz w:val="18"/>
+                        <w:szCs w:val="18"/>
+                      </w:rPr>
+                      <m:t>h</m:t>
+                    </m:r>
+                  </m:e>
+                  <m:sub>
+                    <m:r>
+                      <w:rPr>
+                        <w:rFonts w:ascii="Cambria Math" w:hAnsi="Cambria Math" w:cs="Times New Roman"/>
+                        <w:sz w:val="18"/>
+                        <w:szCs w:val="18"/>
+                      </w:rPr>
+                      <m:t>l</m:t>
+                    </m:r>
+                  </m:sub>
+                </m:sSub>
+                <m:r>
+                  <w:rPr>
+                    <w:rFonts w:ascii="Cambria Math" w:hAnsi="Cambria Math" w:cs="Times New Roman"/>
+                    <w:sz w:val="18"/>
+                    <w:szCs w:val="18"/>
+                  </w:rPr>
+                  <m:t>∥</m:t>
+                </m:r>
+              </m:e>
+              <m:sup>
+                <m:r>
+                  <w:rPr>
+                    <w:rFonts w:ascii="Cambria Math" w:hAnsi="Cambria Math" w:cs="Times New Roman"/>
+                    <w:sz w:val="18"/>
+                    <w:szCs w:val="18"/>
+                  </w:rPr>
+                  <m:t>2</m:t>
+                </m:r>
+              </m:sup>
+            </m:sSup>
+          </m:num>
+          <m:den>
+            <m:sSup>
+              <m:sSupPr>
+                <m:ctrlPr>
+                  <w:rPr>
+                    <w:rFonts w:ascii="Cambria Math" w:hAnsi="Cambria Math" w:cs="Times New Roman"/>
+                    <w:i/>
+                    <w:sz w:val="18"/>
+                    <w:szCs w:val="18"/>
+                  </w:rPr>
+                </m:ctrlPr>
+              </m:sSupPr>
+              <m:e>
+                <m:r>
+                  <w:rPr>
+                    <w:rFonts w:ascii="Cambria Math" w:hAnsi="Cambria Math" w:cs="Times New Roman"/>
+                    <w:sz w:val="18"/>
+                    <w:szCs w:val="18"/>
+                  </w:rPr>
+                  <m:t>∥sg(</m:t>
+                </m:r>
+                <m:sSub>
+                  <m:sSubPr>
+                    <m:ctrlPr>
+                      <w:rPr>
+                        <w:rFonts w:ascii="Cambria Math" w:hAnsi="Cambria Math" w:cs="Times New Roman"/>
+                        <w:i/>
+                        <w:sz w:val="18"/>
+                        <w:szCs w:val="18"/>
+                      </w:rPr>
+                    </m:ctrlPr>
+                  </m:sSubPr>
+                  <m:e>
+                    <m:r>
+                      <w:rPr>
+                        <w:rFonts w:ascii="Cambria Math" w:hAnsi="Cambria Math" w:cs="Times New Roman"/>
+                        <w:sz w:val="18"/>
+                        <w:szCs w:val="18"/>
+                      </w:rPr>
+                      <m:t>h</m:t>
+                    </m:r>
+                  </m:e>
+                  <m:sub>
+                    <m:r>
+                      <w:rPr>
+                        <w:rFonts w:ascii="Cambria Math" w:hAnsi="Cambria Math" w:cs="Times New Roman"/>
+                        <w:sz w:val="18"/>
+                        <w:szCs w:val="18"/>
+                      </w:rPr>
+                      <m:t>l</m:t>
+                    </m:r>
+                  </m:sub>
+                </m:sSub>
+                <m:r>
+                  <w:rPr>
+                    <w:rFonts w:ascii="Cambria Math" w:hAnsi="Cambria Math" w:cs="Times New Roman"/>
+                    <w:sz w:val="18"/>
+                    <w:szCs w:val="18"/>
+                  </w:rPr>
+                  <m:t>)∥</m:t>
+                </m:r>
+              </m:e>
+              <m:sup>
+                <m:r>
+                  <w:rPr>
+                    <w:rFonts w:ascii="Cambria Math" w:hAnsi="Cambria Math" w:cs="Times New Roman"/>
+                    <w:sz w:val="18"/>
+                    <w:szCs w:val="18"/>
+                  </w:rPr>
+                  <m:t>2</m:t>
+                </m:r>
+              </m:sup>
+            </m:sSup>
+            <m:r>
+              <w:rPr>
+                <w:rFonts w:ascii="Cambria Math" w:hAnsi="Cambria Math" w:cs="Times New Roman"/>
+                <w:sz w:val="18"/>
+                <w:szCs w:val="18"/>
+              </w:rPr>
+              <m:t>+ϵ</m:t>
+            </m:r>
+          </m:den>
+        </m:f>
+        <m:r>
+          <w:rPr>
+            <w:rFonts w:ascii="Cambria Math" w:hAnsi="Cambria Math" w:cs="Times New Roman"/>
+            <w:sz w:val="18"/>
+            <w:szCs w:val="18"/>
+          </w:rPr>
+          <m:t>]</m:t>
+        </m:r>
+      </m:oMath>
+      <w:r>
+        <w:rPr>
+          <w:rFonts w:ascii="Times New Roman" w:hAnsi="Times New Roman" w:cs="Times New Roman" w:hint="eastAsia"/>
+          <w:sz w:val="18"/>
+          <w:szCs w:val="18"/>
+        </w:rPr>
+        <w:t xml:space="preserve">. Moreover, we can even define the Dynamics Profile </w:t>
+      </w:r>
+      <m:oMath>
+        <m:r>
+          <w:rPr>
+            <w:rFonts w:ascii="Cambria Math" w:hAnsi="Cambria Math" w:cs="Times New Roman"/>
+            <w:sz w:val="18"/>
+            <w:szCs w:val="18"/>
+          </w:rPr>
+          <m:t>D</m:t>
+        </m:r>
+      </m:oMath>
+      <w:r>
+        <w:rPr>
+          <w:rFonts w:ascii="Times New Roman" w:hAnsi="Times New Roman" w:cs="Times New Roman" w:hint="eastAsia"/>
+          <w:sz w:val="18"/>
+          <w:szCs w:val="18"/>
+        </w:rPr>
+        <w:t xml:space="preserve">, as a series of </w:t>
+      </w:r>
+      <m:oMath>
+        <m:sSub>
+          <m:sSubPr>
+            <m:ctrlPr>
+              <w:rPr>
+                <w:rFonts w:ascii="Cambria Math" w:hAnsi="Cambria Math" w:cs="Times New Roman"/>
+                <w:i/>
+                <w:sz w:val="18"/>
+                <w:szCs w:val="18"/>
+              </w:rPr>
+            </m:ctrlPr>
+          </m:sSubPr>
+          <m:e>
+            <m:r>
+              <w:rPr>
+                <w:rFonts w:ascii="Cambria Math" w:hAnsi="Cambria Math" w:cs="Times New Roman"/>
+                <w:sz w:val="18"/>
+                <w:szCs w:val="18"/>
+              </w:rPr>
+              <m:t>IDSI</m:t>
+            </m:r>
+          </m:e>
+          <m:sub>
+            <m:r>
+              <w:rPr>
+                <w:rFonts w:ascii="Cambria Math" w:hAnsi="Cambria Math" w:cs="Times New Roman"/>
+                <w:sz w:val="18"/>
+                <w:szCs w:val="18"/>
+              </w:rPr>
+              <m:t>l</m:t>
+            </m:r>
+          </m:sub>
+        </m:sSub>
+      </m:oMath>
+      <w:r>
+        <w:rPr>
+          <w:rFonts w:ascii="Times New Roman" w:hAnsi="Times New Roman" w:cs="Times New Roman" w:hint="eastAsia"/>
+          <w:sz w:val="18"/>
+          <w:szCs w:val="18"/>
+        </w:rPr>
+        <w:t xml:space="preserve"> for each transformer. (</w:t>
+      </w:r>
+      <m:oMath>
+        <m:r>
+          <w:rPr>
+            <w:rFonts w:ascii="Cambria Math" w:hAnsi="Cambria Math" w:cs="Times New Roman"/>
+            <w:sz w:val="18"/>
+            <w:szCs w:val="18"/>
+          </w:rPr>
+          <m:t>D=[</m:t>
+        </m:r>
+        <m:sSub>
+          <m:sSubPr>
+            <m:ctrlPr>
+              <w:rPr>
+                <w:rFonts w:ascii="Cambria Math" w:hAnsi="Cambria Math" w:cs="Times New Roman"/>
+                <w:i/>
+                <w:sz w:val="18"/>
+                <w:szCs w:val="18"/>
+              </w:rPr>
+            </m:ctrlPr>
+          </m:sSubPr>
+          <m:e>
+            <m:r>
+              <w:rPr>
+                <w:rFonts w:ascii="Cambria Math" w:hAnsi="Cambria Math" w:cs="Times New Roman"/>
+                <w:sz w:val="18"/>
+                <w:szCs w:val="18"/>
+              </w:rPr>
+              <m:t>IDSI</m:t>
+            </m:r>
+          </m:e>
+          <m:sub>
+            <m:r>
+              <w:rPr>
+                <w:rFonts w:ascii="Cambria Math" w:hAnsi="Cambria Math" w:cs="Times New Roman"/>
+                <w:sz w:val="18"/>
+                <w:szCs w:val="18"/>
+              </w:rPr>
+              <m:t>1</m:t>
+            </m:r>
+          </m:sub>
+        </m:sSub>
+        <m:r>
+          <w:rPr>
+            <w:rFonts w:ascii="Cambria Math" w:hAnsi="Cambria Math" w:cs="Times New Roman"/>
+            <w:sz w:val="18"/>
+            <w:szCs w:val="18"/>
+          </w:rPr>
+          <m:t xml:space="preserve">, </m:t>
+        </m:r>
+        <m:sSub>
+          <m:sSubPr>
+            <m:ctrlPr>
+              <w:rPr>
+                <w:rFonts w:ascii="Cambria Math" w:hAnsi="Cambria Math" w:cs="Times New Roman"/>
+                <w:i/>
+                <w:sz w:val="18"/>
+                <w:szCs w:val="18"/>
+              </w:rPr>
+            </m:ctrlPr>
+          </m:sSubPr>
+          <m:e>
+            <m:r>
+              <w:rPr>
+                <w:rFonts w:ascii="Cambria Math" w:hAnsi="Cambria Math" w:cs="Times New Roman"/>
+                <w:sz w:val="18"/>
+                <w:szCs w:val="18"/>
+              </w:rPr>
+              <m:t>IDSI</m:t>
+            </m:r>
+          </m:e>
+          <m:sub>
+            <m:r>
+              <w:rPr>
+                <w:rFonts w:ascii="Cambria Math" w:hAnsi="Cambria Math" w:cs="Times New Roman"/>
+                <w:sz w:val="18"/>
+                <w:szCs w:val="18"/>
+              </w:rPr>
+              <m:t>2</m:t>
+            </m:r>
+          </m:sub>
+        </m:sSub>
+        <m:r>
+          <w:rPr>
+            <w:rFonts w:ascii="Cambria Math" w:hAnsi="Cambria Math" w:cs="Times New Roman"/>
+            <w:sz w:val="18"/>
+            <w:szCs w:val="18"/>
+          </w:rPr>
+          <m:t xml:space="preserve">,…, </m:t>
+        </m:r>
+        <m:sSub>
+          <m:sSubPr>
+            <m:ctrlPr>
+              <w:rPr>
+                <w:rFonts w:ascii="Cambria Math" w:hAnsi="Cambria Math" w:cs="Times New Roman"/>
+                <w:i/>
+                <w:sz w:val="18"/>
+                <w:szCs w:val="18"/>
+              </w:rPr>
+            </m:ctrlPr>
+          </m:sSubPr>
+          <m:e>
+            <m:r>
+              <w:rPr>
+                <w:rFonts w:ascii="Cambria Math" w:hAnsi="Cambria Math" w:cs="Times New Roman"/>
+                <w:sz w:val="18"/>
+                <w:szCs w:val="18"/>
+              </w:rPr>
+              <m:t>IDSI</m:t>
+            </m:r>
+          </m:e>
+          <m:sub>
+            <m:r>
+              <w:rPr>
+                <w:rFonts w:ascii="Cambria Math" w:hAnsi="Cambria Math" w:cs="Times New Roman"/>
+                <w:sz w:val="18"/>
+                <w:szCs w:val="18"/>
+              </w:rPr>
+              <m:t>L</m:t>
+            </m:r>
+          </m:sub>
+        </m:sSub>
+        <m:r>
+          <w:rPr>
+            <w:rFonts w:ascii="Cambria Math" w:hAnsi="Cambria Math" w:cs="Times New Roman"/>
+            <w:sz w:val="18"/>
+            <w:szCs w:val="18"/>
+          </w:rPr>
+          <m:t>]</m:t>
+        </m:r>
+      </m:oMath>
+      <w:r>
+        <w:rPr>
+          <w:rFonts w:ascii="Times New Roman" w:hAnsi="Times New Roman" w:cs="Times New Roman" w:hint="eastAsia"/>
+          <w:sz w:val="18"/>
+          <w:szCs w:val="18"/>
+        </w:rPr>
+        <w:t xml:space="preserve">), this can be </w:t>
+      </w:r>
+      <w:r>
+        <w:rPr>
+          <w:rFonts w:ascii="Times New Roman" w:hAnsi="Times New Roman" w:cs="Times New Roman"/>
+          <w:sz w:val="18"/>
+          <w:szCs w:val="18"/>
+          <w:lang w:val="en"/>
+        </w:rPr>
+        <w:t>analog</w:t>
+      </w:r>
+      <w:r>
+        <w:rPr>
+          <w:rFonts w:ascii="Times New Roman" w:hAnsi="Times New Roman" w:cs="Times New Roman"/>
+          <w:sz w:val="18"/>
+          <w:szCs w:val="18"/>
+          <w:lang w:val="en"/>
+        </w:rPr>
+        <w:t>ized</w:t>
+      </w:r>
+      <w:r>
+        <w:rPr>
+          <w:rFonts w:ascii="Times New Roman" w:hAnsi="Times New Roman" w:cs="Times New Roman" w:hint="eastAsia"/>
+          <w:sz w:val="18"/>
+          <w:szCs w:val="18"/>
+          <w:lang w:val="en"/>
+        </w:rPr>
+        <w:t xml:space="preserve"> as the dynamics fingerprint of Transformer. Therefor, the loss is transformed into: </w:t>
+      </w:r>
+      <m:oMath>
+        <m:r>
+          <w:rPr>
+            <w:rFonts w:ascii="Cambria Math" w:hAnsi="Cambria Math" w:cs="Times New Roman"/>
+            <w:sz w:val="18"/>
+            <w:szCs w:val="18"/>
+          </w:rPr>
+          <m:t>L=</m:t>
+        </m:r>
+        <m:sSub>
+          <m:sSubPr>
+            <m:ctrlPr>
+              <w:rPr>
+                <w:rFonts w:ascii="Cambria Math" w:hAnsi="Cambria Math" w:cs="Times New Roman"/>
+                <w:i/>
+                <w:sz w:val="18"/>
+                <w:szCs w:val="18"/>
+              </w:rPr>
+            </m:ctrlPr>
+          </m:sSubPr>
+          <m:e>
+            <m:r>
+              <w:rPr>
+                <w:rFonts w:ascii="Cambria Math" w:hAnsi="Cambria Math" w:cs="Times New Roman"/>
+                <w:sz w:val="18"/>
+                <w:szCs w:val="18"/>
+              </w:rPr>
+              <m:t>L</m:t>
+            </m:r>
+          </m:e>
+          <m:sub>
+            <m:r>
+              <w:rPr>
+                <w:rFonts w:ascii="Cambria Math" w:hAnsi="Cambria Math" w:cs="Times New Roman"/>
+                <w:sz w:val="18"/>
+                <w:szCs w:val="18"/>
+              </w:rPr>
+              <m:t>CE</m:t>
+            </m:r>
+          </m:sub>
+        </m:sSub>
+        <m:r>
+          <w:rPr>
+            <w:rFonts w:ascii="Cambria Math" w:hAnsi="Cambria Math" w:cs="Times New Roman"/>
+            <w:sz w:val="18"/>
+            <w:szCs w:val="18"/>
+          </w:rPr>
+          <m:t>+</m:t>
+        </m:r>
+        <m:sSub>
+          <m:sSubPr>
+            <m:ctrlPr>
+              <w:rPr>
+                <w:rFonts w:ascii="Cambria Math" w:hAnsi="Cambria Math" w:cs="Times New Roman"/>
+                <w:i/>
+                <w:sz w:val="18"/>
+                <w:szCs w:val="18"/>
+              </w:rPr>
+            </m:ctrlPr>
+          </m:sSubPr>
+          <m:e>
+            <m:r>
+              <w:rPr>
+                <w:rFonts w:ascii="Cambria Math" w:hAnsi="Cambria Math" w:cs="Times New Roman"/>
+                <w:sz w:val="18"/>
+                <w:szCs w:val="18"/>
+              </w:rPr>
+              <m:t>λ</m:t>
+            </m:r>
+          </m:e>
+          <m:sub>
+            <m:r>
+              <w:rPr>
+                <w:rFonts w:ascii="Cambria Math" w:hAnsi="Cambria Math" w:cs="Times New Roman"/>
+                <w:sz w:val="18"/>
+                <w:szCs w:val="18"/>
+              </w:rPr>
+              <m:t>1</m:t>
+            </m:r>
+          </m:sub>
+        </m:sSub>
+        <m:sSub>
+          <m:sSubPr>
+            <m:ctrlPr>
+              <w:rPr>
+                <w:rFonts w:ascii="Cambria Math" w:hAnsi="Cambria Math" w:cs="Times New Roman"/>
+                <w:i/>
+                <w:sz w:val="18"/>
+                <w:szCs w:val="18"/>
+              </w:rPr>
+            </m:ctrlPr>
+          </m:sSubPr>
+          <m:e>
+            <m:r>
+              <w:rPr>
+                <w:rFonts w:ascii="Cambria Math" w:hAnsi="Cambria Math" w:cs="Times New Roman"/>
+                <w:sz w:val="18"/>
+                <w:szCs w:val="18"/>
+              </w:rPr>
+              <m:t>L</m:t>
+            </m:r>
+          </m:e>
+          <m:sub>
+            <m:r>
+              <w:rPr>
+                <w:rFonts w:ascii="Cambria Math" w:hAnsi="Cambria Math" w:cs="Times New Roman"/>
+                <w:sz w:val="18"/>
+                <w:szCs w:val="18"/>
+              </w:rPr>
+              <m:t>fp</m:t>
+            </m:r>
+          </m:sub>
+        </m:sSub>
+        <m:r>
+          <w:rPr>
+            <w:rFonts w:ascii="Cambria Math" w:hAnsi="Cambria Math" w:cs="Times New Roman"/>
+            <w:sz w:val="18"/>
+            <w:szCs w:val="18"/>
+          </w:rPr>
+          <m:t>+</m:t>
+        </m:r>
+        <m:sSub>
+          <m:sSubPr>
+            <m:ctrlPr>
+              <w:rPr>
+                <w:rFonts w:ascii="Cambria Math" w:hAnsi="Cambria Math" w:cs="Times New Roman"/>
+                <w:i/>
+                <w:sz w:val="18"/>
+                <w:szCs w:val="18"/>
+              </w:rPr>
+            </m:ctrlPr>
+          </m:sSubPr>
+          <m:e>
+            <m:r>
+              <w:rPr>
+                <w:rFonts w:ascii="Cambria Math" w:hAnsi="Cambria Math" w:cs="Times New Roman"/>
+                <w:sz w:val="18"/>
+                <w:szCs w:val="18"/>
+              </w:rPr>
+              <m:t>λ</m:t>
+            </m:r>
+          </m:e>
+          <m:sub>
+            <m:r>
+              <w:rPr>
+                <w:rFonts w:ascii="Cambria Math" w:hAnsi="Cambria Math" w:cs="Times New Roman"/>
+                <w:sz w:val="18"/>
+                <w:szCs w:val="18"/>
+              </w:rPr>
+              <m:t>2</m:t>
+            </m:r>
+          </m:sub>
+        </m:sSub>
+        <m:sSub>
+          <m:sSubPr>
+            <m:ctrlPr>
+              <w:rPr>
+                <w:rFonts w:ascii="Cambria Math" w:hAnsi="Cambria Math" w:cs="Times New Roman"/>
+                <w:i/>
+                <w:sz w:val="18"/>
+                <w:szCs w:val="18"/>
+              </w:rPr>
+            </m:ctrlPr>
+          </m:sSubPr>
+          <m:e>
+            <m:r>
+              <w:rPr>
+                <w:rFonts w:ascii="Cambria Math" w:hAnsi="Cambria Math" w:cs="Times New Roman"/>
+                <w:sz w:val="18"/>
+                <w:szCs w:val="18"/>
+              </w:rPr>
+              <m:t>L</m:t>
+            </m:r>
+          </m:e>
+          <m:sub>
+            <m:r>
+              <w:rPr>
+                <w:rFonts w:ascii="Cambria Math" w:hAnsi="Cambria Math" w:cs="Times New Roman"/>
+                <w:sz w:val="18"/>
+                <w:szCs w:val="18"/>
+              </w:rPr>
+              <m:t>IDSI</m:t>
+            </m:r>
+          </m:sub>
+        </m:sSub>
+        <m:r>
+          <w:rPr>
+            <w:rFonts w:ascii="Cambria Math" w:hAnsi="Cambria Math" w:cs="Times New Roman"/>
+            <w:sz w:val="18"/>
+            <w:szCs w:val="18"/>
+          </w:rPr>
+          <m:t>+β</m:t>
+        </m:r>
+        <m:sSub>
+          <m:sSubPr>
+            <m:ctrlPr>
+              <w:rPr>
+                <w:rFonts w:ascii="Cambria Math" w:hAnsi="Cambria Math" w:cs="Times New Roman"/>
+                <w:i/>
+                <w:sz w:val="18"/>
+                <w:szCs w:val="18"/>
+              </w:rPr>
+            </m:ctrlPr>
+          </m:sSubPr>
+          <m:e>
+            <m:r>
+              <w:rPr>
+                <w:rFonts w:ascii="Cambria Math" w:hAnsi="Cambria Math" w:cs="Times New Roman"/>
+                <w:sz w:val="18"/>
+                <w:szCs w:val="18"/>
+              </w:rPr>
+              <m:t>L</m:t>
+            </m:r>
+          </m:e>
+          <m:sub>
+            <m:r>
+              <w:rPr>
+                <w:rFonts w:ascii="Cambria Math" w:hAnsi="Cambria Math" w:cs="Times New Roman"/>
+                <w:sz w:val="18"/>
+                <w:szCs w:val="18"/>
+              </w:rPr>
+              <m:t>mean</m:t>
+            </m:r>
+          </m:sub>
+        </m:sSub>
+        <m:r>
+          <w:rPr>
+            <w:rFonts w:ascii="Cambria Math" w:hAnsi="Cambria Math" w:cs="Times New Roman"/>
+            <w:sz w:val="18"/>
+            <w:szCs w:val="18"/>
+          </w:rPr>
+          <m:t>=-</m:t>
+        </m:r>
+        <m:nary>
+          <m:naryPr>
+            <m:chr m:val="∑"/>
+            <m:limLoc m:val="subSup"/>
+            <m:supHide m:val="1"/>
+            <m:ctrlPr>
+              <w:rPr>
+                <w:rFonts w:ascii="Cambria Math" w:hAnsi="Cambria Math" w:cs="Times New Roman"/>
+                <w:i/>
+                <w:sz w:val="18"/>
+                <w:szCs w:val="18"/>
+              </w:rPr>
+            </m:ctrlPr>
+          </m:naryPr>
+          <m:sub>
+            <m:r>
+              <w:rPr>
+                <w:rFonts w:ascii="Cambria Math" w:hAnsi="Cambria Math" w:cs="Times New Roman"/>
+                <w:sz w:val="18"/>
+                <w:szCs w:val="18"/>
+              </w:rPr>
+              <m:t>t</m:t>
+            </m:r>
+          </m:sub>
+          <m:sup/>
+          <m:e>
+            <m:func>
+              <m:funcPr>
+                <m:ctrlPr>
+                  <w:rPr>
+                    <w:rFonts w:ascii="Cambria Math" w:hAnsi="Cambria Math" w:cs="Times New Roman"/>
+                    <w:i/>
+                    <w:sz w:val="18"/>
+                    <w:szCs w:val="18"/>
+                  </w:rPr>
+                </m:ctrlPr>
+              </m:funcPr>
+              <m:fName>
+                <m:r>
+                  <m:rPr>
+                    <m:sty m:val="p"/>
+                  </m:rPr>
+                  <w:rPr>
+                    <w:rFonts w:ascii="Cambria Math" w:hAnsi="Cambria Math" w:cs="Times New Roman"/>
+                    <w:sz w:val="18"/>
+                    <w:szCs w:val="18"/>
+                  </w:rPr>
+                  <m:t>log</m:t>
+                </m:r>
+              </m:fName>
+              <m:e>
+                <m:r>
+                  <w:rPr>
+                    <w:rFonts w:ascii="Cambria Math" w:hAnsi="Cambria Math" w:cs="Times New Roman"/>
+                    <w:sz w:val="18"/>
+                    <w:szCs w:val="18"/>
+                  </w:rPr>
+                  <m:t>p</m:t>
+                </m:r>
+                <m:d>
+                  <m:dPr>
+                    <m:ctrlPr>
+                      <w:rPr>
+                        <w:rFonts w:ascii="Cambria Math" w:hAnsi="Cambria Math" w:cs="Times New Roman"/>
+                        <w:i/>
+                        <w:sz w:val="18"/>
+                        <w:szCs w:val="18"/>
+                      </w:rPr>
+                    </m:ctrlPr>
+                  </m:dPr>
+                  <m:e>
+                    <m:sSub>
+                      <m:sSubPr>
+                        <m:ctrlPr>
+                          <w:rPr>
+                            <w:rFonts w:ascii="Cambria Math" w:hAnsi="Cambria Math" w:cs="Times New Roman"/>
+                            <w:i/>
+                            <w:sz w:val="18"/>
+                            <w:szCs w:val="18"/>
+                          </w:rPr>
+                        </m:ctrlPr>
+                      </m:sSubPr>
+                      <m:e>
+                        <m:r>
+                          <w:rPr>
+                            <w:rFonts w:ascii="Cambria Math" w:hAnsi="Cambria Math" w:cs="Times New Roman"/>
+                            <w:sz w:val="18"/>
+                            <w:szCs w:val="18"/>
+                          </w:rPr>
+                          <m:t>x</m:t>
+                        </m:r>
+                      </m:e>
+                      <m:sub>
+                        <m:r>
+                          <w:rPr>
+                            <w:rFonts w:ascii="Cambria Math" w:hAnsi="Cambria Math" w:cs="Times New Roman"/>
+                            <w:sz w:val="18"/>
+                            <w:szCs w:val="18"/>
+                          </w:rPr>
+                          <m:t>t</m:t>
+                        </m:r>
+                      </m:sub>
+                    </m:sSub>
+                  </m:e>
+                  <m:e>
+                    <m:sSub>
+                      <m:sSubPr>
+                        <m:ctrlPr>
+                          <w:rPr>
+                            <w:rFonts w:ascii="Cambria Math" w:hAnsi="Cambria Math" w:cs="Times New Roman"/>
+                            <w:i/>
+                            <w:sz w:val="18"/>
+                            <w:szCs w:val="18"/>
+                          </w:rPr>
+                        </m:ctrlPr>
+                      </m:sSubPr>
+                      <m:e>
+                        <m:r>
+                          <w:rPr>
+                            <w:rFonts w:ascii="Cambria Math" w:hAnsi="Cambria Math" w:cs="Times New Roman"/>
+                            <w:sz w:val="18"/>
+                            <w:szCs w:val="18"/>
+                          </w:rPr>
+                          <m:t>x</m:t>
+                        </m:r>
+                      </m:e>
+                      <m:sub>
+                        <m:r>
+                          <w:rPr>
+                            <w:rFonts w:ascii="Cambria Math" w:hAnsi="Cambria Math" w:cs="Times New Roman"/>
+                            <w:sz w:val="18"/>
+                            <w:szCs w:val="18"/>
+                          </w:rPr>
+                          <m:t>&lt;t</m:t>
+                        </m:r>
+                      </m:sub>
+                    </m:sSub>
+                  </m:e>
+                </m:d>
+              </m:e>
+            </m:func>
+          </m:e>
+        </m:nary>
+        <m:r>
+          <w:rPr>
+            <w:rFonts w:ascii="Cambria Math" w:hAnsi="Cambria Math" w:cs="Times New Roman"/>
+            <w:sz w:val="18"/>
+            <w:szCs w:val="18"/>
+          </w:rPr>
+          <m:t>+</m:t>
+        </m:r>
+        <m:sSub>
+          <m:sSubPr>
+            <m:ctrlPr>
+              <w:rPr>
+                <w:rFonts w:ascii="Cambria Math" w:hAnsi="Cambria Math" w:cs="Times New Roman"/>
+                <w:i/>
+                <w:sz w:val="18"/>
+                <w:szCs w:val="18"/>
+                <w:lang w:val="en"/>
+              </w:rPr>
+            </m:ctrlPr>
+          </m:sSubPr>
+          <m:e>
+            <m:r>
+              <w:rPr>
+                <w:rFonts w:ascii="Cambria Math" w:hAnsi="Cambria Math" w:cs="Times New Roman"/>
+                <w:sz w:val="18"/>
+                <w:szCs w:val="18"/>
+                <w:lang w:val="en"/>
+              </w:rPr>
+              <m:t>λ</m:t>
+            </m:r>
+          </m:e>
+          <m:sub>
+            <m:r>
+              <w:rPr>
+                <w:rFonts w:ascii="Cambria Math" w:hAnsi="Cambria Math" w:cs="Times New Roman"/>
+                <w:sz w:val="18"/>
+                <w:szCs w:val="18"/>
+                <w:lang w:val="en"/>
+              </w:rPr>
+              <m:t>1</m:t>
+            </m:r>
+          </m:sub>
+        </m:sSub>
+        <m:sSup>
+          <m:sSupPr>
+            <m:ctrlPr>
+              <w:rPr>
+                <w:rFonts w:ascii="Cambria Math" w:hAnsi="Cambria Math" w:cs="Times New Roman"/>
+                <w:i/>
+                <w:sz w:val="18"/>
+                <w:szCs w:val="18"/>
+                <w:lang w:val="en"/>
+              </w:rPr>
+            </m:ctrlPr>
+          </m:sSupPr>
+          <m:e>
+            <m:r>
+              <w:rPr>
+                <w:rFonts w:ascii="Cambria Math" w:hAnsi="Cambria Math" w:cs="Times New Roman"/>
+                <w:sz w:val="18"/>
+                <w:szCs w:val="18"/>
+                <w:lang w:val="en"/>
+              </w:rPr>
+              <m:t>∥h-</m:t>
+            </m:r>
+            <m:r>
+              <w:rPr>
+                <w:rFonts w:ascii="Cambria Math" w:hAnsi="Cambria Math" w:cs="Times New Roman"/>
+                <w:sz w:val="18"/>
+                <w:szCs w:val="18"/>
+              </w:rPr>
+              <m:t>Attention</m:t>
+            </m:r>
+            <m:d>
+              <m:dPr>
+                <m:ctrlPr>
+                  <w:rPr>
+                    <w:rFonts w:ascii="Cambria Math" w:hAnsi="Cambria Math" w:cs="Times New Roman"/>
+                    <w:i/>
+                    <w:sz w:val="18"/>
+                    <w:szCs w:val="18"/>
+                  </w:rPr>
+                </m:ctrlPr>
+              </m:dPr>
+              <m:e>
+                <m:r>
+                  <w:rPr>
+                    <w:rFonts w:ascii="Cambria Math" w:hAnsi="Cambria Math" w:cs="Times New Roman"/>
+                    <w:sz w:val="18"/>
+                    <w:szCs w:val="18"/>
+                  </w:rPr>
+                  <m:t>h,M</m:t>
+                </m:r>
+              </m:e>
+            </m:d>
+            <m:r>
+              <w:rPr>
+                <w:rFonts w:ascii="Cambria Math" w:hAnsi="Cambria Math" w:cs="Times New Roman"/>
+                <w:sz w:val="18"/>
+                <w:szCs w:val="18"/>
+                <w:lang w:val="en"/>
+              </w:rPr>
+              <m:t>∥</m:t>
+            </m:r>
+          </m:e>
+          <m:sup>
+            <m:r>
+              <w:rPr>
+                <w:rFonts w:ascii="Cambria Math" w:hAnsi="Cambria Math" w:cs="Times New Roman"/>
+                <w:sz w:val="18"/>
+                <w:szCs w:val="18"/>
+                <w:lang w:val="en"/>
+              </w:rPr>
+              <m:t>2</m:t>
+            </m:r>
+          </m:sup>
+        </m:sSup>
+        <m:r>
+          <w:rPr>
+            <w:rFonts w:ascii="Cambria Math" w:hAnsi="Cambria Math" w:cs="Times New Roman"/>
+            <w:sz w:val="18"/>
+            <w:szCs w:val="18"/>
+            <w:lang w:val="en"/>
+          </w:rPr>
+          <m:t>+</m:t>
+        </m:r>
+        <m:sSub>
+          <m:sSubPr>
+            <m:ctrlPr>
+              <w:rPr>
+                <w:rFonts w:ascii="Cambria Math" w:hAnsi="Cambria Math" w:cs="Times New Roman"/>
+                <w:i/>
+                <w:sz w:val="18"/>
+                <w:szCs w:val="18"/>
+                <w:lang w:val="en"/>
+              </w:rPr>
+            </m:ctrlPr>
+          </m:sSubPr>
+          <m:e>
+            <m:r>
+              <w:rPr>
+                <w:rFonts w:ascii="Cambria Math" w:hAnsi="Cambria Math" w:cs="Times New Roman"/>
+                <w:sz w:val="18"/>
+                <w:szCs w:val="18"/>
+                <w:lang w:val="en"/>
+              </w:rPr>
+              <m:t>λ</m:t>
+            </m:r>
+          </m:e>
+          <m:sub>
+            <m:r>
+              <w:rPr>
+                <w:rFonts w:ascii="Cambria Math" w:hAnsi="Cambria Math" w:cs="Times New Roman"/>
+                <w:sz w:val="18"/>
+                <w:szCs w:val="18"/>
+                <w:lang w:val="en"/>
+              </w:rPr>
+              <m:t>2</m:t>
+            </m:r>
+          </m:sub>
+        </m:sSub>
+        <m:nary>
+          <m:naryPr>
+            <m:chr m:val="∑"/>
+            <m:limLoc m:val="undOvr"/>
+            <m:ctrlPr>
+              <w:rPr>
+                <w:rFonts w:ascii="Cambria Math" w:hAnsi="Cambria Math" w:cs="Times New Roman"/>
+                <w:i/>
+                <w:sz w:val="18"/>
+                <w:szCs w:val="18"/>
+              </w:rPr>
+            </m:ctrlPr>
+          </m:naryPr>
+          <m:sub>
+            <m:r>
+              <w:rPr>
+                <w:rFonts w:ascii="Cambria Math" w:hAnsi="Cambria Math" w:cs="Times New Roman"/>
+                <w:sz w:val="18"/>
+                <w:szCs w:val="18"/>
+              </w:rPr>
+              <m:t>l=1</m:t>
+            </m:r>
+          </m:sub>
+          <m:sup>
+            <m:r>
+              <w:rPr>
+                <w:rFonts w:ascii="Cambria Math" w:hAnsi="Cambria Math" w:cs="Times New Roman"/>
+                <w:sz w:val="18"/>
+                <w:szCs w:val="18"/>
+              </w:rPr>
+              <m:t>L</m:t>
+            </m:r>
+          </m:sup>
+          <m:e>
+            <m:sSub>
+              <m:sSubPr>
+                <m:ctrlPr>
+                  <w:rPr>
+                    <w:rFonts w:ascii="Cambria Math" w:hAnsi="Cambria Math" w:cs="Times New Roman"/>
+                    <w:i/>
+                    <w:sz w:val="18"/>
+                    <w:szCs w:val="18"/>
+                  </w:rPr>
+                </m:ctrlPr>
+              </m:sSubPr>
+              <m:e>
+                <m:r>
+                  <w:rPr>
+                    <w:rFonts w:ascii="Cambria Math" w:hAnsi="Cambria Math" w:cs="Times New Roman"/>
+                    <w:sz w:val="18"/>
+                    <w:szCs w:val="18"/>
+                  </w:rPr>
+                  <m:t>λ</m:t>
+                </m:r>
+              </m:e>
+              <m:sub>
+                <m:r>
+                  <w:rPr>
+                    <w:rFonts w:ascii="Cambria Math" w:hAnsi="Cambria Math" w:cs="Times New Roman"/>
+                    <w:sz w:val="18"/>
+                    <w:szCs w:val="18"/>
+                  </w:rPr>
+                  <m:t>l</m:t>
+                </m:r>
+              </m:sub>
+            </m:sSub>
+          </m:e>
+        </m:nary>
+        <m:r>
+          <m:rPr>
+            <m:scr m:val="double-struck"/>
+          </m:rPr>
+          <w:rPr>
+            <w:rFonts w:ascii="Cambria Math" w:hAnsi="Cambria Math" w:cs="Times New Roman"/>
+            <w:sz w:val="18"/>
+            <w:szCs w:val="18"/>
+          </w:rPr>
+          <m:t>E</m:t>
+        </m:r>
+        <m:d>
+          <m:dPr>
+            <m:begChr m:val="["/>
+            <m:endChr m:val="]"/>
+            <m:ctrlPr>
+              <w:rPr>
+                <w:rFonts w:ascii="Cambria Math" w:hAnsi="Cambria Math" w:cs="Times New Roman"/>
+                <w:i/>
+                <w:sz w:val="18"/>
+                <w:szCs w:val="18"/>
+              </w:rPr>
+            </m:ctrlPr>
+          </m:dPr>
+          <m:e>
+            <m:f>
+              <m:fPr>
+                <m:ctrlPr>
+                  <w:rPr>
+                    <w:rFonts w:ascii="Cambria Math" w:hAnsi="Cambria Math" w:cs="Times New Roman"/>
+                    <w:i/>
+                    <w:sz w:val="18"/>
+                    <w:szCs w:val="18"/>
+                  </w:rPr>
+                </m:ctrlPr>
+              </m:fPr>
+              <m:num>
+                <m:sSup>
+                  <m:sSupPr>
+                    <m:ctrlPr>
+                      <w:rPr>
+                        <w:rFonts w:ascii="Cambria Math" w:hAnsi="Cambria Math" w:cs="Times New Roman"/>
+                        <w:i/>
+                        <w:sz w:val="18"/>
+                        <w:szCs w:val="18"/>
+                      </w:rPr>
+                    </m:ctrlPr>
+                  </m:sSupPr>
+                  <m:e>
+                    <m:r>
+                      <w:rPr>
+                        <w:rFonts w:ascii="Cambria Math" w:hAnsi="Cambria Math" w:cs="Times New Roman"/>
+                        <w:sz w:val="18"/>
+                        <w:szCs w:val="18"/>
+                      </w:rPr>
+                      <m:t>∥</m:t>
+                    </m:r>
+                    <m:sSub>
+                      <m:sSubPr>
+                        <m:ctrlPr>
+                          <w:rPr>
+                            <w:rFonts w:ascii="Cambria Math" w:hAnsi="Cambria Math" w:cs="Times New Roman"/>
+                            <w:i/>
+                            <w:sz w:val="18"/>
+                            <w:szCs w:val="18"/>
+                          </w:rPr>
+                        </m:ctrlPr>
+                      </m:sSubPr>
+                      <m:e>
+                        <m:r>
+                          <w:rPr>
+                            <w:rFonts w:ascii="Cambria Math" w:hAnsi="Cambria Math" w:cs="Times New Roman"/>
+                            <w:sz w:val="18"/>
+                            <w:szCs w:val="18"/>
+                          </w:rPr>
+                          <m:t>f</m:t>
+                        </m:r>
+                      </m:e>
+                      <m:sub>
+                        <m:r>
+                          <w:rPr>
+                            <w:rFonts w:ascii="Cambria Math" w:hAnsi="Cambria Math" w:cs="Times New Roman"/>
+                            <w:sz w:val="18"/>
+                            <w:szCs w:val="18"/>
+                          </w:rPr>
+                          <m:t>l</m:t>
+                        </m:r>
+                      </m:sub>
+                    </m:sSub>
+                    <m:d>
+                      <m:dPr>
+                        <m:ctrlPr>
+                          <w:rPr>
+                            <w:rFonts w:ascii="Cambria Math" w:hAnsi="Cambria Math" w:cs="Times New Roman"/>
+                            <w:i/>
+                            <w:sz w:val="18"/>
+                            <w:szCs w:val="18"/>
+                          </w:rPr>
+                        </m:ctrlPr>
+                      </m:dPr>
+                      <m:e>
+                        <m:sSub>
+                          <m:sSubPr>
+                            <m:ctrlPr>
+                              <w:rPr>
+                                <w:rFonts w:ascii="Cambria Math" w:hAnsi="Cambria Math" w:cs="Times New Roman"/>
+                                <w:i/>
+                                <w:sz w:val="18"/>
+                                <w:szCs w:val="18"/>
+                              </w:rPr>
+                            </m:ctrlPr>
+                          </m:sSubPr>
+                          <m:e>
+                            <m:r>
+                              <w:rPr>
+                                <w:rFonts w:ascii="Cambria Math" w:hAnsi="Cambria Math" w:cs="Times New Roman"/>
+                                <w:sz w:val="18"/>
+                                <w:szCs w:val="18"/>
+                              </w:rPr>
+                              <m:t>h</m:t>
+                            </m:r>
+                          </m:e>
+                          <m:sub>
+                            <m:r>
+                              <w:rPr>
+                                <w:rFonts w:ascii="Cambria Math" w:hAnsi="Cambria Math" w:cs="Times New Roman"/>
+                                <w:sz w:val="18"/>
+                                <w:szCs w:val="18"/>
+                              </w:rPr>
+                              <m:t>l</m:t>
+                            </m:r>
+                          </m:sub>
+                        </m:sSub>
+                      </m:e>
+                    </m:d>
+                    <m:r>
+                      <w:rPr>
+                        <w:rFonts w:ascii="Cambria Math" w:hAnsi="Cambria Math" w:cs="Times New Roman"/>
+                        <w:sz w:val="18"/>
+                        <w:szCs w:val="18"/>
+                      </w:rPr>
+                      <m:t>-</m:t>
+                    </m:r>
+                    <m:sSub>
+                      <m:sSubPr>
+                        <m:ctrlPr>
+                          <w:rPr>
+                            <w:rFonts w:ascii="Cambria Math" w:hAnsi="Cambria Math" w:cs="Times New Roman"/>
+                            <w:i/>
+                            <w:sz w:val="18"/>
+                            <w:szCs w:val="18"/>
+                          </w:rPr>
+                        </m:ctrlPr>
+                      </m:sSubPr>
+                      <m:e>
+                        <m:r>
+                          <w:rPr>
+                            <w:rFonts w:ascii="Cambria Math" w:hAnsi="Cambria Math" w:cs="Times New Roman"/>
+                            <w:sz w:val="18"/>
+                            <w:szCs w:val="18"/>
+                          </w:rPr>
+                          <m:t>h</m:t>
+                        </m:r>
+                      </m:e>
+                      <m:sub>
+                        <m:r>
+                          <w:rPr>
+                            <w:rFonts w:ascii="Cambria Math" w:hAnsi="Cambria Math" w:cs="Times New Roman"/>
+                            <w:sz w:val="18"/>
+                            <w:szCs w:val="18"/>
+                          </w:rPr>
+                          <m:t>l</m:t>
+                        </m:r>
+                      </m:sub>
+                    </m:sSub>
+                    <m:r>
+                      <w:rPr>
+                        <w:rFonts w:ascii="Cambria Math" w:hAnsi="Cambria Math" w:cs="Times New Roman"/>
+                        <w:sz w:val="18"/>
+                        <w:szCs w:val="18"/>
+                      </w:rPr>
+                      <m:t>∥</m:t>
+                    </m:r>
+                  </m:e>
+                  <m:sup>
+                    <m:r>
+                      <w:rPr>
+                        <w:rFonts w:ascii="Cambria Math" w:hAnsi="Cambria Math" w:cs="Times New Roman"/>
+                        <w:sz w:val="18"/>
+                        <w:szCs w:val="18"/>
+                      </w:rPr>
+                      <m:t>2</m:t>
+                    </m:r>
+                  </m:sup>
+                </m:sSup>
+              </m:num>
+              <m:den>
+                <m:sSup>
+                  <m:sSupPr>
+                    <m:ctrlPr>
+                      <w:rPr>
+                        <w:rFonts w:ascii="Cambria Math" w:hAnsi="Cambria Math" w:cs="Times New Roman"/>
+                        <w:i/>
+                        <w:sz w:val="18"/>
+                        <w:szCs w:val="18"/>
+                      </w:rPr>
+                    </m:ctrlPr>
+                  </m:sSupPr>
+                  <m:e>
+                    <m:r>
+                      <w:rPr>
+                        <w:rFonts w:ascii="Cambria Math" w:hAnsi="Cambria Math" w:cs="Times New Roman"/>
+                        <w:sz w:val="18"/>
+                        <w:szCs w:val="18"/>
+                      </w:rPr>
+                      <m:t>∥sg</m:t>
+                    </m:r>
+                    <m:d>
+                      <m:dPr>
+                        <m:ctrlPr>
+                          <w:rPr>
+                            <w:rFonts w:ascii="Cambria Math" w:hAnsi="Cambria Math" w:cs="Times New Roman"/>
+                            <w:i/>
+                            <w:sz w:val="18"/>
+                            <w:szCs w:val="18"/>
+                          </w:rPr>
+                        </m:ctrlPr>
+                      </m:dPr>
+                      <m:e>
+                        <m:sSub>
+                          <m:sSubPr>
+                            <m:ctrlPr>
+                              <w:rPr>
+                                <w:rFonts w:ascii="Cambria Math" w:hAnsi="Cambria Math" w:cs="Times New Roman"/>
+                                <w:i/>
+                                <w:sz w:val="18"/>
+                                <w:szCs w:val="18"/>
+                              </w:rPr>
+                            </m:ctrlPr>
+                          </m:sSubPr>
+                          <m:e>
+                            <m:r>
+                              <w:rPr>
+                                <w:rFonts w:ascii="Cambria Math" w:hAnsi="Cambria Math" w:cs="Times New Roman"/>
+                                <w:sz w:val="18"/>
+                                <w:szCs w:val="18"/>
+                              </w:rPr>
+                              <m:t>h</m:t>
+                            </m:r>
+                          </m:e>
+                          <m:sub>
+                            <m:r>
+                              <w:rPr>
+                                <w:rFonts w:ascii="Cambria Math" w:hAnsi="Cambria Math" w:cs="Times New Roman"/>
+                                <w:sz w:val="18"/>
+                                <w:szCs w:val="18"/>
+                              </w:rPr>
+                              <m:t>l</m:t>
+                            </m:r>
+                          </m:sub>
+                        </m:sSub>
+                      </m:e>
+                    </m:d>
+                    <m:r>
+                      <w:rPr>
+                        <w:rFonts w:ascii="Cambria Math" w:hAnsi="Cambria Math" w:cs="Times New Roman"/>
+                        <w:sz w:val="18"/>
+                        <w:szCs w:val="18"/>
+                      </w:rPr>
+                      <m:t>∥</m:t>
+                    </m:r>
+                  </m:e>
+                  <m:sup>
+                    <m:r>
+                      <w:rPr>
+                        <w:rFonts w:ascii="Cambria Math" w:hAnsi="Cambria Math" w:cs="Times New Roman"/>
+                        <w:sz w:val="18"/>
+                        <w:szCs w:val="18"/>
+                      </w:rPr>
+                      <m:t>2</m:t>
+                    </m:r>
+                  </m:sup>
+                </m:sSup>
+                <m:r>
+                  <w:rPr>
+                    <w:rFonts w:ascii="Cambria Math" w:hAnsi="Cambria Math" w:cs="Times New Roman"/>
+                    <w:sz w:val="18"/>
+                    <w:szCs w:val="18"/>
+                  </w:rPr>
+                  <m:t>+ϵ</m:t>
+                </m:r>
+              </m:den>
+            </m:f>
+          </m:e>
+        </m:d>
+        <m:r>
+          <w:rPr>
+            <w:rFonts w:ascii="Cambria Math" w:hAnsi="Cambria Math" w:cs="Times New Roman"/>
+            <w:sz w:val="18"/>
+            <w:szCs w:val="18"/>
+            <w:lang w:val="en"/>
+          </w:rPr>
+          <m:t>+β</m:t>
+        </m:r>
+        <m:nary>
+          <m:naryPr>
+            <m:chr m:val="∑"/>
+            <m:limLoc m:val="undOvr"/>
+            <m:supHide m:val="1"/>
+            <m:ctrlPr>
+              <w:rPr>
+                <w:rFonts w:ascii="Cambria Math" w:hAnsi="Cambria Math" w:cs="Times New Roman"/>
+                <w:i/>
+                <w:sz w:val="18"/>
+                <w:szCs w:val="18"/>
+              </w:rPr>
+            </m:ctrlPr>
+          </m:naryPr>
+          <m:sub>
+            <m:r>
+              <w:rPr>
+                <w:rFonts w:ascii="Cambria Math" w:hAnsi="Cambria Math" w:cs="Times New Roman"/>
+                <w:sz w:val="18"/>
+                <w:szCs w:val="18"/>
+              </w:rPr>
+              <m:t>i≠j</m:t>
+            </m:r>
+          </m:sub>
+          <m:sup/>
+          <m:e>
+            <m:func>
+              <m:funcPr>
+                <m:ctrlPr>
+                  <w:rPr>
+                    <w:rFonts w:ascii="Cambria Math" w:hAnsi="Cambria Math" w:cs="Times New Roman"/>
+                    <w:sz w:val="18"/>
+                    <w:szCs w:val="18"/>
+                  </w:rPr>
+                </m:ctrlPr>
+              </m:funcPr>
+              <m:fName>
+                <m:r>
+                  <m:rPr>
+                    <m:sty m:val="p"/>
+                  </m:rPr>
+                  <w:rPr>
+                    <w:rFonts w:ascii="Cambria Math" w:hAnsi="Cambria Math" w:cs="Times New Roman"/>
+                    <w:sz w:val="18"/>
+                    <w:szCs w:val="18"/>
+                  </w:rPr>
+                  <m:t>exp</m:t>
+                </m:r>
+              </m:fName>
+              <m:e>
+                <m:d>
+                  <m:dPr>
+                    <m:ctrlPr>
+                      <w:rPr>
+                        <w:rFonts w:ascii="Cambria Math" w:hAnsi="Cambria Math" w:cs="Times New Roman"/>
+                        <w:i/>
+                        <w:sz w:val="18"/>
+                        <w:szCs w:val="18"/>
+                      </w:rPr>
+                    </m:ctrlPr>
+                  </m:dPr>
+                  <m:e>
+                    <m:r>
+                      <w:rPr>
+                        <w:rFonts w:ascii="Cambria Math" w:hAnsi="Cambria Math" w:cs="Times New Roman"/>
+                        <w:sz w:val="18"/>
+                        <w:szCs w:val="18"/>
+                      </w:rPr>
+                      <m:t>-</m:t>
+                    </m:r>
+                    <m:sSup>
+                      <m:sSupPr>
+                        <m:ctrlPr>
+                          <w:rPr>
+                            <w:rFonts w:ascii="Cambria Math" w:hAnsi="Cambria Math" w:cs="Times New Roman"/>
+                            <w:i/>
+                            <w:sz w:val="18"/>
+                            <w:szCs w:val="18"/>
+                          </w:rPr>
+                        </m:ctrlPr>
+                      </m:sSupPr>
+                      <m:e>
+                        <m:r>
+                          <w:rPr>
+                            <w:rFonts w:ascii="Cambria Math" w:hAnsi="Cambria Math" w:cs="Times New Roman"/>
+                            <w:sz w:val="18"/>
+                            <w:szCs w:val="18"/>
+                          </w:rPr>
+                          <m:t>∥</m:t>
+                        </m:r>
+                        <m:sSub>
+                          <m:sSubPr>
+                            <m:ctrlPr>
+                              <w:rPr>
+                                <w:rFonts w:ascii="Cambria Math" w:hAnsi="Cambria Math" w:cs="Times New Roman"/>
+                                <w:i/>
+                                <w:sz w:val="18"/>
+                                <w:szCs w:val="18"/>
+                              </w:rPr>
+                            </m:ctrlPr>
+                          </m:sSubPr>
+                          <m:e>
+                            <m:r>
+                              <w:rPr>
+                                <w:rFonts w:ascii="Cambria Math" w:hAnsi="Cambria Math" w:cs="Times New Roman"/>
+                                <w:sz w:val="18"/>
+                                <w:szCs w:val="18"/>
+                              </w:rPr>
+                              <m:t>m</m:t>
+                            </m:r>
+                          </m:e>
+                          <m:sub>
+                            <m:r>
+                              <w:rPr>
+                                <w:rFonts w:ascii="Cambria Math" w:hAnsi="Cambria Math" w:cs="Times New Roman"/>
+                                <w:sz w:val="18"/>
+                                <w:szCs w:val="18"/>
+                              </w:rPr>
+                              <m:t>i</m:t>
+                            </m:r>
+                          </m:sub>
+                        </m:sSub>
+                        <m:r>
+                          <w:rPr>
+                            <w:rFonts w:ascii="Cambria Math" w:hAnsi="Cambria Math" w:cs="Times New Roman"/>
+                            <w:sz w:val="18"/>
+                            <w:szCs w:val="18"/>
+                          </w:rPr>
+                          <m:t>-</m:t>
+                        </m:r>
+                        <m:sSub>
+                          <m:sSubPr>
+                            <m:ctrlPr>
+                              <w:rPr>
+                                <w:rFonts w:ascii="Cambria Math" w:hAnsi="Cambria Math" w:cs="Times New Roman"/>
+                                <w:i/>
+                                <w:sz w:val="18"/>
+                                <w:szCs w:val="18"/>
+                              </w:rPr>
+                            </m:ctrlPr>
+                          </m:sSubPr>
+                          <m:e>
+                            <m:r>
+                              <w:rPr>
+                                <w:rFonts w:ascii="Cambria Math" w:hAnsi="Cambria Math" w:cs="Times New Roman"/>
+                                <w:sz w:val="18"/>
+                                <w:szCs w:val="18"/>
+                              </w:rPr>
+                              <m:t>m</m:t>
+                            </m:r>
+                          </m:e>
+                          <m:sub>
+                            <m:r>
+                              <w:rPr>
+                                <w:rFonts w:ascii="Cambria Math" w:hAnsi="Cambria Math" w:cs="Times New Roman"/>
+                                <w:sz w:val="18"/>
+                                <w:szCs w:val="18"/>
+                              </w:rPr>
+                              <m:t>j</m:t>
+                            </m:r>
+                          </m:sub>
+                        </m:sSub>
+                        <m:r>
+                          <w:rPr>
+                            <w:rFonts w:ascii="Cambria Math" w:hAnsi="Cambria Math" w:cs="Times New Roman"/>
+                            <w:sz w:val="18"/>
+                            <w:szCs w:val="18"/>
+                          </w:rPr>
+                          <m:t>∥</m:t>
+                        </m:r>
+                      </m:e>
+                      <m:sup>
+                        <m:r>
+                          <w:rPr>
+                            <w:rFonts w:ascii="Cambria Math" w:hAnsi="Cambria Math" w:cs="Times New Roman"/>
+                            <w:sz w:val="18"/>
+                            <w:szCs w:val="18"/>
+                          </w:rPr>
+                          <m:t>2</m:t>
+                        </m:r>
+                      </m:sup>
+                    </m:sSup>
+                  </m:e>
+                </m:d>
+              </m:e>
+            </m:func>
+          </m:e>
+        </m:nary>
+      </m:oMath>
+      <w:r>
+        <w:rPr>
+          <w:rFonts w:ascii="Times New Roman" w:hAnsi="Times New Roman" w:cs="Times New Roman" w:hint="eastAsia"/>
+          <w:sz w:val="18"/>
+          <w:szCs w:val="18"/>
+        </w:rPr>
+        <w:t>.</w:t>
+      </w:r>
     </w:p>
     <w:sectPr>
       <w:pgSz w:w="11906" w:h="16838"/>

--- a/smart.docx
+++ b/smart.docx
@@ -7312,7 +7312,25 @@
           <w:sz w:val="18"/>
           <w:szCs w:val="18"/>
         </w:rPr>
-        <w:t xml:space="preserve"> Therefore, minimizing IDSI is equivalent to encouraging scale-invariant stability, preventing large relative fluctuations even when hidden state grow in </w:t>
+        <w:t xml:space="preserve"> Therefore, minimizing IDSI is equivalent to encouraging scale-invariant stability, preventing large relative fluctuations even when hidden state </w:t>
+      </w:r>
+      <w:proofErr w:type="gramStart"/>
+      <w:r>
+        <w:rPr>
+          <w:rFonts w:ascii="Times New Roman" w:hAnsi="Times New Roman" w:cs="Times New Roman" w:hint="eastAsia"/>
+          <w:sz w:val="18"/>
+          <w:szCs w:val="18"/>
+        </w:rPr>
+        <w:t>grow</w:t>
+      </w:r>
+      <w:proofErr w:type="gramEnd"/>
+      <w:r>
+        <w:rPr>
+          <w:rFonts w:ascii="Times New Roman" w:hAnsi="Times New Roman" w:cs="Times New Roman" w:hint="eastAsia"/>
+          <w:sz w:val="18"/>
+          <w:szCs w:val="18"/>
+        </w:rPr>
+        <w:t xml:space="preserve"> in </w:t>
       </w:r>
       <w:r>
         <w:rPr>
@@ -8922,6 +8940,38 @@
           </w:rPr>
           <m:t>=</m:t>
         </m:r>
+        <m:f>
+          <m:fPr>
+            <m:ctrlPr>
+              <w:rPr>
+                <w:rFonts w:ascii="Cambria Math" w:hAnsi="Cambria Math" w:cs="Times New Roman"/>
+                <w:i/>
+                <w:sz w:val="18"/>
+                <w:szCs w:val="18"/>
+              </w:rPr>
+            </m:ctrlPr>
+          </m:fPr>
+          <m:num>
+            <m:r>
+              <w:rPr>
+                <w:rFonts w:ascii="Cambria Math" w:hAnsi="Cambria Math" w:cs="Times New Roman"/>
+                <w:sz w:val="18"/>
+                <w:szCs w:val="18"/>
+              </w:rPr>
+              <m:t>1</m:t>
+            </m:r>
+          </m:num>
+          <m:den>
+            <m:r>
+              <w:rPr>
+                <w:rFonts w:ascii="Cambria Math" w:hAnsi="Cambria Math" w:cs="Times New Roman"/>
+                <w:sz w:val="18"/>
+                <w:szCs w:val="18"/>
+              </w:rPr>
+              <m:t>L</m:t>
+            </m:r>
+          </m:den>
+        </m:f>
         <m:nary>
           <m:naryPr>
             <m:chr m:val="∑"/>
@@ -10034,6 +10084,41 @@
             </m:r>
           </m:sub>
         </m:sSub>
+        <m:f>
+          <m:fPr>
+            <m:ctrlPr>
+              <w:rPr>
+                <w:rFonts w:ascii="Cambria Math" w:hAnsi="Cambria Math" w:cs="Times New Roman"/>
+                <w:i/>
+                <w:sz w:val="18"/>
+                <w:szCs w:val="18"/>
+                <w:lang w:val="en"/>
+              </w:rPr>
+            </m:ctrlPr>
+          </m:fPr>
+          <m:num>
+            <m:r>
+              <w:rPr>
+                <w:rFonts w:ascii="Cambria Math" w:hAnsi="Cambria Math" w:cs="Times New Roman"/>
+                <w:sz w:val="18"/>
+                <w:szCs w:val="18"/>
+                <w:lang w:val="en"/>
+              </w:rPr>
+              <m:t>1</m:t>
+            </m:r>
+          </m:num>
+          <m:den>
+            <m:r>
+              <w:rPr>
+                <w:rFonts w:ascii="Cambria Math" w:hAnsi="Cambria Math" w:cs="Times New Roman"/>
+                <w:sz w:val="18"/>
+                <w:szCs w:val="18"/>
+                <w:lang w:val="en"/>
+              </w:rPr>
+              <m:t>L</m:t>
+            </m:r>
+          </m:den>
+        </m:f>
         <m:nary>
           <m:naryPr>
             <m:chr m:val="∑"/>

--- a/smart.docx
+++ b/smart.docx
@@ -9006,1212 +9006,17 @@
             </m:r>
           </m:sup>
           <m:e>
-            <m:sSub>
-              <m:sSubPr>
-                <m:ctrlPr>
-                  <w:rPr>
-                    <w:rFonts w:ascii="Cambria Math" w:hAnsi="Cambria Math" w:cs="Times New Roman"/>
-                    <w:i/>
-                    <w:sz w:val="18"/>
-                    <w:szCs w:val="18"/>
-                  </w:rPr>
-                </m:ctrlPr>
-              </m:sSubPr>
-              <m:e>
-                <m:r>
-                  <w:rPr>
-                    <w:rFonts w:ascii="Cambria Math" w:hAnsi="Cambria Math" w:cs="Times New Roman"/>
-                    <w:sz w:val="18"/>
-                    <w:szCs w:val="18"/>
-                  </w:rPr>
-                  <m:t>λ</m:t>
-                </m:r>
-              </m:e>
-              <m:sub>
-                <m:r>
-                  <w:rPr>
-                    <w:rFonts w:ascii="Cambria Math" w:hAnsi="Cambria Math" w:cs="Times New Roman"/>
-                    <w:sz w:val="18"/>
-                    <w:szCs w:val="18"/>
-                  </w:rPr>
-                  <m:t>l</m:t>
-                </m:r>
-              </m:sub>
-            </m:sSub>
-          </m:e>
-        </m:nary>
-        <m:r>
-          <m:rPr>
-            <m:scr m:val="double-struck"/>
-          </m:rPr>
-          <w:rPr>
-            <w:rFonts w:ascii="Cambria Math" w:hAnsi="Cambria Math" w:cs="Times New Roman"/>
-            <w:sz w:val="18"/>
-            <w:szCs w:val="18"/>
-          </w:rPr>
-          <m:t>E[</m:t>
-        </m:r>
-        <m:f>
-          <m:fPr>
-            <m:ctrlPr>
-              <w:rPr>
-                <w:rFonts w:ascii="Cambria Math" w:hAnsi="Cambria Math" w:cs="Times New Roman"/>
-                <w:i/>
-                <w:sz w:val="18"/>
-                <w:szCs w:val="18"/>
-              </w:rPr>
-            </m:ctrlPr>
-          </m:fPr>
-          <m:num>
-            <m:sSup>
-              <m:sSupPr>
-                <m:ctrlPr>
-                  <w:rPr>
-                    <w:rFonts w:ascii="Cambria Math" w:hAnsi="Cambria Math" w:cs="Times New Roman"/>
-                    <w:i/>
-                    <w:sz w:val="18"/>
-                    <w:szCs w:val="18"/>
-                  </w:rPr>
-                </m:ctrlPr>
-              </m:sSupPr>
-              <m:e>
-                <m:r>
-                  <w:rPr>
-                    <w:rFonts w:ascii="Cambria Math" w:hAnsi="Cambria Math" w:cs="Times New Roman"/>
-                    <w:sz w:val="18"/>
-                    <w:szCs w:val="18"/>
-                  </w:rPr>
-                  <m:t>∥</m:t>
-                </m:r>
-                <m:sSub>
-                  <m:sSubPr>
-                    <m:ctrlPr>
-                      <w:rPr>
-                        <w:rFonts w:ascii="Cambria Math" w:hAnsi="Cambria Math" w:cs="Times New Roman"/>
-                        <w:i/>
-                        <w:sz w:val="18"/>
-                        <w:szCs w:val="18"/>
-                      </w:rPr>
-                    </m:ctrlPr>
-                  </m:sSubPr>
-                  <m:e>
-                    <m:r>
-                      <w:rPr>
-                        <w:rFonts w:ascii="Cambria Math" w:hAnsi="Cambria Math" w:cs="Times New Roman"/>
-                        <w:sz w:val="18"/>
-                        <w:szCs w:val="18"/>
-                      </w:rPr>
-                      <m:t>f</m:t>
-                    </m:r>
-                  </m:e>
-                  <m:sub>
-                    <m:r>
-                      <w:rPr>
-                        <w:rFonts w:ascii="Cambria Math" w:hAnsi="Cambria Math" w:cs="Times New Roman"/>
-                        <w:sz w:val="18"/>
-                        <w:szCs w:val="18"/>
-                      </w:rPr>
-                      <m:t>l</m:t>
-                    </m:r>
-                  </m:sub>
-                </m:sSub>
-                <m:d>
-                  <m:dPr>
-                    <m:ctrlPr>
-                      <w:rPr>
-                        <w:rFonts w:ascii="Cambria Math" w:hAnsi="Cambria Math" w:cs="Times New Roman"/>
-                        <w:i/>
-                        <w:sz w:val="18"/>
-                        <w:szCs w:val="18"/>
-                      </w:rPr>
-                    </m:ctrlPr>
-                  </m:dPr>
-                  <m:e>
-                    <m:sSub>
-                      <m:sSubPr>
-                        <m:ctrlPr>
-                          <w:rPr>
-                            <w:rFonts w:ascii="Cambria Math" w:hAnsi="Cambria Math" w:cs="Times New Roman"/>
-                            <w:i/>
-                            <w:sz w:val="18"/>
-                            <w:szCs w:val="18"/>
-                          </w:rPr>
-                        </m:ctrlPr>
-                      </m:sSubPr>
-                      <m:e>
-                        <m:r>
-                          <w:rPr>
-                            <w:rFonts w:ascii="Cambria Math" w:hAnsi="Cambria Math" w:cs="Times New Roman"/>
-                            <w:sz w:val="18"/>
-                            <w:szCs w:val="18"/>
-                          </w:rPr>
-                          <m:t>h</m:t>
-                        </m:r>
-                      </m:e>
-                      <m:sub>
-                        <m:r>
-                          <w:rPr>
-                            <w:rFonts w:ascii="Cambria Math" w:hAnsi="Cambria Math" w:cs="Times New Roman"/>
-                            <w:sz w:val="18"/>
-                            <w:szCs w:val="18"/>
-                          </w:rPr>
-                          <m:t>l</m:t>
-                        </m:r>
-                      </m:sub>
-                    </m:sSub>
-                  </m:e>
-                </m:d>
-                <m:r>
-                  <w:rPr>
-                    <w:rFonts w:ascii="Cambria Math" w:hAnsi="Cambria Math" w:cs="Times New Roman"/>
-                    <w:sz w:val="18"/>
-                    <w:szCs w:val="18"/>
-                  </w:rPr>
-                  <m:t>-</m:t>
-                </m:r>
-                <m:sSub>
-                  <m:sSubPr>
-                    <m:ctrlPr>
-                      <w:rPr>
-                        <w:rFonts w:ascii="Cambria Math" w:hAnsi="Cambria Math" w:cs="Times New Roman"/>
-                        <w:i/>
-                        <w:sz w:val="18"/>
-                        <w:szCs w:val="18"/>
-                      </w:rPr>
-                    </m:ctrlPr>
-                  </m:sSubPr>
-                  <m:e>
-                    <m:r>
-                      <w:rPr>
-                        <w:rFonts w:ascii="Cambria Math" w:hAnsi="Cambria Math" w:cs="Times New Roman"/>
-                        <w:sz w:val="18"/>
-                        <w:szCs w:val="18"/>
-                      </w:rPr>
-                      <m:t>h</m:t>
-                    </m:r>
-                  </m:e>
-                  <m:sub>
-                    <m:r>
-                      <w:rPr>
-                        <w:rFonts w:ascii="Cambria Math" w:hAnsi="Cambria Math" w:cs="Times New Roman"/>
-                        <w:sz w:val="18"/>
-                        <w:szCs w:val="18"/>
-                      </w:rPr>
-                      <m:t>l</m:t>
-                    </m:r>
-                  </m:sub>
-                </m:sSub>
-                <m:r>
-                  <w:rPr>
-                    <w:rFonts w:ascii="Cambria Math" w:hAnsi="Cambria Math" w:cs="Times New Roman"/>
-                    <w:sz w:val="18"/>
-                    <w:szCs w:val="18"/>
-                  </w:rPr>
-                  <m:t>∥</m:t>
-                </m:r>
-              </m:e>
-              <m:sup>
-                <m:r>
-                  <w:rPr>
-                    <w:rFonts w:ascii="Cambria Math" w:hAnsi="Cambria Math" w:cs="Times New Roman"/>
-                    <w:sz w:val="18"/>
-                    <w:szCs w:val="18"/>
-                  </w:rPr>
-                  <m:t>2</m:t>
-                </m:r>
-              </m:sup>
-            </m:sSup>
-          </m:num>
-          <m:den>
-            <m:sSup>
-              <m:sSupPr>
-                <m:ctrlPr>
-                  <w:rPr>
-                    <w:rFonts w:ascii="Cambria Math" w:hAnsi="Cambria Math" w:cs="Times New Roman"/>
-                    <w:i/>
-                    <w:sz w:val="18"/>
-                    <w:szCs w:val="18"/>
-                  </w:rPr>
-                </m:ctrlPr>
-              </m:sSupPr>
-              <m:e>
-                <m:r>
-                  <w:rPr>
-                    <w:rFonts w:ascii="Cambria Math" w:hAnsi="Cambria Math" w:cs="Times New Roman"/>
-                    <w:sz w:val="18"/>
-                    <w:szCs w:val="18"/>
-                  </w:rPr>
-                  <m:t>∥sg(</m:t>
-                </m:r>
-                <m:sSub>
-                  <m:sSubPr>
-                    <m:ctrlPr>
-                      <w:rPr>
-                        <w:rFonts w:ascii="Cambria Math" w:hAnsi="Cambria Math" w:cs="Times New Roman"/>
-                        <w:i/>
-                        <w:sz w:val="18"/>
-                        <w:szCs w:val="18"/>
-                      </w:rPr>
-                    </m:ctrlPr>
-                  </m:sSubPr>
-                  <m:e>
-                    <m:r>
-                      <w:rPr>
-                        <w:rFonts w:ascii="Cambria Math" w:hAnsi="Cambria Math" w:cs="Times New Roman"/>
-                        <w:sz w:val="18"/>
-                        <w:szCs w:val="18"/>
-                      </w:rPr>
-                      <m:t>h</m:t>
-                    </m:r>
-                  </m:e>
-                  <m:sub>
-                    <m:r>
-                      <w:rPr>
-                        <w:rFonts w:ascii="Cambria Math" w:hAnsi="Cambria Math" w:cs="Times New Roman"/>
-                        <w:sz w:val="18"/>
-                        <w:szCs w:val="18"/>
-                      </w:rPr>
-                      <m:t>l</m:t>
-                    </m:r>
-                  </m:sub>
-                </m:sSub>
-                <m:r>
-                  <w:rPr>
-                    <w:rFonts w:ascii="Cambria Math" w:hAnsi="Cambria Math" w:cs="Times New Roman"/>
-                    <w:sz w:val="18"/>
-                    <w:szCs w:val="18"/>
-                  </w:rPr>
-                  <m:t>)∥</m:t>
-                </m:r>
-              </m:e>
-              <m:sup>
-                <m:r>
-                  <w:rPr>
-                    <w:rFonts w:ascii="Cambria Math" w:hAnsi="Cambria Math" w:cs="Times New Roman"/>
-                    <w:sz w:val="18"/>
-                    <w:szCs w:val="18"/>
-                  </w:rPr>
-                  <m:t>2</m:t>
-                </m:r>
-              </m:sup>
-            </m:sSup>
-            <m:r>
-              <w:rPr>
-                <w:rFonts w:ascii="Cambria Math" w:hAnsi="Cambria Math" w:cs="Times New Roman"/>
-                <w:sz w:val="18"/>
-                <w:szCs w:val="18"/>
-              </w:rPr>
-              <m:t>+ϵ</m:t>
-            </m:r>
-          </m:den>
-        </m:f>
-        <m:r>
-          <w:rPr>
-            <w:rFonts w:ascii="Cambria Math" w:hAnsi="Cambria Math" w:cs="Times New Roman"/>
-            <w:sz w:val="18"/>
-            <w:szCs w:val="18"/>
-          </w:rPr>
-          <m:t>]</m:t>
-        </m:r>
-      </m:oMath>
-      <w:r>
-        <w:rPr>
-          <w:rFonts w:ascii="Times New Roman" w:hAnsi="Times New Roman" w:cs="Times New Roman" w:hint="eastAsia"/>
-          <w:sz w:val="18"/>
-          <w:szCs w:val="18"/>
-        </w:rPr>
-        <w:t xml:space="preserve">. Moreover, we can even define the Dynamics Profile </w:t>
-      </w:r>
-      <m:oMath>
-        <m:r>
-          <w:rPr>
-            <w:rFonts w:ascii="Cambria Math" w:hAnsi="Cambria Math" w:cs="Times New Roman"/>
-            <w:sz w:val="18"/>
-            <w:szCs w:val="18"/>
-          </w:rPr>
-          <m:t>D</m:t>
-        </m:r>
-      </m:oMath>
-      <w:r>
-        <w:rPr>
-          <w:rFonts w:ascii="Times New Roman" w:hAnsi="Times New Roman" w:cs="Times New Roman" w:hint="eastAsia"/>
-          <w:sz w:val="18"/>
-          <w:szCs w:val="18"/>
-        </w:rPr>
-        <w:t xml:space="preserve">, as a series of </w:t>
-      </w:r>
-      <m:oMath>
-        <m:sSub>
-          <m:sSubPr>
-            <m:ctrlPr>
-              <w:rPr>
-                <w:rFonts w:ascii="Cambria Math" w:hAnsi="Cambria Math" w:cs="Times New Roman"/>
-                <w:i/>
-                <w:sz w:val="18"/>
-                <w:szCs w:val="18"/>
-              </w:rPr>
-            </m:ctrlPr>
-          </m:sSubPr>
-          <m:e>
-            <m:r>
-              <w:rPr>
-                <w:rFonts w:ascii="Cambria Math" w:hAnsi="Cambria Math" w:cs="Times New Roman"/>
-                <w:sz w:val="18"/>
-                <w:szCs w:val="18"/>
-              </w:rPr>
-              <m:t>IDSI</m:t>
-            </m:r>
-          </m:e>
-          <m:sub>
-            <m:r>
-              <w:rPr>
-                <w:rFonts w:ascii="Cambria Math" w:hAnsi="Cambria Math" w:cs="Times New Roman"/>
-                <w:sz w:val="18"/>
-                <w:szCs w:val="18"/>
-              </w:rPr>
-              <m:t>l</m:t>
-            </m:r>
-          </m:sub>
-        </m:sSub>
-      </m:oMath>
-      <w:r>
-        <w:rPr>
-          <w:rFonts w:ascii="Times New Roman" w:hAnsi="Times New Roman" w:cs="Times New Roman" w:hint="eastAsia"/>
-          <w:sz w:val="18"/>
-          <w:szCs w:val="18"/>
-        </w:rPr>
-        <w:t xml:space="preserve"> for each transformer. (</w:t>
-      </w:r>
-      <m:oMath>
-        <m:r>
-          <w:rPr>
-            <w:rFonts w:ascii="Cambria Math" w:hAnsi="Cambria Math" w:cs="Times New Roman"/>
-            <w:sz w:val="18"/>
-            <w:szCs w:val="18"/>
-          </w:rPr>
-          <m:t>D=[</m:t>
-        </m:r>
-        <m:sSub>
-          <m:sSubPr>
-            <m:ctrlPr>
-              <w:rPr>
-                <w:rFonts w:ascii="Cambria Math" w:hAnsi="Cambria Math" w:cs="Times New Roman"/>
-                <w:i/>
-                <w:sz w:val="18"/>
-                <w:szCs w:val="18"/>
-              </w:rPr>
-            </m:ctrlPr>
-          </m:sSubPr>
-          <m:e>
-            <m:r>
-              <w:rPr>
-                <w:rFonts w:ascii="Cambria Math" w:hAnsi="Cambria Math" w:cs="Times New Roman"/>
-                <w:sz w:val="18"/>
-                <w:szCs w:val="18"/>
-              </w:rPr>
-              <m:t>IDSI</m:t>
-            </m:r>
-          </m:e>
-          <m:sub>
-            <m:r>
-              <w:rPr>
-                <w:rFonts w:ascii="Cambria Math" w:hAnsi="Cambria Math" w:cs="Times New Roman"/>
-                <w:sz w:val="18"/>
-                <w:szCs w:val="18"/>
-              </w:rPr>
-              <m:t>1</m:t>
-            </m:r>
-          </m:sub>
-        </m:sSub>
-        <m:r>
-          <w:rPr>
-            <w:rFonts w:ascii="Cambria Math" w:hAnsi="Cambria Math" w:cs="Times New Roman"/>
-            <w:sz w:val="18"/>
-            <w:szCs w:val="18"/>
-          </w:rPr>
-          <m:t xml:space="preserve">, </m:t>
-        </m:r>
-        <m:sSub>
-          <m:sSubPr>
-            <m:ctrlPr>
-              <w:rPr>
-                <w:rFonts w:ascii="Cambria Math" w:hAnsi="Cambria Math" w:cs="Times New Roman"/>
-                <w:i/>
-                <w:sz w:val="18"/>
-                <w:szCs w:val="18"/>
-              </w:rPr>
-            </m:ctrlPr>
-          </m:sSubPr>
-          <m:e>
-            <m:r>
-              <w:rPr>
-                <w:rFonts w:ascii="Cambria Math" w:hAnsi="Cambria Math" w:cs="Times New Roman"/>
-                <w:sz w:val="18"/>
-                <w:szCs w:val="18"/>
-              </w:rPr>
-              <m:t>IDSI</m:t>
-            </m:r>
-          </m:e>
-          <m:sub>
-            <m:r>
-              <w:rPr>
-                <w:rFonts w:ascii="Cambria Math" w:hAnsi="Cambria Math" w:cs="Times New Roman"/>
-                <w:sz w:val="18"/>
-                <w:szCs w:val="18"/>
-              </w:rPr>
-              <m:t>2</m:t>
-            </m:r>
-          </m:sub>
-        </m:sSub>
-        <m:r>
-          <w:rPr>
-            <w:rFonts w:ascii="Cambria Math" w:hAnsi="Cambria Math" w:cs="Times New Roman"/>
-            <w:sz w:val="18"/>
-            <w:szCs w:val="18"/>
-          </w:rPr>
-          <m:t xml:space="preserve">,…, </m:t>
-        </m:r>
-        <m:sSub>
-          <m:sSubPr>
-            <m:ctrlPr>
-              <w:rPr>
-                <w:rFonts w:ascii="Cambria Math" w:hAnsi="Cambria Math" w:cs="Times New Roman"/>
-                <w:i/>
-                <w:sz w:val="18"/>
-                <w:szCs w:val="18"/>
-              </w:rPr>
-            </m:ctrlPr>
-          </m:sSubPr>
-          <m:e>
-            <m:r>
-              <w:rPr>
-                <w:rFonts w:ascii="Cambria Math" w:hAnsi="Cambria Math" w:cs="Times New Roman"/>
-                <w:sz w:val="18"/>
-                <w:szCs w:val="18"/>
-              </w:rPr>
-              <m:t>IDSI</m:t>
-            </m:r>
-          </m:e>
-          <m:sub>
-            <m:r>
-              <w:rPr>
-                <w:rFonts w:ascii="Cambria Math" w:hAnsi="Cambria Math" w:cs="Times New Roman"/>
-                <w:sz w:val="18"/>
-                <w:szCs w:val="18"/>
-              </w:rPr>
-              <m:t>L</m:t>
-            </m:r>
-          </m:sub>
-        </m:sSub>
-        <m:r>
-          <w:rPr>
-            <w:rFonts w:ascii="Cambria Math" w:hAnsi="Cambria Math" w:cs="Times New Roman"/>
-            <w:sz w:val="18"/>
-            <w:szCs w:val="18"/>
-          </w:rPr>
-          <m:t>]</m:t>
-        </m:r>
-      </m:oMath>
-      <w:r>
-        <w:rPr>
-          <w:rFonts w:ascii="Times New Roman" w:hAnsi="Times New Roman" w:cs="Times New Roman" w:hint="eastAsia"/>
-          <w:sz w:val="18"/>
-          <w:szCs w:val="18"/>
-        </w:rPr>
-        <w:t xml:space="preserve">), this can be </w:t>
-      </w:r>
-      <w:r>
-        <w:rPr>
-          <w:rFonts w:ascii="Times New Roman" w:hAnsi="Times New Roman" w:cs="Times New Roman"/>
-          <w:sz w:val="18"/>
-          <w:szCs w:val="18"/>
-          <w:lang w:val="en"/>
-        </w:rPr>
-        <w:t>analog</w:t>
-      </w:r>
-      <w:r>
-        <w:rPr>
-          <w:rFonts w:ascii="Times New Roman" w:hAnsi="Times New Roman" w:cs="Times New Roman"/>
-          <w:sz w:val="18"/>
-          <w:szCs w:val="18"/>
-          <w:lang w:val="en"/>
-        </w:rPr>
-        <w:t>ized</w:t>
-      </w:r>
-      <w:r>
-        <w:rPr>
-          <w:rFonts w:ascii="Times New Roman" w:hAnsi="Times New Roman" w:cs="Times New Roman" w:hint="eastAsia"/>
-          <w:sz w:val="18"/>
-          <w:szCs w:val="18"/>
-          <w:lang w:val="en"/>
-        </w:rPr>
-        <w:t xml:space="preserve"> as the dynamics fingerprint of Transformer. Therefor, the loss is transformed into: </w:t>
-      </w:r>
-      <m:oMath>
-        <m:r>
-          <w:rPr>
-            <w:rFonts w:ascii="Cambria Math" w:hAnsi="Cambria Math" w:cs="Times New Roman"/>
-            <w:sz w:val="18"/>
-            <w:szCs w:val="18"/>
-          </w:rPr>
-          <m:t>L=</m:t>
-        </m:r>
-        <m:sSub>
-          <m:sSubPr>
-            <m:ctrlPr>
-              <w:rPr>
-                <w:rFonts w:ascii="Cambria Math" w:hAnsi="Cambria Math" w:cs="Times New Roman"/>
-                <w:i/>
-                <w:sz w:val="18"/>
-                <w:szCs w:val="18"/>
-              </w:rPr>
-            </m:ctrlPr>
-          </m:sSubPr>
-          <m:e>
-            <m:r>
-              <w:rPr>
-                <w:rFonts w:ascii="Cambria Math" w:hAnsi="Cambria Math" w:cs="Times New Roman"/>
-                <w:sz w:val="18"/>
-                <w:szCs w:val="18"/>
-              </w:rPr>
-              <m:t>L</m:t>
-            </m:r>
-          </m:e>
-          <m:sub>
-            <m:r>
-              <w:rPr>
-                <w:rFonts w:ascii="Cambria Math" w:hAnsi="Cambria Math" w:cs="Times New Roman"/>
-                <w:sz w:val="18"/>
-                <w:szCs w:val="18"/>
-              </w:rPr>
-              <m:t>CE</m:t>
-            </m:r>
-          </m:sub>
-        </m:sSub>
-        <m:r>
-          <w:rPr>
-            <w:rFonts w:ascii="Cambria Math" w:hAnsi="Cambria Math" w:cs="Times New Roman"/>
-            <w:sz w:val="18"/>
-            <w:szCs w:val="18"/>
-          </w:rPr>
-          <m:t>+</m:t>
-        </m:r>
-        <m:sSub>
-          <m:sSubPr>
-            <m:ctrlPr>
-              <w:rPr>
-                <w:rFonts w:ascii="Cambria Math" w:hAnsi="Cambria Math" w:cs="Times New Roman"/>
-                <w:i/>
-                <w:sz w:val="18"/>
-                <w:szCs w:val="18"/>
-              </w:rPr>
-            </m:ctrlPr>
-          </m:sSubPr>
-          <m:e>
-            <m:r>
-              <w:rPr>
-                <w:rFonts w:ascii="Cambria Math" w:hAnsi="Cambria Math" w:cs="Times New Roman"/>
-                <w:sz w:val="18"/>
-                <w:szCs w:val="18"/>
-              </w:rPr>
-              <m:t>λ</m:t>
-            </m:r>
-          </m:e>
-          <m:sub>
-            <m:r>
-              <w:rPr>
-                <w:rFonts w:ascii="Cambria Math" w:hAnsi="Cambria Math" w:cs="Times New Roman"/>
-                <w:sz w:val="18"/>
-                <w:szCs w:val="18"/>
-              </w:rPr>
-              <m:t>1</m:t>
-            </m:r>
-          </m:sub>
-        </m:sSub>
-        <m:sSub>
-          <m:sSubPr>
-            <m:ctrlPr>
-              <w:rPr>
-                <w:rFonts w:ascii="Cambria Math" w:hAnsi="Cambria Math" w:cs="Times New Roman"/>
-                <w:i/>
-                <w:sz w:val="18"/>
-                <w:szCs w:val="18"/>
-              </w:rPr>
-            </m:ctrlPr>
-          </m:sSubPr>
-          <m:e>
-            <m:r>
-              <w:rPr>
-                <w:rFonts w:ascii="Cambria Math" w:hAnsi="Cambria Math" w:cs="Times New Roman"/>
-                <w:sz w:val="18"/>
-                <w:szCs w:val="18"/>
-              </w:rPr>
-              <m:t>L</m:t>
-            </m:r>
-          </m:e>
-          <m:sub>
-            <m:r>
-              <w:rPr>
-                <w:rFonts w:ascii="Cambria Math" w:hAnsi="Cambria Math" w:cs="Times New Roman"/>
-                <w:sz w:val="18"/>
-                <w:szCs w:val="18"/>
-              </w:rPr>
-              <m:t>fp</m:t>
-            </m:r>
-          </m:sub>
-        </m:sSub>
-        <m:r>
-          <w:rPr>
-            <w:rFonts w:ascii="Cambria Math" w:hAnsi="Cambria Math" w:cs="Times New Roman"/>
-            <w:sz w:val="18"/>
-            <w:szCs w:val="18"/>
-          </w:rPr>
-          <m:t>+</m:t>
-        </m:r>
-        <m:sSub>
-          <m:sSubPr>
-            <m:ctrlPr>
-              <w:rPr>
-                <w:rFonts w:ascii="Cambria Math" w:hAnsi="Cambria Math" w:cs="Times New Roman"/>
-                <w:i/>
-                <w:sz w:val="18"/>
-                <w:szCs w:val="18"/>
-              </w:rPr>
-            </m:ctrlPr>
-          </m:sSubPr>
-          <m:e>
-            <m:r>
-              <w:rPr>
-                <w:rFonts w:ascii="Cambria Math" w:hAnsi="Cambria Math" w:cs="Times New Roman"/>
-                <w:sz w:val="18"/>
-                <w:szCs w:val="18"/>
-              </w:rPr>
-              <m:t>λ</m:t>
-            </m:r>
-          </m:e>
-          <m:sub>
-            <m:r>
-              <w:rPr>
-                <w:rFonts w:ascii="Cambria Math" w:hAnsi="Cambria Math" w:cs="Times New Roman"/>
-                <w:sz w:val="18"/>
-                <w:szCs w:val="18"/>
-              </w:rPr>
-              <m:t>2</m:t>
-            </m:r>
-          </m:sub>
-        </m:sSub>
-        <m:sSub>
-          <m:sSubPr>
-            <m:ctrlPr>
-              <w:rPr>
-                <w:rFonts w:ascii="Cambria Math" w:hAnsi="Cambria Math" w:cs="Times New Roman"/>
-                <w:i/>
-                <w:sz w:val="18"/>
-                <w:szCs w:val="18"/>
-              </w:rPr>
-            </m:ctrlPr>
-          </m:sSubPr>
-          <m:e>
-            <m:r>
-              <w:rPr>
-                <w:rFonts w:ascii="Cambria Math" w:hAnsi="Cambria Math" w:cs="Times New Roman"/>
-                <w:sz w:val="18"/>
-                <w:szCs w:val="18"/>
-              </w:rPr>
-              <m:t>L</m:t>
-            </m:r>
-          </m:e>
-          <m:sub>
-            <m:r>
-              <w:rPr>
-                <w:rFonts w:ascii="Cambria Math" w:hAnsi="Cambria Math" w:cs="Times New Roman"/>
-                <w:sz w:val="18"/>
-                <w:szCs w:val="18"/>
-              </w:rPr>
-              <m:t>IDSI</m:t>
-            </m:r>
-          </m:sub>
-        </m:sSub>
-        <m:r>
-          <w:rPr>
-            <w:rFonts w:ascii="Cambria Math" w:hAnsi="Cambria Math" w:cs="Times New Roman"/>
-            <w:sz w:val="18"/>
-            <w:szCs w:val="18"/>
-          </w:rPr>
-          <m:t>+β</m:t>
-        </m:r>
-        <m:sSub>
-          <m:sSubPr>
-            <m:ctrlPr>
-              <w:rPr>
-                <w:rFonts w:ascii="Cambria Math" w:hAnsi="Cambria Math" w:cs="Times New Roman"/>
-                <w:i/>
-                <w:sz w:val="18"/>
-                <w:szCs w:val="18"/>
-              </w:rPr>
-            </m:ctrlPr>
-          </m:sSubPr>
-          <m:e>
-            <m:r>
-              <w:rPr>
-                <w:rFonts w:ascii="Cambria Math" w:hAnsi="Cambria Math" w:cs="Times New Roman"/>
-                <w:sz w:val="18"/>
-                <w:szCs w:val="18"/>
-              </w:rPr>
-              <m:t>L</m:t>
-            </m:r>
-          </m:e>
-          <m:sub>
-            <m:r>
-              <w:rPr>
-                <w:rFonts w:ascii="Cambria Math" w:hAnsi="Cambria Math" w:cs="Times New Roman"/>
-                <w:sz w:val="18"/>
-                <w:szCs w:val="18"/>
-              </w:rPr>
-              <m:t>mean</m:t>
-            </m:r>
-          </m:sub>
-        </m:sSub>
-        <m:r>
-          <w:rPr>
-            <w:rFonts w:ascii="Cambria Math" w:hAnsi="Cambria Math" w:cs="Times New Roman"/>
-            <w:sz w:val="18"/>
-            <w:szCs w:val="18"/>
-          </w:rPr>
-          <m:t>=-</m:t>
-        </m:r>
-        <m:nary>
-          <m:naryPr>
-            <m:chr m:val="∑"/>
-            <m:limLoc m:val="subSup"/>
-            <m:supHide m:val="1"/>
-            <m:ctrlPr>
-              <w:rPr>
-                <w:rFonts w:ascii="Cambria Math" w:hAnsi="Cambria Math" w:cs="Times New Roman"/>
-                <w:i/>
-                <w:sz w:val="18"/>
-                <w:szCs w:val="18"/>
-              </w:rPr>
-            </m:ctrlPr>
-          </m:naryPr>
-          <m:sub>
-            <m:r>
-              <w:rPr>
-                <w:rFonts w:ascii="Cambria Math" w:hAnsi="Cambria Math" w:cs="Times New Roman"/>
-                <w:sz w:val="18"/>
-                <w:szCs w:val="18"/>
-              </w:rPr>
-              <m:t>t</m:t>
-            </m:r>
-          </m:sub>
-          <m:sup/>
-          <m:e>
-            <m:func>
-              <m:funcPr>
-                <m:ctrlPr>
-                  <w:rPr>
-                    <w:rFonts w:ascii="Cambria Math" w:hAnsi="Cambria Math" w:cs="Times New Roman"/>
-                    <w:i/>
-                    <w:sz w:val="18"/>
-                    <w:szCs w:val="18"/>
-                  </w:rPr>
-                </m:ctrlPr>
-              </m:funcPr>
-              <m:fName>
-                <m:r>
-                  <m:rPr>
-                    <m:sty m:val="p"/>
-                  </m:rPr>
-                  <w:rPr>
-                    <w:rFonts w:ascii="Cambria Math" w:hAnsi="Cambria Math" w:cs="Times New Roman"/>
-                    <w:sz w:val="18"/>
-                    <w:szCs w:val="18"/>
-                  </w:rPr>
-                  <m:t>log</m:t>
-                </m:r>
-              </m:fName>
-              <m:e>
-                <m:r>
-                  <w:rPr>
-                    <w:rFonts w:ascii="Cambria Math" w:hAnsi="Cambria Math" w:cs="Times New Roman"/>
-                    <w:sz w:val="18"/>
-                    <w:szCs w:val="18"/>
-                  </w:rPr>
-                  <m:t>p</m:t>
-                </m:r>
-                <m:d>
-                  <m:dPr>
-                    <m:ctrlPr>
-                      <w:rPr>
-                        <w:rFonts w:ascii="Cambria Math" w:hAnsi="Cambria Math" w:cs="Times New Roman"/>
-                        <w:i/>
-                        <w:sz w:val="18"/>
-                        <w:szCs w:val="18"/>
-                      </w:rPr>
-                    </m:ctrlPr>
-                  </m:dPr>
-                  <m:e>
-                    <m:sSub>
-                      <m:sSubPr>
-                        <m:ctrlPr>
-                          <w:rPr>
-                            <w:rFonts w:ascii="Cambria Math" w:hAnsi="Cambria Math" w:cs="Times New Roman"/>
-                            <w:i/>
-                            <w:sz w:val="18"/>
-                            <w:szCs w:val="18"/>
-                          </w:rPr>
-                        </m:ctrlPr>
-                      </m:sSubPr>
-                      <m:e>
-                        <m:r>
-                          <w:rPr>
-                            <w:rFonts w:ascii="Cambria Math" w:hAnsi="Cambria Math" w:cs="Times New Roman"/>
-                            <w:sz w:val="18"/>
-                            <w:szCs w:val="18"/>
-                          </w:rPr>
-                          <m:t>x</m:t>
-                        </m:r>
-                      </m:e>
-                      <m:sub>
-                        <m:r>
-                          <w:rPr>
-                            <w:rFonts w:ascii="Cambria Math" w:hAnsi="Cambria Math" w:cs="Times New Roman"/>
-                            <w:sz w:val="18"/>
-                            <w:szCs w:val="18"/>
-                          </w:rPr>
-                          <m:t>t</m:t>
-                        </m:r>
-                      </m:sub>
-                    </m:sSub>
-                  </m:e>
-                  <m:e>
-                    <m:sSub>
-                      <m:sSubPr>
-                        <m:ctrlPr>
-                          <w:rPr>
-                            <w:rFonts w:ascii="Cambria Math" w:hAnsi="Cambria Math" w:cs="Times New Roman"/>
-                            <w:i/>
-                            <w:sz w:val="18"/>
-                            <w:szCs w:val="18"/>
-                          </w:rPr>
-                        </m:ctrlPr>
-                      </m:sSubPr>
-                      <m:e>
-                        <m:r>
-                          <w:rPr>
-                            <w:rFonts w:ascii="Cambria Math" w:hAnsi="Cambria Math" w:cs="Times New Roman"/>
-                            <w:sz w:val="18"/>
-                            <w:szCs w:val="18"/>
-                          </w:rPr>
-                          <m:t>x</m:t>
-                        </m:r>
-                      </m:e>
-                      <m:sub>
-                        <m:r>
-                          <w:rPr>
-                            <w:rFonts w:ascii="Cambria Math" w:hAnsi="Cambria Math" w:cs="Times New Roman"/>
-                            <w:sz w:val="18"/>
-                            <w:szCs w:val="18"/>
-                          </w:rPr>
-                          <m:t>&lt;t</m:t>
-                        </m:r>
-                      </m:sub>
-                    </m:sSub>
-                  </m:e>
-                </m:d>
-              </m:e>
-            </m:func>
-          </m:e>
-        </m:nary>
-        <m:r>
-          <w:rPr>
-            <w:rFonts w:ascii="Cambria Math" w:hAnsi="Cambria Math" w:cs="Times New Roman"/>
-            <w:sz w:val="18"/>
-            <w:szCs w:val="18"/>
-          </w:rPr>
-          <m:t>+</m:t>
-        </m:r>
-        <m:sSub>
-          <m:sSubPr>
-            <m:ctrlPr>
-              <w:rPr>
-                <w:rFonts w:ascii="Cambria Math" w:hAnsi="Cambria Math" w:cs="Times New Roman"/>
-                <w:i/>
-                <w:sz w:val="18"/>
-                <w:szCs w:val="18"/>
-                <w:lang w:val="en"/>
-              </w:rPr>
-            </m:ctrlPr>
-          </m:sSubPr>
-          <m:e>
-            <m:r>
-              <w:rPr>
-                <w:rFonts w:ascii="Cambria Math" w:hAnsi="Cambria Math" w:cs="Times New Roman"/>
-                <w:sz w:val="18"/>
-                <w:szCs w:val="18"/>
-                <w:lang w:val="en"/>
-              </w:rPr>
-              <m:t>λ</m:t>
-            </m:r>
-          </m:e>
-          <m:sub>
-            <m:r>
-              <w:rPr>
-                <w:rFonts w:ascii="Cambria Math" w:hAnsi="Cambria Math" w:cs="Times New Roman"/>
-                <w:sz w:val="18"/>
-                <w:szCs w:val="18"/>
-                <w:lang w:val="en"/>
-              </w:rPr>
-              <m:t>1</m:t>
-            </m:r>
-          </m:sub>
-        </m:sSub>
-        <m:sSup>
-          <m:sSupPr>
-            <m:ctrlPr>
-              <w:rPr>
-                <w:rFonts w:ascii="Cambria Math" w:hAnsi="Cambria Math" w:cs="Times New Roman"/>
-                <w:i/>
-                <w:sz w:val="18"/>
-                <w:szCs w:val="18"/>
-                <w:lang w:val="en"/>
-              </w:rPr>
-            </m:ctrlPr>
-          </m:sSupPr>
-          <m:e>
-            <m:r>
-              <w:rPr>
-                <w:rFonts w:ascii="Cambria Math" w:hAnsi="Cambria Math" w:cs="Times New Roman"/>
-                <w:sz w:val="18"/>
-                <w:szCs w:val="18"/>
-                <w:lang w:val="en"/>
-              </w:rPr>
-              <m:t>∥h-</m:t>
-            </m:r>
-            <m:r>
-              <w:rPr>
-                <w:rFonts w:ascii="Cambria Math" w:hAnsi="Cambria Math" w:cs="Times New Roman"/>
-                <w:sz w:val="18"/>
-                <w:szCs w:val="18"/>
-              </w:rPr>
-              <m:t>Attention</m:t>
-            </m:r>
-            <m:d>
-              <m:dPr>
-                <m:ctrlPr>
-                  <w:rPr>
-                    <w:rFonts w:ascii="Cambria Math" w:hAnsi="Cambria Math" w:cs="Times New Roman"/>
-                    <w:i/>
-                    <w:sz w:val="18"/>
-                    <w:szCs w:val="18"/>
-                  </w:rPr>
-                </m:ctrlPr>
-              </m:dPr>
-              <m:e>
-                <m:r>
-                  <w:rPr>
-                    <w:rFonts w:ascii="Cambria Math" w:hAnsi="Cambria Math" w:cs="Times New Roman"/>
-                    <w:sz w:val="18"/>
-                    <w:szCs w:val="18"/>
-                  </w:rPr>
-                  <m:t>h,M</m:t>
-                </m:r>
-              </m:e>
-            </m:d>
-            <m:r>
-              <w:rPr>
-                <w:rFonts w:ascii="Cambria Math" w:hAnsi="Cambria Math" w:cs="Times New Roman"/>
-                <w:sz w:val="18"/>
-                <w:szCs w:val="18"/>
-                <w:lang w:val="en"/>
-              </w:rPr>
-              <m:t>∥</m:t>
-            </m:r>
-          </m:e>
-          <m:sup>
-            <m:r>
-              <w:rPr>
-                <w:rFonts w:ascii="Cambria Math" w:hAnsi="Cambria Math" w:cs="Times New Roman"/>
-                <w:sz w:val="18"/>
-                <w:szCs w:val="18"/>
-                <w:lang w:val="en"/>
-              </w:rPr>
-              <m:t>2</m:t>
-            </m:r>
-          </m:sup>
-        </m:sSup>
-        <m:r>
-          <w:rPr>
-            <w:rFonts w:ascii="Cambria Math" w:hAnsi="Cambria Math" w:cs="Times New Roman"/>
-            <w:sz w:val="18"/>
-            <w:szCs w:val="18"/>
-            <w:lang w:val="en"/>
-          </w:rPr>
-          <m:t>+</m:t>
-        </m:r>
-        <m:sSub>
-          <m:sSubPr>
-            <m:ctrlPr>
-              <w:rPr>
-                <w:rFonts w:ascii="Cambria Math" w:hAnsi="Cambria Math" w:cs="Times New Roman"/>
-                <w:i/>
-                <w:sz w:val="18"/>
-                <w:szCs w:val="18"/>
-                <w:lang w:val="en"/>
-              </w:rPr>
-            </m:ctrlPr>
-          </m:sSubPr>
-          <m:e>
-            <m:r>
-              <w:rPr>
-                <w:rFonts w:ascii="Cambria Math" w:hAnsi="Cambria Math" w:cs="Times New Roman"/>
-                <w:sz w:val="18"/>
-                <w:szCs w:val="18"/>
-                <w:lang w:val="en"/>
-              </w:rPr>
-              <m:t>λ</m:t>
-            </m:r>
-          </m:e>
-          <m:sub>
-            <m:r>
-              <w:rPr>
-                <w:rFonts w:ascii="Cambria Math" w:hAnsi="Cambria Math" w:cs="Times New Roman"/>
-                <w:sz w:val="18"/>
-                <w:szCs w:val="18"/>
-                <w:lang w:val="en"/>
-              </w:rPr>
-              <m:t>2</m:t>
-            </m:r>
-          </m:sub>
-        </m:sSub>
-        <m:f>
-          <m:fPr>
-            <m:ctrlPr>
-              <w:rPr>
-                <w:rFonts w:ascii="Cambria Math" w:hAnsi="Cambria Math" w:cs="Times New Roman"/>
-                <w:i/>
-                <w:sz w:val="18"/>
-                <w:szCs w:val="18"/>
-                <w:lang w:val="en"/>
-              </w:rPr>
-            </m:ctrlPr>
-          </m:fPr>
-          <m:num>
-            <m:r>
-              <w:rPr>
-                <w:rFonts w:ascii="Cambria Math" w:hAnsi="Cambria Math" w:cs="Times New Roman"/>
-                <w:sz w:val="18"/>
-                <w:szCs w:val="18"/>
-                <w:lang w:val="en"/>
-              </w:rPr>
-              <m:t>1</m:t>
-            </m:r>
-          </m:num>
-          <m:den>
-            <m:r>
-              <w:rPr>
-                <w:rFonts w:ascii="Cambria Math" w:hAnsi="Cambria Math" w:cs="Times New Roman"/>
-                <w:sz w:val="18"/>
-                <w:szCs w:val="18"/>
-                <w:lang w:val="en"/>
-              </w:rPr>
-              <m:t>L</m:t>
-            </m:r>
-          </m:den>
-        </m:f>
-        <m:nary>
-          <m:naryPr>
-            <m:chr m:val="∑"/>
-            <m:limLoc m:val="undOvr"/>
-            <m:ctrlPr>
-              <w:rPr>
-                <w:rFonts w:ascii="Cambria Math" w:hAnsi="Cambria Math" w:cs="Times New Roman"/>
-                <w:i/>
-                <w:sz w:val="18"/>
-                <w:szCs w:val="18"/>
-              </w:rPr>
-            </m:ctrlPr>
-          </m:naryPr>
-          <m:sub>
-            <m:r>
-              <w:rPr>
-                <w:rFonts w:ascii="Cambria Math" w:hAnsi="Cambria Math" w:cs="Times New Roman"/>
-                <w:sz w:val="18"/>
-                <w:szCs w:val="18"/>
-              </w:rPr>
-              <m:t>l=1</m:t>
-            </m:r>
-          </m:sub>
-          <m:sup>
-            <m:r>
-              <w:rPr>
-                <w:rFonts w:ascii="Cambria Math" w:hAnsi="Cambria Math" w:cs="Times New Roman"/>
-                <w:sz w:val="18"/>
-                <w:szCs w:val="18"/>
-              </w:rPr>
-              <m:t>L</m:t>
-            </m:r>
-          </m:sup>
-          <m:e>
-            <m:sSub>
-              <m:sSubPr>
-                <m:ctrlPr>
-                  <w:rPr>
-                    <w:rFonts w:ascii="Cambria Math" w:hAnsi="Cambria Math" w:cs="Times New Roman"/>
-                    <w:i/>
-                    <w:sz w:val="18"/>
-                    <w:szCs w:val="18"/>
-                  </w:rPr>
-                </m:ctrlPr>
-              </m:sSubPr>
-              <m:e>
-                <m:r>
-                  <w:rPr>
-                    <w:rFonts w:ascii="Cambria Math" w:hAnsi="Cambria Math" w:cs="Times New Roman"/>
-                    <w:sz w:val="18"/>
-                    <w:szCs w:val="18"/>
-                  </w:rPr>
-                  <m:t>λ</m:t>
-                </m:r>
-              </m:e>
-              <m:sub>
-                <m:r>
-                  <w:rPr>
-                    <w:rFonts w:ascii="Cambria Math" w:hAnsi="Cambria Math" w:cs="Times New Roman"/>
-                    <w:sz w:val="18"/>
-                    <w:szCs w:val="18"/>
-                  </w:rPr>
-                  <m:t>l</m:t>
-                </m:r>
-              </m:sub>
-            </m:sSub>
-          </m:e>
-        </m:nary>
-        <m:r>
-          <m:rPr>
-            <m:scr m:val="double-struck"/>
-          </m:rPr>
-          <w:rPr>
-            <w:rFonts w:ascii="Cambria Math" w:hAnsi="Cambria Math" w:cs="Times New Roman"/>
-            <w:sz w:val="18"/>
-            <w:szCs w:val="18"/>
-          </w:rPr>
-          <m:t>E</m:t>
-        </m:r>
-        <m:d>
-          <m:dPr>
-            <m:begChr m:val="["/>
-            <m:endChr m:val="]"/>
-            <m:ctrlPr>
-              <w:rPr>
-                <w:rFonts w:ascii="Cambria Math" w:hAnsi="Cambria Math" w:cs="Times New Roman"/>
-                <w:i/>
-                <w:sz w:val="18"/>
-                <w:szCs w:val="18"/>
-              </w:rPr>
-            </m:ctrlPr>
-          </m:dPr>
-          <m:e>
+            <m:r>
+              <m:rPr>
+                <m:scr m:val="double-struck"/>
+              </m:rPr>
+              <w:rPr>
+                <w:rFonts w:ascii="Cambria Math" w:hAnsi="Cambria Math" w:cs="Times New Roman"/>
+                <w:sz w:val="18"/>
+                <w:szCs w:val="18"/>
+              </w:rPr>
+              <m:t>E[</m:t>
+            </m:r>
             <m:f>
               <m:fPr>
                 <m:ctrlPr>
@@ -10402,10 +9207,10 @@
                         <w:sz w:val="18"/>
                         <w:szCs w:val="18"/>
                       </w:rPr>
-                      <m:t>∥sg</m:t>
+                      <m:t>∥sg(</m:t>
                     </m:r>
-                    <m:d>
-                      <m:dPr>
+                    <m:sSub>
+                      <m:sSubPr>
                         <m:ctrlPr>
                           <w:rPr>
                             <w:rFonts w:ascii="Cambria Math" w:hAnsi="Cambria Math" w:cs="Times New Roman"/>
@@ -10414,8 +9219,1051 @@
                             <w:szCs w:val="18"/>
                           </w:rPr>
                         </m:ctrlPr>
-                      </m:dPr>
+                      </m:sSubPr>
                       <m:e>
+                        <m:r>
+                          <w:rPr>
+                            <w:rFonts w:ascii="Cambria Math" w:hAnsi="Cambria Math" w:cs="Times New Roman"/>
+                            <w:sz w:val="18"/>
+                            <w:szCs w:val="18"/>
+                          </w:rPr>
+                          <m:t>h</m:t>
+                        </m:r>
+                      </m:e>
+                      <m:sub>
+                        <m:r>
+                          <w:rPr>
+                            <w:rFonts w:ascii="Cambria Math" w:hAnsi="Cambria Math" w:cs="Times New Roman"/>
+                            <w:sz w:val="18"/>
+                            <w:szCs w:val="18"/>
+                          </w:rPr>
+                          <m:t>l</m:t>
+                        </m:r>
+                      </m:sub>
+                    </m:sSub>
+                    <m:r>
+                      <w:rPr>
+                        <w:rFonts w:ascii="Cambria Math" w:hAnsi="Cambria Math" w:cs="Times New Roman"/>
+                        <w:sz w:val="18"/>
+                        <w:szCs w:val="18"/>
+                      </w:rPr>
+                      <m:t>)∥</m:t>
+                    </m:r>
+                  </m:e>
+                  <m:sup>
+                    <m:r>
+                      <w:rPr>
+                        <w:rFonts w:ascii="Cambria Math" w:hAnsi="Cambria Math" w:cs="Times New Roman"/>
+                        <w:sz w:val="18"/>
+                        <w:szCs w:val="18"/>
+                      </w:rPr>
+                      <m:t>2</m:t>
+                    </m:r>
+                  </m:sup>
+                </m:sSup>
+                <m:r>
+                  <w:rPr>
+                    <w:rFonts w:ascii="Cambria Math" w:hAnsi="Cambria Math" w:cs="Times New Roman"/>
+                    <w:sz w:val="18"/>
+                    <w:szCs w:val="18"/>
+                  </w:rPr>
+                  <m:t>+ϵ</m:t>
+                </m:r>
+              </m:den>
+            </m:f>
+            <m:r>
+              <w:rPr>
+                <w:rFonts w:ascii="Cambria Math" w:hAnsi="Cambria Math" w:cs="Times New Roman"/>
+                <w:sz w:val="18"/>
+                <w:szCs w:val="18"/>
+              </w:rPr>
+              <m:t>]</m:t>
+            </m:r>
+          </m:e>
+        </m:nary>
+      </m:oMath>
+      <w:r>
+        <w:rPr>
+          <w:rFonts w:ascii="Times New Roman" w:hAnsi="Times New Roman" w:cs="Times New Roman" w:hint="eastAsia"/>
+          <w:sz w:val="18"/>
+          <w:szCs w:val="18"/>
+        </w:rPr>
+        <w:t xml:space="preserve">. Moreover, we can even define the Dynamics Profile </w:t>
+      </w:r>
+      <m:oMath>
+        <m:r>
+          <w:rPr>
+            <w:rFonts w:ascii="Cambria Math" w:hAnsi="Cambria Math" w:cs="Times New Roman"/>
+            <w:sz w:val="18"/>
+            <w:szCs w:val="18"/>
+          </w:rPr>
+          <m:t>D</m:t>
+        </m:r>
+      </m:oMath>
+      <w:r>
+        <w:rPr>
+          <w:rFonts w:ascii="Times New Roman" w:hAnsi="Times New Roman" w:cs="Times New Roman" w:hint="eastAsia"/>
+          <w:sz w:val="18"/>
+          <w:szCs w:val="18"/>
+        </w:rPr>
+        <w:t xml:space="preserve">, as a series of </w:t>
+      </w:r>
+      <m:oMath>
+        <m:sSub>
+          <m:sSubPr>
+            <m:ctrlPr>
+              <w:rPr>
+                <w:rFonts w:ascii="Cambria Math" w:hAnsi="Cambria Math" w:cs="Times New Roman"/>
+                <w:i/>
+                <w:sz w:val="18"/>
+                <w:szCs w:val="18"/>
+              </w:rPr>
+            </m:ctrlPr>
+          </m:sSubPr>
+          <m:e>
+            <m:r>
+              <w:rPr>
+                <w:rFonts w:ascii="Cambria Math" w:hAnsi="Cambria Math" w:cs="Times New Roman"/>
+                <w:sz w:val="18"/>
+                <w:szCs w:val="18"/>
+              </w:rPr>
+              <m:t>IDSI</m:t>
+            </m:r>
+          </m:e>
+          <m:sub>
+            <m:r>
+              <w:rPr>
+                <w:rFonts w:ascii="Cambria Math" w:hAnsi="Cambria Math" w:cs="Times New Roman"/>
+                <w:sz w:val="18"/>
+                <w:szCs w:val="18"/>
+              </w:rPr>
+              <m:t>l</m:t>
+            </m:r>
+          </m:sub>
+        </m:sSub>
+      </m:oMath>
+      <w:r>
+        <w:rPr>
+          <w:rFonts w:ascii="Times New Roman" w:hAnsi="Times New Roman" w:cs="Times New Roman" w:hint="eastAsia"/>
+          <w:sz w:val="18"/>
+          <w:szCs w:val="18"/>
+        </w:rPr>
+        <w:t xml:space="preserve"> for each transformer. (</w:t>
+      </w:r>
+      <m:oMath>
+        <m:r>
+          <w:rPr>
+            <w:rFonts w:ascii="Cambria Math" w:hAnsi="Cambria Math" w:cs="Times New Roman"/>
+            <w:sz w:val="18"/>
+            <w:szCs w:val="18"/>
+          </w:rPr>
+          <m:t>D=[</m:t>
+        </m:r>
+        <m:sSub>
+          <m:sSubPr>
+            <m:ctrlPr>
+              <w:rPr>
+                <w:rFonts w:ascii="Cambria Math" w:hAnsi="Cambria Math" w:cs="Times New Roman"/>
+                <w:i/>
+                <w:sz w:val="18"/>
+                <w:szCs w:val="18"/>
+              </w:rPr>
+            </m:ctrlPr>
+          </m:sSubPr>
+          <m:e>
+            <m:r>
+              <w:rPr>
+                <w:rFonts w:ascii="Cambria Math" w:hAnsi="Cambria Math" w:cs="Times New Roman"/>
+                <w:sz w:val="18"/>
+                <w:szCs w:val="18"/>
+              </w:rPr>
+              <m:t>IDSI</m:t>
+            </m:r>
+          </m:e>
+          <m:sub>
+            <m:r>
+              <w:rPr>
+                <w:rFonts w:ascii="Cambria Math" w:hAnsi="Cambria Math" w:cs="Times New Roman"/>
+                <w:sz w:val="18"/>
+                <w:szCs w:val="18"/>
+              </w:rPr>
+              <m:t>1</m:t>
+            </m:r>
+          </m:sub>
+        </m:sSub>
+        <m:r>
+          <w:rPr>
+            <w:rFonts w:ascii="Cambria Math" w:hAnsi="Cambria Math" w:cs="Times New Roman"/>
+            <w:sz w:val="18"/>
+            <w:szCs w:val="18"/>
+          </w:rPr>
+          <m:t xml:space="preserve">, </m:t>
+        </m:r>
+        <m:sSub>
+          <m:sSubPr>
+            <m:ctrlPr>
+              <w:rPr>
+                <w:rFonts w:ascii="Cambria Math" w:hAnsi="Cambria Math" w:cs="Times New Roman"/>
+                <w:i/>
+                <w:sz w:val="18"/>
+                <w:szCs w:val="18"/>
+              </w:rPr>
+            </m:ctrlPr>
+          </m:sSubPr>
+          <m:e>
+            <m:r>
+              <w:rPr>
+                <w:rFonts w:ascii="Cambria Math" w:hAnsi="Cambria Math" w:cs="Times New Roman"/>
+                <w:sz w:val="18"/>
+                <w:szCs w:val="18"/>
+              </w:rPr>
+              <m:t>IDSI</m:t>
+            </m:r>
+          </m:e>
+          <m:sub>
+            <m:r>
+              <w:rPr>
+                <w:rFonts w:ascii="Cambria Math" w:hAnsi="Cambria Math" w:cs="Times New Roman"/>
+                <w:sz w:val="18"/>
+                <w:szCs w:val="18"/>
+              </w:rPr>
+              <m:t>2</m:t>
+            </m:r>
+          </m:sub>
+        </m:sSub>
+        <m:r>
+          <w:rPr>
+            <w:rFonts w:ascii="Cambria Math" w:hAnsi="Cambria Math" w:cs="Times New Roman"/>
+            <w:sz w:val="18"/>
+            <w:szCs w:val="18"/>
+          </w:rPr>
+          <m:t xml:space="preserve">,…, </m:t>
+        </m:r>
+        <m:sSub>
+          <m:sSubPr>
+            <m:ctrlPr>
+              <w:rPr>
+                <w:rFonts w:ascii="Cambria Math" w:hAnsi="Cambria Math" w:cs="Times New Roman"/>
+                <w:i/>
+                <w:sz w:val="18"/>
+                <w:szCs w:val="18"/>
+              </w:rPr>
+            </m:ctrlPr>
+          </m:sSubPr>
+          <m:e>
+            <m:r>
+              <w:rPr>
+                <w:rFonts w:ascii="Cambria Math" w:hAnsi="Cambria Math" w:cs="Times New Roman"/>
+                <w:sz w:val="18"/>
+                <w:szCs w:val="18"/>
+              </w:rPr>
+              <m:t>IDSI</m:t>
+            </m:r>
+          </m:e>
+          <m:sub>
+            <m:r>
+              <w:rPr>
+                <w:rFonts w:ascii="Cambria Math" w:hAnsi="Cambria Math" w:cs="Times New Roman"/>
+                <w:sz w:val="18"/>
+                <w:szCs w:val="18"/>
+              </w:rPr>
+              <m:t>L</m:t>
+            </m:r>
+          </m:sub>
+        </m:sSub>
+        <m:r>
+          <w:rPr>
+            <w:rFonts w:ascii="Cambria Math" w:hAnsi="Cambria Math" w:cs="Times New Roman"/>
+            <w:sz w:val="18"/>
+            <w:szCs w:val="18"/>
+          </w:rPr>
+          <m:t>]</m:t>
+        </m:r>
+      </m:oMath>
+      <w:r>
+        <w:rPr>
+          <w:rFonts w:ascii="Times New Roman" w:hAnsi="Times New Roman" w:cs="Times New Roman" w:hint="eastAsia"/>
+          <w:sz w:val="18"/>
+          <w:szCs w:val="18"/>
+        </w:rPr>
+        <w:t xml:space="preserve">), this can be </w:t>
+      </w:r>
+      <w:r>
+        <w:rPr>
+          <w:rFonts w:ascii="Times New Roman" w:hAnsi="Times New Roman" w:cs="Times New Roman"/>
+          <w:sz w:val="18"/>
+          <w:szCs w:val="18"/>
+          <w:lang w:val="en"/>
+        </w:rPr>
+        <w:t>analog</w:t>
+      </w:r>
+      <w:r>
+        <w:rPr>
+          <w:rFonts w:ascii="Times New Roman" w:hAnsi="Times New Roman" w:cs="Times New Roman"/>
+          <w:sz w:val="18"/>
+          <w:szCs w:val="18"/>
+          <w:lang w:val="en"/>
+        </w:rPr>
+        <w:t>ized</w:t>
+      </w:r>
+      <w:r>
+        <w:rPr>
+          <w:rFonts w:ascii="Times New Roman" w:hAnsi="Times New Roman" w:cs="Times New Roman" w:hint="eastAsia"/>
+          <w:sz w:val="18"/>
+          <w:szCs w:val="18"/>
+          <w:lang w:val="en"/>
+        </w:rPr>
+        <w:t xml:space="preserve"> as the dynamics fingerprint of Transformer. Therefor, the loss is transformed into: </w:t>
+      </w:r>
+      <m:oMath>
+        <m:r>
+          <w:rPr>
+            <w:rFonts w:ascii="Cambria Math" w:hAnsi="Cambria Math" w:cs="Times New Roman"/>
+            <w:sz w:val="18"/>
+            <w:szCs w:val="18"/>
+          </w:rPr>
+          <m:t>L=</m:t>
+        </m:r>
+        <m:sSub>
+          <m:sSubPr>
+            <m:ctrlPr>
+              <w:rPr>
+                <w:rFonts w:ascii="Cambria Math" w:hAnsi="Cambria Math" w:cs="Times New Roman"/>
+                <w:i/>
+                <w:sz w:val="18"/>
+                <w:szCs w:val="18"/>
+              </w:rPr>
+            </m:ctrlPr>
+          </m:sSubPr>
+          <m:e>
+            <m:r>
+              <w:rPr>
+                <w:rFonts w:ascii="Cambria Math" w:hAnsi="Cambria Math" w:cs="Times New Roman"/>
+                <w:sz w:val="18"/>
+                <w:szCs w:val="18"/>
+              </w:rPr>
+              <m:t>L</m:t>
+            </m:r>
+          </m:e>
+          <m:sub>
+            <m:r>
+              <w:rPr>
+                <w:rFonts w:ascii="Cambria Math" w:hAnsi="Cambria Math" w:cs="Times New Roman"/>
+                <w:sz w:val="18"/>
+                <w:szCs w:val="18"/>
+              </w:rPr>
+              <m:t>CE</m:t>
+            </m:r>
+          </m:sub>
+        </m:sSub>
+        <m:r>
+          <w:rPr>
+            <w:rFonts w:ascii="Cambria Math" w:hAnsi="Cambria Math" w:cs="Times New Roman"/>
+            <w:sz w:val="18"/>
+            <w:szCs w:val="18"/>
+          </w:rPr>
+          <m:t>+</m:t>
+        </m:r>
+        <m:sSub>
+          <m:sSubPr>
+            <m:ctrlPr>
+              <w:rPr>
+                <w:rFonts w:ascii="Cambria Math" w:hAnsi="Cambria Math" w:cs="Times New Roman"/>
+                <w:i/>
+                <w:sz w:val="18"/>
+                <w:szCs w:val="18"/>
+              </w:rPr>
+            </m:ctrlPr>
+          </m:sSubPr>
+          <m:e>
+            <m:r>
+              <w:rPr>
+                <w:rFonts w:ascii="Cambria Math" w:hAnsi="Cambria Math" w:cs="Times New Roman"/>
+                <w:sz w:val="18"/>
+                <w:szCs w:val="18"/>
+              </w:rPr>
+              <m:t>λ</m:t>
+            </m:r>
+          </m:e>
+          <m:sub>
+            <m:r>
+              <w:rPr>
+                <w:rFonts w:ascii="Cambria Math" w:hAnsi="Cambria Math" w:cs="Times New Roman"/>
+                <w:sz w:val="18"/>
+                <w:szCs w:val="18"/>
+              </w:rPr>
+              <m:t>1</m:t>
+            </m:r>
+          </m:sub>
+        </m:sSub>
+        <m:sSub>
+          <m:sSubPr>
+            <m:ctrlPr>
+              <w:rPr>
+                <w:rFonts w:ascii="Cambria Math" w:hAnsi="Cambria Math" w:cs="Times New Roman"/>
+                <w:i/>
+                <w:sz w:val="18"/>
+                <w:szCs w:val="18"/>
+              </w:rPr>
+            </m:ctrlPr>
+          </m:sSubPr>
+          <m:e>
+            <m:r>
+              <w:rPr>
+                <w:rFonts w:ascii="Cambria Math" w:hAnsi="Cambria Math" w:cs="Times New Roman"/>
+                <w:sz w:val="18"/>
+                <w:szCs w:val="18"/>
+              </w:rPr>
+              <m:t>L</m:t>
+            </m:r>
+          </m:e>
+          <m:sub>
+            <m:r>
+              <w:rPr>
+                <w:rFonts w:ascii="Cambria Math" w:hAnsi="Cambria Math" w:cs="Times New Roman"/>
+                <w:sz w:val="18"/>
+                <w:szCs w:val="18"/>
+              </w:rPr>
+              <m:t>fp</m:t>
+            </m:r>
+          </m:sub>
+        </m:sSub>
+        <m:r>
+          <w:rPr>
+            <w:rFonts w:ascii="Cambria Math" w:hAnsi="Cambria Math" w:cs="Times New Roman"/>
+            <w:sz w:val="18"/>
+            <w:szCs w:val="18"/>
+          </w:rPr>
+          <m:t>+</m:t>
+        </m:r>
+        <m:sSub>
+          <m:sSubPr>
+            <m:ctrlPr>
+              <w:rPr>
+                <w:rFonts w:ascii="Cambria Math" w:hAnsi="Cambria Math" w:cs="Times New Roman"/>
+                <w:i/>
+                <w:sz w:val="18"/>
+                <w:szCs w:val="18"/>
+              </w:rPr>
+            </m:ctrlPr>
+          </m:sSubPr>
+          <m:e>
+            <m:r>
+              <w:rPr>
+                <w:rFonts w:ascii="Cambria Math" w:hAnsi="Cambria Math" w:cs="Times New Roman"/>
+                <w:sz w:val="18"/>
+                <w:szCs w:val="18"/>
+              </w:rPr>
+              <m:t>λ</m:t>
+            </m:r>
+          </m:e>
+          <m:sub>
+            <m:r>
+              <w:rPr>
+                <w:rFonts w:ascii="Cambria Math" w:hAnsi="Cambria Math" w:cs="Times New Roman"/>
+                <w:sz w:val="18"/>
+                <w:szCs w:val="18"/>
+              </w:rPr>
+              <m:t>2</m:t>
+            </m:r>
+          </m:sub>
+        </m:sSub>
+        <m:sSub>
+          <m:sSubPr>
+            <m:ctrlPr>
+              <w:rPr>
+                <w:rFonts w:ascii="Cambria Math" w:hAnsi="Cambria Math" w:cs="Times New Roman"/>
+                <w:i/>
+                <w:sz w:val="18"/>
+                <w:szCs w:val="18"/>
+              </w:rPr>
+            </m:ctrlPr>
+          </m:sSubPr>
+          <m:e>
+            <m:r>
+              <w:rPr>
+                <w:rFonts w:ascii="Cambria Math" w:hAnsi="Cambria Math" w:cs="Times New Roman"/>
+                <w:sz w:val="18"/>
+                <w:szCs w:val="18"/>
+              </w:rPr>
+              <m:t>L</m:t>
+            </m:r>
+          </m:e>
+          <m:sub>
+            <m:r>
+              <w:rPr>
+                <w:rFonts w:ascii="Cambria Math" w:hAnsi="Cambria Math" w:cs="Times New Roman"/>
+                <w:sz w:val="18"/>
+                <w:szCs w:val="18"/>
+              </w:rPr>
+              <m:t>IDSI</m:t>
+            </m:r>
+          </m:sub>
+        </m:sSub>
+        <m:r>
+          <w:rPr>
+            <w:rFonts w:ascii="Cambria Math" w:hAnsi="Cambria Math" w:cs="Times New Roman"/>
+            <w:sz w:val="18"/>
+            <w:szCs w:val="18"/>
+          </w:rPr>
+          <m:t>+β</m:t>
+        </m:r>
+        <m:sSub>
+          <m:sSubPr>
+            <m:ctrlPr>
+              <w:rPr>
+                <w:rFonts w:ascii="Cambria Math" w:hAnsi="Cambria Math" w:cs="Times New Roman"/>
+                <w:i/>
+                <w:sz w:val="18"/>
+                <w:szCs w:val="18"/>
+              </w:rPr>
+            </m:ctrlPr>
+          </m:sSubPr>
+          <m:e>
+            <m:r>
+              <w:rPr>
+                <w:rFonts w:ascii="Cambria Math" w:hAnsi="Cambria Math" w:cs="Times New Roman"/>
+                <w:sz w:val="18"/>
+                <w:szCs w:val="18"/>
+              </w:rPr>
+              <m:t>L</m:t>
+            </m:r>
+          </m:e>
+          <m:sub>
+            <m:r>
+              <w:rPr>
+                <w:rFonts w:ascii="Cambria Math" w:hAnsi="Cambria Math" w:cs="Times New Roman"/>
+                <w:sz w:val="18"/>
+                <w:szCs w:val="18"/>
+              </w:rPr>
+              <m:t>mean</m:t>
+            </m:r>
+          </m:sub>
+        </m:sSub>
+        <m:r>
+          <w:rPr>
+            <w:rFonts w:ascii="Cambria Math" w:hAnsi="Cambria Math" w:cs="Times New Roman"/>
+            <w:sz w:val="18"/>
+            <w:szCs w:val="18"/>
+          </w:rPr>
+          <m:t>=-</m:t>
+        </m:r>
+        <m:nary>
+          <m:naryPr>
+            <m:chr m:val="∑"/>
+            <m:limLoc m:val="subSup"/>
+            <m:supHide m:val="1"/>
+            <m:ctrlPr>
+              <w:rPr>
+                <w:rFonts w:ascii="Cambria Math" w:hAnsi="Cambria Math" w:cs="Times New Roman"/>
+                <w:i/>
+                <w:sz w:val="18"/>
+                <w:szCs w:val="18"/>
+              </w:rPr>
+            </m:ctrlPr>
+          </m:naryPr>
+          <m:sub>
+            <m:r>
+              <w:rPr>
+                <w:rFonts w:ascii="Cambria Math" w:hAnsi="Cambria Math" w:cs="Times New Roman"/>
+                <w:sz w:val="18"/>
+                <w:szCs w:val="18"/>
+              </w:rPr>
+              <m:t>t</m:t>
+            </m:r>
+          </m:sub>
+          <m:sup/>
+          <m:e>
+            <m:func>
+              <m:funcPr>
+                <m:ctrlPr>
+                  <w:rPr>
+                    <w:rFonts w:ascii="Cambria Math" w:hAnsi="Cambria Math" w:cs="Times New Roman"/>
+                    <w:i/>
+                    <w:sz w:val="18"/>
+                    <w:szCs w:val="18"/>
+                  </w:rPr>
+                </m:ctrlPr>
+              </m:funcPr>
+              <m:fName>
+                <m:r>
+                  <m:rPr>
+                    <m:sty m:val="p"/>
+                  </m:rPr>
+                  <w:rPr>
+                    <w:rFonts w:ascii="Cambria Math" w:hAnsi="Cambria Math" w:cs="Times New Roman"/>
+                    <w:sz w:val="18"/>
+                    <w:szCs w:val="18"/>
+                  </w:rPr>
+                  <m:t>log</m:t>
+                </m:r>
+              </m:fName>
+              <m:e>
+                <m:r>
+                  <w:rPr>
+                    <w:rFonts w:ascii="Cambria Math" w:hAnsi="Cambria Math" w:cs="Times New Roman"/>
+                    <w:sz w:val="18"/>
+                    <w:szCs w:val="18"/>
+                  </w:rPr>
+                  <m:t>p</m:t>
+                </m:r>
+                <m:d>
+                  <m:dPr>
+                    <m:ctrlPr>
+                      <w:rPr>
+                        <w:rFonts w:ascii="Cambria Math" w:hAnsi="Cambria Math" w:cs="Times New Roman"/>
+                        <w:i/>
+                        <w:sz w:val="18"/>
+                        <w:szCs w:val="18"/>
+                      </w:rPr>
+                    </m:ctrlPr>
+                  </m:dPr>
+                  <m:e>
+                    <m:sSub>
+                      <m:sSubPr>
+                        <m:ctrlPr>
+                          <w:rPr>
+                            <w:rFonts w:ascii="Cambria Math" w:hAnsi="Cambria Math" w:cs="Times New Roman"/>
+                            <w:i/>
+                            <w:sz w:val="18"/>
+                            <w:szCs w:val="18"/>
+                          </w:rPr>
+                        </m:ctrlPr>
+                      </m:sSubPr>
+                      <m:e>
+                        <m:r>
+                          <w:rPr>
+                            <w:rFonts w:ascii="Cambria Math" w:hAnsi="Cambria Math" w:cs="Times New Roman"/>
+                            <w:sz w:val="18"/>
+                            <w:szCs w:val="18"/>
+                          </w:rPr>
+                          <m:t>x</m:t>
+                        </m:r>
+                      </m:e>
+                      <m:sub>
+                        <m:r>
+                          <w:rPr>
+                            <w:rFonts w:ascii="Cambria Math" w:hAnsi="Cambria Math" w:cs="Times New Roman"/>
+                            <w:sz w:val="18"/>
+                            <w:szCs w:val="18"/>
+                          </w:rPr>
+                          <m:t>t</m:t>
+                        </m:r>
+                      </m:sub>
+                    </m:sSub>
+                  </m:e>
+                  <m:e>
+                    <m:sSub>
+                      <m:sSubPr>
+                        <m:ctrlPr>
+                          <w:rPr>
+                            <w:rFonts w:ascii="Cambria Math" w:hAnsi="Cambria Math" w:cs="Times New Roman"/>
+                            <w:i/>
+                            <w:sz w:val="18"/>
+                            <w:szCs w:val="18"/>
+                          </w:rPr>
+                        </m:ctrlPr>
+                      </m:sSubPr>
+                      <m:e>
+                        <m:r>
+                          <w:rPr>
+                            <w:rFonts w:ascii="Cambria Math" w:hAnsi="Cambria Math" w:cs="Times New Roman"/>
+                            <w:sz w:val="18"/>
+                            <w:szCs w:val="18"/>
+                          </w:rPr>
+                          <m:t>x</m:t>
+                        </m:r>
+                      </m:e>
+                      <m:sub>
+                        <m:r>
+                          <w:rPr>
+                            <w:rFonts w:ascii="Cambria Math" w:hAnsi="Cambria Math" w:cs="Times New Roman"/>
+                            <w:sz w:val="18"/>
+                            <w:szCs w:val="18"/>
+                          </w:rPr>
+                          <m:t>&lt;t</m:t>
+                        </m:r>
+                      </m:sub>
+                    </m:sSub>
+                  </m:e>
+                </m:d>
+              </m:e>
+            </m:func>
+          </m:e>
+        </m:nary>
+        <m:r>
+          <w:rPr>
+            <w:rFonts w:ascii="Cambria Math" w:hAnsi="Cambria Math" w:cs="Times New Roman"/>
+            <w:sz w:val="18"/>
+            <w:szCs w:val="18"/>
+          </w:rPr>
+          <m:t>+</m:t>
+        </m:r>
+        <m:sSub>
+          <m:sSubPr>
+            <m:ctrlPr>
+              <w:rPr>
+                <w:rFonts w:ascii="Cambria Math" w:hAnsi="Cambria Math" w:cs="Times New Roman"/>
+                <w:i/>
+                <w:sz w:val="18"/>
+                <w:szCs w:val="18"/>
+                <w:lang w:val="en"/>
+              </w:rPr>
+            </m:ctrlPr>
+          </m:sSubPr>
+          <m:e>
+            <m:r>
+              <w:rPr>
+                <w:rFonts w:ascii="Cambria Math" w:hAnsi="Cambria Math" w:cs="Times New Roman"/>
+                <w:sz w:val="18"/>
+                <w:szCs w:val="18"/>
+                <w:lang w:val="en"/>
+              </w:rPr>
+              <m:t>λ</m:t>
+            </m:r>
+          </m:e>
+          <m:sub>
+            <m:r>
+              <w:rPr>
+                <w:rFonts w:ascii="Cambria Math" w:hAnsi="Cambria Math" w:cs="Times New Roman"/>
+                <w:sz w:val="18"/>
+                <w:szCs w:val="18"/>
+                <w:lang w:val="en"/>
+              </w:rPr>
+              <m:t>1</m:t>
+            </m:r>
+          </m:sub>
+        </m:sSub>
+        <m:sSup>
+          <m:sSupPr>
+            <m:ctrlPr>
+              <w:rPr>
+                <w:rFonts w:ascii="Cambria Math" w:hAnsi="Cambria Math" w:cs="Times New Roman"/>
+                <w:i/>
+                <w:sz w:val="18"/>
+                <w:szCs w:val="18"/>
+                <w:lang w:val="en"/>
+              </w:rPr>
+            </m:ctrlPr>
+          </m:sSupPr>
+          <m:e>
+            <m:r>
+              <w:rPr>
+                <w:rFonts w:ascii="Cambria Math" w:hAnsi="Cambria Math" w:cs="Times New Roman"/>
+                <w:sz w:val="18"/>
+                <w:szCs w:val="18"/>
+                <w:lang w:val="en"/>
+              </w:rPr>
+              <m:t>∥h-</m:t>
+            </m:r>
+            <m:r>
+              <w:rPr>
+                <w:rFonts w:ascii="Cambria Math" w:hAnsi="Cambria Math" w:cs="Times New Roman"/>
+                <w:sz w:val="18"/>
+                <w:szCs w:val="18"/>
+              </w:rPr>
+              <m:t>Attention</m:t>
+            </m:r>
+            <m:d>
+              <m:dPr>
+                <m:ctrlPr>
+                  <w:rPr>
+                    <w:rFonts w:ascii="Cambria Math" w:hAnsi="Cambria Math" w:cs="Times New Roman"/>
+                    <w:i/>
+                    <w:sz w:val="18"/>
+                    <w:szCs w:val="18"/>
+                  </w:rPr>
+                </m:ctrlPr>
+              </m:dPr>
+              <m:e>
+                <m:r>
+                  <w:rPr>
+                    <w:rFonts w:ascii="Cambria Math" w:hAnsi="Cambria Math" w:cs="Times New Roman"/>
+                    <w:sz w:val="18"/>
+                    <w:szCs w:val="18"/>
+                  </w:rPr>
+                  <m:t>h,M</m:t>
+                </m:r>
+              </m:e>
+            </m:d>
+            <m:r>
+              <w:rPr>
+                <w:rFonts w:ascii="Cambria Math" w:hAnsi="Cambria Math" w:cs="Times New Roman"/>
+                <w:sz w:val="18"/>
+                <w:szCs w:val="18"/>
+                <w:lang w:val="en"/>
+              </w:rPr>
+              <m:t>∥</m:t>
+            </m:r>
+          </m:e>
+          <m:sup>
+            <m:r>
+              <w:rPr>
+                <w:rFonts w:ascii="Cambria Math" w:hAnsi="Cambria Math" w:cs="Times New Roman"/>
+                <w:sz w:val="18"/>
+                <w:szCs w:val="18"/>
+                <w:lang w:val="en"/>
+              </w:rPr>
+              <m:t>2</m:t>
+            </m:r>
+          </m:sup>
+        </m:sSup>
+        <m:r>
+          <w:rPr>
+            <w:rFonts w:ascii="Cambria Math" w:hAnsi="Cambria Math" w:cs="Times New Roman"/>
+            <w:sz w:val="18"/>
+            <w:szCs w:val="18"/>
+            <w:lang w:val="en"/>
+          </w:rPr>
+          <m:t>+</m:t>
+        </m:r>
+        <m:sSub>
+          <m:sSubPr>
+            <m:ctrlPr>
+              <w:rPr>
+                <w:rFonts w:ascii="Cambria Math" w:hAnsi="Cambria Math" w:cs="Times New Roman"/>
+                <w:i/>
+                <w:sz w:val="18"/>
+                <w:szCs w:val="18"/>
+                <w:lang w:val="en"/>
+              </w:rPr>
+            </m:ctrlPr>
+          </m:sSubPr>
+          <m:e>
+            <m:r>
+              <w:rPr>
+                <w:rFonts w:ascii="Cambria Math" w:hAnsi="Cambria Math" w:cs="Times New Roman"/>
+                <w:sz w:val="18"/>
+                <w:szCs w:val="18"/>
+                <w:lang w:val="en"/>
+              </w:rPr>
+              <m:t>λ</m:t>
+            </m:r>
+          </m:e>
+          <m:sub>
+            <m:r>
+              <w:rPr>
+                <w:rFonts w:ascii="Cambria Math" w:hAnsi="Cambria Math" w:cs="Times New Roman"/>
+                <w:sz w:val="18"/>
+                <w:szCs w:val="18"/>
+                <w:lang w:val="en"/>
+              </w:rPr>
+              <m:t>2</m:t>
+            </m:r>
+          </m:sub>
+        </m:sSub>
+        <m:f>
+          <m:fPr>
+            <m:ctrlPr>
+              <w:rPr>
+                <w:rFonts w:ascii="Cambria Math" w:hAnsi="Cambria Math" w:cs="Times New Roman"/>
+                <w:i/>
+                <w:sz w:val="18"/>
+                <w:szCs w:val="18"/>
+                <w:lang w:val="en"/>
+              </w:rPr>
+            </m:ctrlPr>
+          </m:fPr>
+          <m:num>
+            <m:r>
+              <w:rPr>
+                <w:rFonts w:ascii="Cambria Math" w:hAnsi="Cambria Math" w:cs="Times New Roman"/>
+                <w:sz w:val="18"/>
+                <w:szCs w:val="18"/>
+                <w:lang w:val="en"/>
+              </w:rPr>
+              <m:t>1</m:t>
+            </m:r>
+          </m:num>
+          <m:den>
+            <m:r>
+              <w:rPr>
+                <w:rFonts w:ascii="Cambria Math" w:hAnsi="Cambria Math" w:cs="Times New Roman"/>
+                <w:sz w:val="18"/>
+                <w:szCs w:val="18"/>
+                <w:lang w:val="en"/>
+              </w:rPr>
+              <m:t>L</m:t>
+            </m:r>
+          </m:den>
+        </m:f>
+        <m:nary>
+          <m:naryPr>
+            <m:chr m:val="∑"/>
+            <m:limLoc m:val="undOvr"/>
+            <m:ctrlPr>
+              <w:rPr>
+                <w:rFonts w:ascii="Cambria Math" w:hAnsi="Cambria Math" w:cs="Times New Roman"/>
+                <w:i/>
+                <w:sz w:val="18"/>
+                <w:szCs w:val="18"/>
+              </w:rPr>
+            </m:ctrlPr>
+          </m:naryPr>
+          <m:sub>
+            <m:r>
+              <w:rPr>
+                <w:rFonts w:ascii="Cambria Math" w:hAnsi="Cambria Math" w:cs="Times New Roman"/>
+                <w:sz w:val="18"/>
+                <w:szCs w:val="18"/>
+              </w:rPr>
+              <m:t>l=1</m:t>
+            </m:r>
+          </m:sub>
+          <m:sup>
+            <m:r>
+              <w:rPr>
+                <w:rFonts w:ascii="Cambria Math" w:hAnsi="Cambria Math" w:cs="Times New Roman"/>
+                <w:sz w:val="18"/>
+                <w:szCs w:val="18"/>
+              </w:rPr>
+              <m:t>L</m:t>
+            </m:r>
+          </m:sup>
+          <m:e>
+            <m:r>
+              <m:rPr>
+                <m:scr m:val="double-struck"/>
+              </m:rPr>
+              <w:rPr>
+                <w:rFonts w:ascii="Cambria Math" w:hAnsi="Cambria Math" w:cs="Times New Roman"/>
+                <w:sz w:val="18"/>
+                <w:szCs w:val="18"/>
+              </w:rPr>
+              <m:t>E</m:t>
+            </m:r>
+            <m:d>
+              <m:dPr>
+                <m:begChr m:val="["/>
+                <m:endChr m:val="]"/>
+                <m:ctrlPr>
+                  <w:rPr>
+                    <w:rFonts w:ascii="Cambria Math" w:hAnsi="Cambria Math" w:cs="Times New Roman"/>
+                    <w:i/>
+                    <w:sz w:val="18"/>
+                    <w:szCs w:val="18"/>
+                  </w:rPr>
+                </m:ctrlPr>
+              </m:dPr>
+              <m:e>
+                <m:f>
+                  <m:fPr>
+                    <m:ctrlPr>
+                      <w:rPr>
+                        <w:rFonts w:ascii="Cambria Math" w:hAnsi="Cambria Math" w:cs="Times New Roman"/>
+                        <w:i/>
+                        <w:sz w:val="18"/>
+                        <w:szCs w:val="18"/>
+                      </w:rPr>
+                    </m:ctrlPr>
+                  </m:fPr>
+                  <m:num>
+                    <m:sSup>
+                      <m:sSupPr>
+                        <m:ctrlPr>
+                          <w:rPr>
+                            <w:rFonts w:ascii="Cambria Math" w:hAnsi="Cambria Math" w:cs="Times New Roman"/>
+                            <w:i/>
+                            <w:sz w:val="18"/>
+                            <w:szCs w:val="18"/>
+                          </w:rPr>
+                        </m:ctrlPr>
+                      </m:sSupPr>
+                      <m:e>
+                        <m:r>
+                          <w:rPr>
+                            <w:rFonts w:ascii="Cambria Math" w:hAnsi="Cambria Math" w:cs="Times New Roman"/>
+                            <w:sz w:val="18"/>
+                            <w:szCs w:val="18"/>
+                          </w:rPr>
+                          <m:t>∥</m:t>
+                        </m:r>
+                        <m:sSub>
+                          <m:sSubPr>
+                            <m:ctrlPr>
+                              <w:rPr>
+                                <w:rFonts w:ascii="Cambria Math" w:hAnsi="Cambria Math" w:cs="Times New Roman"/>
+                                <w:i/>
+                                <w:sz w:val="18"/>
+                                <w:szCs w:val="18"/>
+                              </w:rPr>
+                            </m:ctrlPr>
+                          </m:sSubPr>
+                          <m:e>
+                            <m:r>
+                              <w:rPr>
+                                <w:rFonts w:ascii="Cambria Math" w:hAnsi="Cambria Math" w:cs="Times New Roman"/>
+                                <w:sz w:val="18"/>
+                                <w:szCs w:val="18"/>
+                              </w:rPr>
+                              <m:t>f</m:t>
+                            </m:r>
+                          </m:e>
+                          <m:sub>
+                            <m:r>
+                              <w:rPr>
+                                <w:rFonts w:ascii="Cambria Math" w:hAnsi="Cambria Math" w:cs="Times New Roman"/>
+                                <w:sz w:val="18"/>
+                                <w:szCs w:val="18"/>
+                              </w:rPr>
+                              <m:t>l</m:t>
+                            </m:r>
+                          </m:sub>
+                        </m:sSub>
+                        <m:d>
+                          <m:dPr>
+                            <m:ctrlPr>
+                              <w:rPr>
+                                <w:rFonts w:ascii="Cambria Math" w:hAnsi="Cambria Math" w:cs="Times New Roman"/>
+                                <w:i/>
+                                <w:sz w:val="18"/>
+                                <w:szCs w:val="18"/>
+                              </w:rPr>
+                            </m:ctrlPr>
+                          </m:dPr>
+                          <m:e>
+                            <m:sSub>
+                              <m:sSubPr>
+                                <m:ctrlPr>
+                                  <w:rPr>
+                                    <w:rFonts w:ascii="Cambria Math" w:hAnsi="Cambria Math" w:cs="Times New Roman"/>
+                                    <w:i/>
+                                    <w:sz w:val="18"/>
+                                    <w:szCs w:val="18"/>
+                                  </w:rPr>
+                                </m:ctrlPr>
+                              </m:sSubPr>
+                              <m:e>
+                                <m:r>
+                                  <w:rPr>
+                                    <w:rFonts w:ascii="Cambria Math" w:hAnsi="Cambria Math" w:cs="Times New Roman"/>
+                                    <w:sz w:val="18"/>
+                                    <w:szCs w:val="18"/>
+                                  </w:rPr>
+                                  <m:t>h</m:t>
+                                </m:r>
+                              </m:e>
+                              <m:sub>
+                                <m:r>
+                                  <w:rPr>
+                                    <w:rFonts w:ascii="Cambria Math" w:hAnsi="Cambria Math" w:cs="Times New Roman"/>
+                                    <w:sz w:val="18"/>
+                                    <w:szCs w:val="18"/>
+                                  </w:rPr>
+                                  <m:t>l</m:t>
+                                </m:r>
+                              </m:sub>
+                            </m:sSub>
+                          </m:e>
+                        </m:d>
+                        <m:r>
+                          <w:rPr>
+                            <w:rFonts w:ascii="Cambria Math" w:hAnsi="Cambria Math" w:cs="Times New Roman"/>
+                            <w:sz w:val="18"/>
+                            <w:szCs w:val="18"/>
+                          </w:rPr>
+                          <m:t>-</m:t>
+                        </m:r>
                         <m:sSub>
                           <m:sSubPr>
                             <m:ctrlPr>
@@ -10448,40 +10296,128 @@
                             </m:r>
                           </m:sub>
                         </m:sSub>
+                        <m:r>
+                          <w:rPr>
+                            <w:rFonts w:ascii="Cambria Math" w:hAnsi="Cambria Math" w:cs="Times New Roman"/>
+                            <w:sz w:val="18"/>
+                            <w:szCs w:val="18"/>
+                          </w:rPr>
+                          <m:t>∥</m:t>
+                        </m:r>
                       </m:e>
-                    </m:d>
+                      <m:sup>
+                        <m:r>
+                          <w:rPr>
+                            <w:rFonts w:ascii="Cambria Math" w:hAnsi="Cambria Math" w:cs="Times New Roman"/>
+                            <w:sz w:val="18"/>
+                            <w:szCs w:val="18"/>
+                          </w:rPr>
+                          <m:t>2</m:t>
+                        </m:r>
+                      </m:sup>
+                    </m:sSup>
+                  </m:num>
+                  <m:den>
+                    <m:sSup>
+                      <m:sSupPr>
+                        <m:ctrlPr>
+                          <w:rPr>
+                            <w:rFonts w:ascii="Cambria Math" w:hAnsi="Cambria Math" w:cs="Times New Roman"/>
+                            <w:i/>
+                            <w:sz w:val="18"/>
+                            <w:szCs w:val="18"/>
+                          </w:rPr>
+                        </m:ctrlPr>
+                      </m:sSupPr>
+                      <m:e>
+                        <m:r>
+                          <w:rPr>
+                            <w:rFonts w:ascii="Cambria Math" w:hAnsi="Cambria Math" w:cs="Times New Roman"/>
+                            <w:sz w:val="18"/>
+                            <w:szCs w:val="18"/>
+                          </w:rPr>
+                          <m:t>∥sg</m:t>
+                        </m:r>
+                        <m:d>
+                          <m:dPr>
+                            <m:ctrlPr>
+                              <w:rPr>
+                                <w:rFonts w:ascii="Cambria Math" w:hAnsi="Cambria Math" w:cs="Times New Roman"/>
+                                <w:i/>
+                                <w:sz w:val="18"/>
+                                <w:szCs w:val="18"/>
+                              </w:rPr>
+                            </m:ctrlPr>
+                          </m:dPr>
+                          <m:e>
+                            <m:sSub>
+                              <m:sSubPr>
+                                <m:ctrlPr>
+                                  <w:rPr>
+                                    <w:rFonts w:ascii="Cambria Math" w:hAnsi="Cambria Math" w:cs="Times New Roman"/>
+                                    <w:i/>
+                                    <w:sz w:val="18"/>
+                                    <w:szCs w:val="18"/>
+                                  </w:rPr>
+                                </m:ctrlPr>
+                              </m:sSubPr>
+                              <m:e>
+                                <m:r>
+                                  <w:rPr>
+                                    <w:rFonts w:ascii="Cambria Math" w:hAnsi="Cambria Math" w:cs="Times New Roman"/>
+                                    <w:sz w:val="18"/>
+                                    <w:szCs w:val="18"/>
+                                  </w:rPr>
+                                  <m:t>h</m:t>
+                                </m:r>
+                              </m:e>
+                              <m:sub>
+                                <m:r>
+                                  <w:rPr>
+                                    <w:rFonts w:ascii="Cambria Math" w:hAnsi="Cambria Math" w:cs="Times New Roman"/>
+                                    <w:sz w:val="18"/>
+                                    <w:szCs w:val="18"/>
+                                  </w:rPr>
+                                  <m:t>l</m:t>
+                                </m:r>
+                              </m:sub>
+                            </m:sSub>
+                          </m:e>
+                        </m:d>
+                        <m:r>
+                          <w:rPr>
+                            <w:rFonts w:ascii="Cambria Math" w:hAnsi="Cambria Math" w:cs="Times New Roman"/>
+                            <w:sz w:val="18"/>
+                            <w:szCs w:val="18"/>
+                          </w:rPr>
+                          <m:t>∥</m:t>
+                        </m:r>
+                      </m:e>
+                      <m:sup>
+                        <m:r>
+                          <w:rPr>
+                            <w:rFonts w:ascii="Cambria Math" w:hAnsi="Cambria Math" w:cs="Times New Roman"/>
+                            <w:sz w:val="18"/>
+                            <w:szCs w:val="18"/>
+                          </w:rPr>
+                          <m:t>2</m:t>
+                        </m:r>
+                      </m:sup>
+                    </m:sSup>
                     <m:r>
                       <w:rPr>
                         <w:rFonts w:ascii="Cambria Math" w:hAnsi="Cambria Math" w:cs="Times New Roman"/>
                         <w:sz w:val="18"/>
                         <w:szCs w:val="18"/>
                       </w:rPr>
-                      <m:t>∥</m:t>
+                      <m:t>+ϵ</m:t>
                     </m:r>
-                  </m:e>
-                  <m:sup>
-                    <m:r>
-                      <w:rPr>
-                        <w:rFonts w:ascii="Cambria Math" w:hAnsi="Cambria Math" w:cs="Times New Roman"/>
-                        <w:sz w:val="18"/>
-                        <w:szCs w:val="18"/>
-                      </w:rPr>
-                      <m:t>2</m:t>
-                    </m:r>
-                  </m:sup>
-                </m:sSup>
-                <m:r>
-                  <w:rPr>
-                    <w:rFonts w:ascii="Cambria Math" w:hAnsi="Cambria Math" w:cs="Times New Roman"/>
-                    <w:sz w:val="18"/>
-                    <w:szCs w:val="18"/>
-                  </w:rPr>
-                  <m:t>+ϵ</m:t>
-                </m:r>
-              </m:den>
-            </m:f>
+                  </m:den>
+                </m:f>
+              </m:e>
+            </m:d>
           </m:e>
-        </m:d>
+        </m:nary>
         <m:r>
           <w:rPr>
             <w:rFonts w:ascii="Cambria Math" w:hAnsi="Cambria Math" w:cs="Times New Roman"/>
